--- a/pentru-editori/08-obstetrica-si-ginecologie/08-obstetrica-si-ginecologie.docx
+++ b/pentru-editori/08-obstetrica-si-ginecologie/08-obstetrica-si-ginecologie.docx
@@ -18,7 +18,15 @@
         <w:rPr>
           <w:i/>
         </w:rPr>
-        <w:t>Vă rugăm să completați coloanele „Decizie” și „Comentariu” direct în tabele (Aprobat / Respins / Amânat), fără să modificați structura lor. Alăturat: GHID.csv, conținutul integral al ghidului.</w:t>
+        <w:t>Vă rugăm să completați coloanele „Decizie” și „Comentariu” direct în tabele (Aprobat / Respins / Amânat), fără să modificați structura lor.</w:t>
+      </w:r>
+    </w:p>
+    <w:p>
+      <w:r>
+        <w:rPr>
+          <w:i/>
+        </w:rPr>
+        <w:t>Alăturat: GHID.csv, conținutul integral al ghidului, și „Decizii structurale comune”.</w:t>
       </w:r>
     </w:p>
     <w:p>
@@ -64,24 +72,25 @@
         <w:rPr>
           <w:color w:val="1C5D8C"/>
         </w:rPr>
-        <w:t>2. Chestiuni de decis</w:t>
+        <w:t>2. Probleme de decis</w:t>
       </w:r>
     </w:p>
     <w:tbl>
       <w:tblPr>
         <w:tblStyle w:val="LightGrid-Accent1"/>
         <w:tblW w:type="auto" w:w="0"/>
+        <w:tblLayout w:type="fixed"/>
         <w:tblLook w:firstColumn="1" w:firstRow="1" w:lastColumn="0" w:lastRow="0" w:noHBand="0" w:noVBand="1" w:val="04A0"/>
       </w:tblPr>
       <w:tblGrid>
-        <w:gridCol w:w="6400"/>
-        <w:gridCol w:w="2880"/>
-        <w:gridCol w:w="2880"/>
+        <w:gridCol w:w="4713"/>
+        <w:gridCol w:w="4713"/>
+        <w:gridCol w:w="4713"/>
       </w:tblGrid>
       <w:tr>
         <w:tc>
           <w:tcPr>
-            <w:tcW w:type="dxa" w:w="2880"/>
+            <w:tcW w:type="dxa" w:w="8400"/>
           </w:tcPr>
           <w:p>
             <w:r/>
@@ -90,13 +99,13 @@
                 <w:b/>
                 <w:i w:val="0"/>
               </w:rPr>
-              <w:t>Chestiune</w:t>
-            </w:r>
-          </w:p>
-        </w:tc>
-        <w:tc>
-          <w:tcPr>
-            <w:tcW w:type="dxa" w:w="2880"/>
+              <w:t>Problemă</w:t>
+            </w:r>
+          </w:p>
+        </w:tc>
+        <w:tc>
+          <w:tcPr>
+            <w:tcW w:type="dxa" w:w="2700"/>
           </w:tcPr>
           <w:p>
             <w:r/>
@@ -111,7 +120,7 @@
         </w:tc>
         <w:tc>
           <w:tcPr>
-            <w:tcW w:type="dxa" w:w="2880"/>
+            <w:tcW w:type="dxa" w:w="2700"/>
           </w:tcPr>
           <w:p>
             <w:r/>
@@ -128,7 +137,7 @@
       <w:tr>
         <w:tc>
           <w:tcPr>
-            <w:tcW w:type="dxa" w:w="6400"/>
+            <w:tcW w:type="dxa" w:w="8400"/>
           </w:tcPr>
           <w:p>
             <w:r/>
@@ -162,7 +171,7 @@
         </w:tc>
         <w:tc>
           <w:tcPr>
-            <w:tcW w:type="dxa" w:w="2880"/>
+            <w:tcW w:type="dxa" w:w="2700"/>
           </w:tcPr>
           <w:p>
             <w:r/>
@@ -176,7 +185,7 @@
         </w:tc>
         <w:tc>
           <w:tcPr>
-            <w:tcW w:type="dxa" w:w="2880"/>
+            <w:tcW w:type="dxa" w:w="2700"/>
           </w:tcPr>
           <w:p>
             <w:r/>
@@ -192,7 +201,7 @@
       <w:tr>
         <w:tc>
           <w:tcPr>
-            <w:tcW w:type="dxa" w:w="6400"/>
+            <w:tcW w:type="dxa" w:w="8400"/>
           </w:tcPr>
           <w:p>
             <w:r/>
@@ -221,7 +230,7 @@
         </w:tc>
         <w:tc>
           <w:tcPr>
-            <w:tcW w:type="dxa" w:w="2880"/>
+            <w:tcW w:type="dxa" w:w="2700"/>
           </w:tcPr>
           <w:p>
             <w:r/>
@@ -235,7 +244,7 @@
         </w:tc>
         <w:tc>
           <w:tcPr>
-            <w:tcW w:type="dxa" w:w="2880"/>
+            <w:tcW w:type="dxa" w:w="2700"/>
           </w:tcPr>
           <w:p>
             <w:r/>
@@ -288,22 +297,23 @@
       <w:tblPr>
         <w:tblStyle w:val="LightGrid-Accent1"/>
         <w:tblW w:type="auto" w:w="0"/>
+        <w:tblLayout w:type="fixed"/>
         <w:tblLook w:firstColumn="1" w:firstRow="1" w:lastColumn="0" w:lastRow="0" w:noHBand="0" w:noVBand="1" w:val="04A0"/>
       </w:tblPr>
       <w:tblGrid>
-        <w:gridCol w:w="1080"/>
-        <w:gridCol w:w="1080"/>
-        <w:gridCol w:w="1080"/>
-        <w:gridCol w:w="1080"/>
-        <w:gridCol w:w="1080"/>
-        <w:gridCol w:w="1080"/>
-        <w:gridCol w:w="1080"/>
-        <w:gridCol w:w="1080"/>
+        <w:gridCol w:w="1767"/>
+        <w:gridCol w:w="1767"/>
+        <w:gridCol w:w="1767"/>
+        <w:gridCol w:w="1767"/>
+        <w:gridCol w:w="1767"/>
+        <w:gridCol w:w="1767"/>
+        <w:gridCol w:w="1767"/>
+        <w:gridCol w:w="1767"/>
       </w:tblGrid>
       <w:tr>
         <w:tc>
           <w:tcPr>
-            <w:tcW w:type="dxa" w:w="1080"/>
+            <w:tcW w:type="dxa" w:w="800"/>
           </w:tcPr>
           <w:p>
             <w:r/>
@@ -318,7 +328,7 @@
         </w:tc>
         <w:tc>
           <w:tcPr>
-            <w:tcW w:type="dxa" w:w="1080"/>
+            <w:tcW w:type="dxa" w:w="1800"/>
           </w:tcPr>
           <w:p>
             <w:r/>
@@ -333,7 +343,7 @@
         </w:tc>
         <w:tc>
           <w:tcPr>
-            <w:tcW w:type="dxa" w:w="1080"/>
+            <w:tcW w:type="dxa" w:w="3000"/>
           </w:tcPr>
           <w:p>
             <w:r/>
@@ -348,7 +358,7 @@
         </w:tc>
         <w:tc>
           <w:tcPr>
-            <w:tcW w:type="dxa" w:w="1080"/>
+            <w:tcW w:type="dxa" w:w="900"/>
           </w:tcPr>
           <w:p>
             <w:r/>
@@ -363,7 +373,7 @@
         </w:tc>
         <w:tc>
           <w:tcPr>
-            <w:tcW w:type="dxa" w:w="1080"/>
+            <w:tcW w:type="dxa" w:w="1100"/>
           </w:tcPr>
           <w:p>
             <w:r/>
@@ -378,7 +388,7 @@
         </w:tc>
         <w:tc>
           <w:tcPr>
-            <w:tcW w:type="dxa" w:w="1080"/>
+            <w:tcW w:type="dxa" w:w="3000"/>
           </w:tcPr>
           <w:p>
             <w:r/>
@@ -393,7 +403,7 @@
         </w:tc>
         <w:tc>
           <w:tcPr>
-            <w:tcW w:type="dxa" w:w="1080"/>
+            <w:tcW w:type="dxa" w:w="1500"/>
           </w:tcPr>
           <w:p>
             <w:r/>
@@ -408,7 +418,7 @@
         </w:tc>
         <w:tc>
           <w:tcPr>
-            <w:tcW w:type="dxa" w:w="1080"/>
+            <w:tcW w:type="dxa" w:w="1800"/>
           </w:tcPr>
           <w:p>
             <w:r/>
@@ -425,7 +435,7 @@
       <w:tr>
         <w:tc>
           <w:tcPr>
-            <w:tcW w:type="dxa" w:w="1080"/>
+            <w:tcW w:type="dxa" w:w="800"/>
           </w:tcPr>
           <w:p>
             <w:r/>
@@ -440,7 +450,7 @@
         </w:tc>
         <w:tc>
           <w:tcPr>
-            <w:tcW w:type="dxa" w:w="1080"/>
+            <w:tcW w:type="dxa" w:w="1800"/>
           </w:tcPr>
           <w:p>
             <w:r/>
@@ -455,7 +465,7 @@
         </w:tc>
         <w:tc>
           <w:tcPr>
-            <w:tcW w:type="dxa" w:w="1080"/>
+            <w:tcW w:type="dxa" w:w="3000"/>
           </w:tcPr>
           <w:p>
             <w:r/>
@@ -470,7 +480,7 @@
         </w:tc>
         <w:tc>
           <w:tcPr>
-            <w:tcW w:type="dxa" w:w="1080"/>
+            <w:tcW w:type="dxa" w:w="900"/>
           </w:tcPr>
           <w:p>
             <w:r/>
@@ -485,7 +495,7 @@
         </w:tc>
         <w:tc>
           <w:tcPr>
-            <w:tcW w:type="dxa" w:w="1080"/>
+            <w:tcW w:type="dxa" w:w="1100"/>
           </w:tcPr>
           <w:p>
             <w:r/>
@@ -500,7 +510,7 @@
         </w:tc>
         <w:tc>
           <w:tcPr>
-            <w:tcW w:type="dxa" w:w="1080"/>
+            <w:tcW w:type="dxa" w:w="3000"/>
           </w:tcPr>
           <w:p>
             <w:r/>
@@ -515,7 +525,7 @@
         </w:tc>
         <w:tc>
           <w:tcPr>
-            <w:tcW w:type="dxa" w:w="1080"/>
+            <w:tcW w:type="dxa" w:w="1500"/>
           </w:tcPr>
           <w:p>
             <w:r/>
@@ -529,7 +539,7 @@
         </w:tc>
         <w:tc>
           <w:tcPr>
-            <w:tcW w:type="dxa" w:w="1080"/>
+            <w:tcW w:type="dxa" w:w="1800"/>
           </w:tcPr>
           <w:p>
             <w:r/>
@@ -545,7 +555,7 @@
       <w:tr>
         <w:tc>
           <w:tcPr>
-            <w:tcW w:type="dxa" w:w="1080"/>
+            <w:tcW w:type="dxa" w:w="800"/>
           </w:tcPr>
           <w:p>
             <w:r/>
@@ -560,7 +570,7 @@
         </w:tc>
         <w:tc>
           <w:tcPr>
-            <w:tcW w:type="dxa" w:w="1080"/>
+            <w:tcW w:type="dxa" w:w="1800"/>
           </w:tcPr>
           <w:p>
             <w:r/>
@@ -575,7 +585,7 @@
         </w:tc>
         <w:tc>
           <w:tcPr>
-            <w:tcW w:type="dxa" w:w="1080"/>
+            <w:tcW w:type="dxa" w:w="3000"/>
           </w:tcPr>
           <w:p>
             <w:r/>
@@ -590,7 +600,7 @@
         </w:tc>
         <w:tc>
           <w:tcPr>
-            <w:tcW w:type="dxa" w:w="1080"/>
+            <w:tcW w:type="dxa" w:w="900"/>
           </w:tcPr>
           <w:p>
             <w:r/>
@@ -605,7 +615,7 @@
         </w:tc>
         <w:tc>
           <w:tcPr>
-            <w:tcW w:type="dxa" w:w="1080"/>
+            <w:tcW w:type="dxa" w:w="1100"/>
           </w:tcPr>
           <w:p>
             <w:r/>
@@ -620,7 +630,7 @@
         </w:tc>
         <w:tc>
           <w:tcPr>
-            <w:tcW w:type="dxa" w:w="1080"/>
+            <w:tcW w:type="dxa" w:w="3000"/>
           </w:tcPr>
           <w:p>
             <w:r/>
@@ -635,7 +645,7 @@
         </w:tc>
         <w:tc>
           <w:tcPr>
-            <w:tcW w:type="dxa" w:w="1080"/>
+            <w:tcW w:type="dxa" w:w="1500"/>
           </w:tcPr>
           <w:p>
             <w:r/>
@@ -649,7 +659,7 @@
         </w:tc>
         <w:tc>
           <w:tcPr>
-            <w:tcW w:type="dxa" w:w="1080"/>
+            <w:tcW w:type="dxa" w:w="1800"/>
           </w:tcPr>
           <w:p>
             <w:r/>
@@ -687,22 +697,23 @@
       <w:tblPr>
         <w:tblStyle w:val="LightGrid-Accent1"/>
         <w:tblW w:type="auto" w:w="0"/>
+        <w:tblLayout w:type="fixed"/>
         <w:tblLook w:firstColumn="1" w:firstRow="1" w:lastColumn="0" w:lastRow="0" w:noHBand="0" w:noVBand="1" w:val="04A0"/>
       </w:tblPr>
       <w:tblGrid>
-        <w:gridCol w:w="1080"/>
-        <w:gridCol w:w="1080"/>
-        <w:gridCol w:w="1080"/>
-        <w:gridCol w:w="1080"/>
-        <w:gridCol w:w="1080"/>
-        <w:gridCol w:w="1080"/>
-        <w:gridCol w:w="1080"/>
-        <w:gridCol w:w="1080"/>
+        <w:gridCol w:w="1767"/>
+        <w:gridCol w:w="1767"/>
+        <w:gridCol w:w="1767"/>
+        <w:gridCol w:w="1767"/>
+        <w:gridCol w:w="1767"/>
+        <w:gridCol w:w="1767"/>
+        <w:gridCol w:w="1767"/>
+        <w:gridCol w:w="1767"/>
       </w:tblGrid>
       <w:tr>
         <w:tc>
           <w:tcPr>
-            <w:tcW w:type="dxa" w:w="1080"/>
+            <w:tcW w:type="dxa" w:w="800"/>
           </w:tcPr>
           <w:p>
             <w:r/>
@@ -717,7 +728,7 @@
         </w:tc>
         <w:tc>
           <w:tcPr>
-            <w:tcW w:type="dxa" w:w="1080"/>
+            <w:tcW w:type="dxa" w:w="1800"/>
           </w:tcPr>
           <w:p>
             <w:r/>
@@ -732,7 +743,7 @@
         </w:tc>
         <w:tc>
           <w:tcPr>
-            <w:tcW w:type="dxa" w:w="1080"/>
+            <w:tcW w:type="dxa" w:w="3000"/>
           </w:tcPr>
           <w:p>
             <w:r/>
@@ -747,7 +758,7 @@
         </w:tc>
         <w:tc>
           <w:tcPr>
-            <w:tcW w:type="dxa" w:w="1080"/>
+            <w:tcW w:type="dxa" w:w="900"/>
           </w:tcPr>
           <w:p>
             <w:r/>
@@ -762,7 +773,7 @@
         </w:tc>
         <w:tc>
           <w:tcPr>
-            <w:tcW w:type="dxa" w:w="1080"/>
+            <w:tcW w:type="dxa" w:w="1100"/>
           </w:tcPr>
           <w:p>
             <w:r/>
@@ -777,7 +788,7 @@
         </w:tc>
         <w:tc>
           <w:tcPr>
-            <w:tcW w:type="dxa" w:w="1080"/>
+            <w:tcW w:type="dxa" w:w="3000"/>
           </w:tcPr>
           <w:p>
             <w:r/>
@@ -792,7 +803,7 @@
         </w:tc>
         <w:tc>
           <w:tcPr>
-            <w:tcW w:type="dxa" w:w="1080"/>
+            <w:tcW w:type="dxa" w:w="1500"/>
           </w:tcPr>
           <w:p>
             <w:r/>
@@ -807,7 +818,7 @@
         </w:tc>
         <w:tc>
           <w:tcPr>
-            <w:tcW w:type="dxa" w:w="1080"/>
+            <w:tcW w:type="dxa" w:w="1800"/>
           </w:tcPr>
           <w:p>
             <w:r/>
@@ -824,7 +835,7 @@
       <w:tr>
         <w:tc>
           <w:tcPr>
-            <w:tcW w:type="dxa" w:w="1080"/>
+            <w:tcW w:type="dxa" w:w="800"/>
           </w:tcPr>
           <w:p>
             <w:r/>
@@ -839,7 +850,7 @@
         </w:tc>
         <w:tc>
           <w:tcPr>
-            <w:tcW w:type="dxa" w:w="1080"/>
+            <w:tcW w:type="dxa" w:w="1800"/>
           </w:tcPr>
           <w:p>
             <w:r/>
@@ -854,7 +865,7 @@
         </w:tc>
         <w:tc>
           <w:tcPr>
-            <w:tcW w:type="dxa" w:w="1080"/>
+            <w:tcW w:type="dxa" w:w="3000"/>
           </w:tcPr>
           <w:p>
             <w:r/>
@@ -869,7 +880,7 @@
         </w:tc>
         <w:tc>
           <w:tcPr>
-            <w:tcW w:type="dxa" w:w="1080"/>
+            <w:tcW w:type="dxa" w:w="900"/>
           </w:tcPr>
           <w:p>
             <w:r/>
@@ -884,7 +895,7 @@
         </w:tc>
         <w:tc>
           <w:tcPr>
-            <w:tcW w:type="dxa" w:w="1080"/>
+            <w:tcW w:type="dxa" w:w="1100"/>
           </w:tcPr>
           <w:p>
             <w:r/>
@@ -899,7 +910,7 @@
         </w:tc>
         <w:tc>
           <w:tcPr>
-            <w:tcW w:type="dxa" w:w="1080"/>
+            <w:tcW w:type="dxa" w:w="3000"/>
           </w:tcPr>
           <w:p>
             <w:r/>
@@ -914,7 +925,7 @@
         </w:tc>
         <w:tc>
           <w:tcPr>
-            <w:tcW w:type="dxa" w:w="1080"/>
+            <w:tcW w:type="dxa" w:w="1500"/>
           </w:tcPr>
           <w:p>
             <w:r/>
@@ -928,7 +939,7 @@
         </w:tc>
         <w:tc>
           <w:tcPr>
-            <w:tcW w:type="dxa" w:w="1080"/>
+            <w:tcW w:type="dxa" w:w="1800"/>
           </w:tcPr>
           <w:p>
             <w:r/>
@@ -944,7 +955,7 @@
       <w:tr>
         <w:tc>
           <w:tcPr>
-            <w:tcW w:type="dxa" w:w="1080"/>
+            <w:tcW w:type="dxa" w:w="800"/>
           </w:tcPr>
           <w:p>
             <w:r/>
@@ -959,7 +970,7 @@
         </w:tc>
         <w:tc>
           <w:tcPr>
-            <w:tcW w:type="dxa" w:w="1080"/>
+            <w:tcW w:type="dxa" w:w="1800"/>
           </w:tcPr>
           <w:p>
             <w:r/>
@@ -974,7 +985,7 @@
         </w:tc>
         <w:tc>
           <w:tcPr>
-            <w:tcW w:type="dxa" w:w="1080"/>
+            <w:tcW w:type="dxa" w:w="3000"/>
           </w:tcPr>
           <w:p>
             <w:r/>
@@ -989,7 +1000,7 @@
         </w:tc>
         <w:tc>
           <w:tcPr>
-            <w:tcW w:type="dxa" w:w="1080"/>
+            <w:tcW w:type="dxa" w:w="900"/>
           </w:tcPr>
           <w:p>
             <w:r/>
@@ -1004,7 +1015,7 @@
         </w:tc>
         <w:tc>
           <w:tcPr>
-            <w:tcW w:type="dxa" w:w="1080"/>
+            <w:tcW w:type="dxa" w:w="1100"/>
           </w:tcPr>
           <w:p>
             <w:r/>
@@ -1019,7 +1030,7 @@
         </w:tc>
         <w:tc>
           <w:tcPr>
-            <w:tcW w:type="dxa" w:w="1080"/>
+            <w:tcW w:type="dxa" w:w="3000"/>
           </w:tcPr>
           <w:p>
             <w:r/>
@@ -1034,7 +1045,7 @@
         </w:tc>
         <w:tc>
           <w:tcPr>
-            <w:tcW w:type="dxa" w:w="1080"/>
+            <w:tcW w:type="dxa" w:w="1500"/>
           </w:tcPr>
           <w:p>
             <w:r/>
@@ -1048,7 +1059,7 @@
         </w:tc>
         <w:tc>
           <w:tcPr>
-            <w:tcW w:type="dxa" w:w="1080"/>
+            <w:tcW w:type="dxa" w:w="1800"/>
           </w:tcPr>
           <w:p>
             <w:r/>
@@ -1064,7 +1075,7 @@
       <w:tr>
         <w:tc>
           <w:tcPr>
-            <w:tcW w:type="dxa" w:w="1080"/>
+            <w:tcW w:type="dxa" w:w="800"/>
           </w:tcPr>
           <w:p>
             <w:r/>
@@ -1079,7 +1090,7 @@
         </w:tc>
         <w:tc>
           <w:tcPr>
-            <w:tcW w:type="dxa" w:w="1080"/>
+            <w:tcW w:type="dxa" w:w="1800"/>
           </w:tcPr>
           <w:p>
             <w:r/>
@@ -1094,7 +1105,7 @@
         </w:tc>
         <w:tc>
           <w:tcPr>
-            <w:tcW w:type="dxa" w:w="1080"/>
+            <w:tcW w:type="dxa" w:w="3000"/>
           </w:tcPr>
           <w:p>
             <w:r/>
@@ -1109,7 +1120,7 @@
         </w:tc>
         <w:tc>
           <w:tcPr>
-            <w:tcW w:type="dxa" w:w="1080"/>
+            <w:tcW w:type="dxa" w:w="900"/>
           </w:tcPr>
           <w:p>
             <w:r/>
@@ -1124,7 +1135,7 @@
         </w:tc>
         <w:tc>
           <w:tcPr>
-            <w:tcW w:type="dxa" w:w="1080"/>
+            <w:tcW w:type="dxa" w:w="1100"/>
           </w:tcPr>
           <w:p>
             <w:r/>
@@ -1139,7 +1150,7 @@
         </w:tc>
         <w:tc>
           <w:tcPr>
-            <w:tcW w:type="dxa" w:w="1080"/>
+            <w:tcW w:type="dxa" w:w="3000"/>
           </w:tcPr>
           <w:p>
             <w:r/>
@@ -1154,7 +1165,7 @@
         </w:tc>
         <w:tc>
           <w:tcPr>
-            <w:tcW w:type="dxa" w:w="1080"/>
+            <w:tcW w:type="dxa" w:w="1500"/>
           </w:tcPr>
           <w:p>
             <w:r/>
@@ -1168,7 +1179,7 @@
         </w:tc>
         <w:tc>
           <w:tcPr>
-            <w:tcW w:type="dxa" w:w="1080"/>
+            <w:tcW w:type="dxa" w:w="1800"/>
           </w:tcPr>
           <w:p>
             <w:r/>
@@ -1206,22 +1217,23 @@
       <w:tblPr>
         <w:tblStyle w:val="LightGrid-Accent1"/>
         <w:tblW w:type="auto" w:w="0"/>
+        <w:tblLayout w:type="fixed"/>
         <w:tblLook w:firstColumn="1" w:firstRow="1" w:lastColumn="0" w:lastRow="0" w:noHBand="0" w:noVBand="1" w:val="04A0"/>
       </w:tblPr>
       <w:tblGrid>
-        <w:gridCol w:w="1080"/>
-        <w:gridCol w:w="1080"/>
-        <w:gridCol w:w="1080"/>
-        <w:gridCol w:w="1080"/>
-        <w:gridCol w:w="1080"/>
-        <w:gridCol w:w="1080"/>
-        <w:gridCol w:w="1080"/>
-        <w:gridCol w:w="1080"/>
+        <w:gridCol w:w="1767"/>
+        <w:gridCol w:w="1767"/>
+        <w:gridCol w:w="1767"/>
+        <w:gridCol w:w="1767"/>
+        <w:gridCol w:w="1767"/>
+        <w:gridCol w:w="1767"/>
+        <w:gridCol w:w="1767"/>
+        <w:gridCol w:w="1767"/>
       </w:tblGrid>
       <w:tr>
         <w:tc>
           <w:tcPr>
-            <w:tcW w:type="dxa" w:w="1080"/>
+            <w:tcW w:type="dxa" w:w="800"/>
           </w:tcPr>
           <w:p>
             <w:r/>
@@ -1236,7 +1248,7 @@
         </w:tc>
         <w:tc>
           <w:tcPr>
-            <w:tcW w:type="dxa" w:w="1080"/>
+            <w:tcW w:type="dxa" w:w="1800"/>
           </w:tcPr>
           <w:p>
             <w:r/>
@@ -1251,7 +1263,7 @@
         </w:tc>
         <w:tc>
           <w:tcPr>
-            <w:tcW w:type="dxa" w:w="1080"/>
+            <w:tcW w:type="dxa" w:w="3000"/>
           </w:tcPr>
           <w:p>
             <w:r/>
@@ -1266,7 +1278,7 @@
         </w:tc>
         <w:tc>
           <w:tcPr>
-            <w:tcW w:type="dxa" w:w="1080"/>
+            <w:tcW w:type="dxa" w:w="900"/>
           </w:tcPr>
           <w:p>
             <w:r/>
@@ -1281,7 +1293,7 @@
         </w:tc>
         <w:tc>
           <w:tcPr>
-            <w:tcW w:type="dxa" w:w="1080"/>
+            <w:tcW w:type="dxa" w:w="1100"/>
           </w:tcPr>
           <w:p>
             <w:r/>
@@ -1296,7 +1308,7 @@
         </w:tc>
         <w:tc>
           <w:tcPr>
-            <w:tcW w:type="dxa" w:w="1080"/>
+            <w:tcW w:type="dxa" w:w="3000"/>
           </w:tcPr>
           <w:p>
             <w:r/>
@@ -1311,7 +1323,7 @@
         </w:tc>
         <w:tc>
           <w:tcPr>
-            <w:tcW w:type="dxa" w:w="1080"/>
+            <w:tcW w:type="dxa" w:w="1500"/>
           </w:tcPr>
           <w:p>
             <w:r/>
@@ -1326,7 +1338,7 @@
         </w:tc>
         <w:tc>
           <w:tcPr>
-            <w:tcW w:type="dxa" w:w="1080"/>
+            <w:tcW w:type="dxa" w:w="1800"/>
           </w:tcPr>
           <w:p>
             <w:r/>
@@ -1343,7 +1355,7 @@
       <w:tr>
         <w:tc>
           <w:tcPr>
-            <w:tcW w:type="dxa" w:w="1080"/>
+            <w:tcW w:type="dxa" w:w="800"/>
           </w:tcPr>
           <w:p>
             <w:r/>
@@ -1358,7 +1370,7 @@
         </w:tc>
         <w:tc>
           <w:tcPr>
-            <w:tcW w:type="dxa" w:w="1080"/>
+            <w:tcW w:type="dxa" w:w="1800"/>
           </w:tcPr>
           <w:p>
             <w:r/>
@@ -1373,7 +1385,7 @@
         </w:tc>
         <w:tc>
           <w:tcPr>
-            <w:tcW w:type="dxa" w:w="1080"/>
+            <w:tcW w:type="dxa" w:w="3000"/>
           </w:tcPr>
           <w:p>
             <w:r/>
@@ -1388,7 +1400,7 @@
         </w:tc>
         <w:tc>
           <w:tcPr>
-            <w:tcW w:type="dxa" w:w="1080"/>
+            <w:tcW w:type="dxa" w:w="900"/>
           </w:tcPr>
           <w:p>
             <w:r/>
@@ -1403,7 +1415,7 @@
         </w:tc>
         <w:tc>
           <w:tcPr>
-            <w:tcW w:type="dxa" w:w="1080"/>
+            <w:tcW w:type="dxa" w:w="1100"/>
           </w:tcPr>
           <w:p>
             <w:r/>
@@ -1418,7 +1430,7 @@
         </w:tc>
         <w:tc>
           <w:tcPr>
-            <w:tcW w:type="dxa" w:w="1080"/>
+            <w:tcW w:type="dxa" w:w="3000"/>
           </w:tcPr>
           <w:p>
             <w:r/>
@@ -1433,7 +1445,7 @@
         </w:tc>
         <w:tc>
           <w:tcPr>
-            <w:tcW w:type="dxa" w:w="1080"/>
+            <w:tcW w:type="dxa" w:w="1500"/>
           </w:tcPr>
           <w:p>
             <w:r/>
@@ -1447,7 +1459,7 @@
         </w:tc>
         <w:tc>
           <w:tcPr>
-            <w:tcW w:type="dxa" w:w="1080"/>
+            <w:tcW w:type="dxa" w:w="1800"/>
           </w:tcPr>
           <w:p>
             <w:r/>
@@ -1463,7 +1475,7 @@
       <w:tr>
         <w:tc>
           <w:tcPr>
-            <w:tcW w:type="dxa" w:w="1080"/>
+            <w:tcW w:type="dxa" w:w="800"/>
           </w:tcPr>
           <w:p>
             <w:r/>
@@ -1478,7 +1490,7 @@
         </w:tc>
         <w:tc>
           <w:tcPr>
-            <w:tcW w:type="dxa" w:w="1080"/>
+            <w:tcW w:type="dxa" w:w="1800"/>
           </w:tcPr>
           <w:p>
             <w:r/>
@@ -1493,7 +1505,7 @@
         </w:tc>
         <w:tc>
           <w:tcPr>
-            <w:tcW w:type="dxa" w:w="1080"/>
+            <w:tcW w:type="dxa" w:w="3000"/>
           </w:tcPr>
           <w:p>
             <w:r/>
@@ -1508,7 +1520,7 @@
         </w:tc>
         <w:tc>
           <w:tcPr>
-            <w:tcW w:type="dxa" w:w="1080"/>
+            <w:tcW w:type="dxa" w:w="900"/>
           </w:tcPr>
           <w:p>
             <w:r/>
@@ -1523,7 +1535,7 @@
         </w:tc>
         <w:tc>
           <w:tcPr>
-            <w:tcW w:type="dxa" w:w="1080"/>
+            <w:tcW w:type="dxa" w:w="1100"/>
           </w:tcPr>
           <w:p>
             <w:r/>
@@ -1538,7 +1550,7 @@
         </w:tc>
         <w:tc>
           <w:tcPr>
-            <w:tcW w:type="dxa" w:w="1080"/>
+            <w:tcW w:type="dxa" w:w="3000"/>
           </w:tcPr>
           <w:p>
             <w:r/>
@@ -1553,7 +1565,7 @@
         </w:tc>
         <w:tc>
           <w:tcPr>
-            <w:tcW w:type="dxa" w:w="1080"/>
+            <w:tcW w:type="dxa" w:w="1500"/>
           </w:tcPr>
           <w:p>
             <w:r/>
@@ -1567,7 +1579,7 @@
         </w:tc>
         <w:tc>
           <w:tcPr>
-            <w:tcW w:type="dxa" w:w="1080"/>
+            <w:tcW w:type="dxa" w:w="1800"/>
           </w:tcPr>
           <w:p>
             <w:r/>
@@ -1605,22 +1617,23 @@
       <w:tblPr>
         <w:tblStyle w:val="LightGrid-Accent1"/>
         <w:tblW w:type="auto" w:w="0"/>
+        <w:tblLayout w:type="fixed"/>
         <w:tblLook w:firstColumn="1" w:firstRow="1" w:lastColumn="0" w:lastRow="0" w:noHBand="0" w:noVBand="1" w:val="04A0"/>
       </w:tblPr>
       <w:tblGrid>
-        <w:gridCol w:w="1080"/>
-        <w:gridCol w:w="1080"/>
-        <w:gridCol w:w="1080"/>
-        <w:gridCol w:w="1080"/>
-        <w:gridCol w:w="1080"/>
-        <w:gridCol w:w="1080"/>
-        <w:gridCol w:w="1080"/>
-        <w:gridCol w:w="1080"/>
+        <w:gridCol w:w="1767"/>
+        <w:gridCol w:w="1767"/>
+        <w:gridCol w:w="1767"/>
+        <w:gridCol w:w="1767"/>
+        <w:gridCol w:w="1767"/>
+        <w:gridCol w:w="1767"/>
+        <w:gridCol w:w="1767"/>
+        <w:gridCol w:w="1767"/>
       </w:tblGrid>
       <w:tr>
         <w:tc>
           <w:tcPr>
-            <w:tcW w:type="dxa" w:w="1080"/>
+            <w:tcW w:type="dxa" w:w="800"/>
           </w:tcPr>
           <w:p>
             <w:r/>
@@ -1635,7 +1648,7 @@
         </w:tc>
         <w:tc>
           <w:tcPr>
-            <w:tcW w:type="dxa" w:w="1080"/>
+            <w:tcW w:type="dxa" w:w="1800"/>
           </w:tcPr>
           <w:p>
             <w:r/>
@@ -1650,7 +1663,7 @@
         </w:tc>
         <w:tc>
           <w:tcPr>
-            <w:tcW w:type="dxa" w:w="1080"/>
+            <w:tcW w:type="dxa" w:w="3000"/>
           </w:tcPr>
           <w:p>
             <w:r/>
@@ -1665,7 +1678,7 @@
         </w:tc>
         <w:tc>
           <w:tcPr>
-            <w:tcW w:type="dxa" w:w="1080"/>
+            <w:tcW w:type="dxa" w:w="900"/>
           </w:tcPr>
           <w:p>
             <w:r/>
@@ -1680,7 +1693,7 @@
         </w:tc>
         <w:tc>
           <w:tcPr>
-            <w:tcW w:type="dxa" w:w="1080"/>
+            <w:tcW w:type="dxa" w:w="1100"/>
           </w:tcPr>
           <w:p>
             <w:r/>
@@ -1695,7 +1708,7 @@
         </w:tc>
         <w:tc>
           <w:tcPr>
-            <w:tcW w:type="dxa" w:w="1080"/>
+            <w:tcW w:type="dxa" w:w="3000"/>
           </w:tcPr>
           <w:p>
             <w:r/>
@@ -1710,7 +1723,7 @@
         </w:tc>
         <w:tc>
           <w:tcPr>
-            <w:tcW w:type="dxa" w:w="1080"/>
+            <w:tcW w:type="dxa" w:w="1500"/>
           </w:tcPr>
           <w:p>
             <w:r/>
@@ -1725,7 +1738,7 @@
         </w:tc>
         <w:tc>
           <w:tcPr>
-            <w:tcW w:type="dxa" w:w="1080"/>
+            <w:tcW w:type="dxa" w:w="1800"/>
           </w:tcPr>
           <w:p>
             <w:r/>
@@ -1742,7 +1755,7 @@
       <w:tr>
         <w:tc>
           <w:tcPr>
-            <w:tcW w:type="dxa" w:w="1080"/>
+            <w:tcW w:type="dxa" w:w="800"/>
           </w:tcPr>
           <w:p>
             <w:r/>
@@ -1757,7 +1770,7 @@
         </w:tc>
         <w:tc>
           <w:tcPr>
-            <w:tcW w:type="dxa" w:w="1080"/>
+            <w:tcW w:type="dxa" w:w="1800"/>
           </w:tcPr>
           <w:p>
             <w:r/>
@@ -1772,7 +1785,7 @@
         </w:tc>
         <w:tc>
           <w:tcPr>
-            <w:tcW w:type="dxa" w:w="1080"/>
+            <w:tcW w:type="dxa" w:w="3000"/>
           </w:tcPr>
           <w:p>
             <w:r/>
@@ -1787,7 +1800,7 @@
         </w:tc>
         <w:tc>
           <w:tcPr>
-            <w:tcW w:type="dxa" w:w="1080"/>
+            <w:tcW w:type="dxa" w:w="900"/>
           </w:tcPr>
           <w:p>
             <w:r/>
@@ -1802,7 +1815,7 @@
         </w:tc>
         <w:tc>
           <w:tcPr>
-            <w:tcW w:type="dxa" w:w="1080"/>
+            <w:tcW w:type="dxa" w:w="1100"/>
           </w:tcPr>
           <w:p>
             <w:r/>
@@ -1817,7 +1830,7 @@
         </w:tc>
         <w:tc>
           <w:tcPr>
-            <w:tcW w:type="dxa" w:w="1080"/>
+            <w:tcW w:type="dxa" w:w="3000"/>
           </w:tcPr>
           <w:p>
             <w:r/>
@@ -1832,7 +1845,7 @@
         </w:tc>
         <w:tc>
           <w:tcPr>
-            <w:tcW w:type="dxa" w:w="1080"/>
+            <w:tcW w:type="dxa" w:w="1500"/>
           </w:tcPr>
           <w:p>
             <w:r/>
@@ -1846,7 +1859,7 @@
         </w:tc>
         <w:tc>
           <w:tcPr>
-            <w:tcW w:type="dxa" w:w="1080"/>
+            <w:tcW w:type="dxa" w:w="1800"/>
           </w:tcPr>
           <w:p>
             <w:r/>
@@ -1862,7 +1875,7 @@
       <w:tr>
         <w:tc>
           <w:tcPr>
-            <w:tcW w:type="dxa" w:w="1080"/>
+            <w:tcW w:type="dxa" w:w="800"/>
           </w:tcPr>
           <w:p>
             <w:r/>
@@ -1877,7 +1890,7 @@
         </w:tc>
         <w:tc>
           <w:tcPr>
-            <w:tcW w:type="dxa" w:w="1080"/>
+            <w:tcW w:type="dxa" w:w="1800"/>
           </w:tcPr>
           <w:p>
             <w:r/>
@@ -1892,7 +1905,7 @@
         </w:tc>
         <w:tc>
           <w:tcPr>
-            <w:tcW w:type="dxa" w:w="1080"/>
+            <w:tcW w:type="dxa" w:w="3000"/>
           </w:tcPr>
           <w:p>
             <w:r/>
@@ -1907,7 +1920,7 @@
         </w:tc>
         <w:tc>
           <w:tcPr>
-            <w:tcW w:type="dxa" w:w="1080"/>
+            <w:tcW w:type="dxa" w:w="900"/>
           </w:tcPr>
           <w:p>
             <w:r/>
@@ -1922,7 +1935,7 @@
         </w:tc>
         <w:tc>
           <w:tcPr>
-            <w:tcW w:type="dxa" w:w="1080"/>
+            <w:tcW w:type="dxa" w:w="1100"/>
           </w:tcPr>
           <w:p>
             <w:r/>
@@ -1937,7 +1950,7 @@
         </w:tc>
         <w:tc>
           <w:tcPr>
-            <w:tcW w:type="dxa" w:w="1080"/>
+            <w:tcW w:type="dxa" w:w="3000"/>
           </w:tcPr>
           <w:p>
             <w:r/>
@@ -1952,7 +1965,7 @@
         </w:tc>
         <w:tc>
           <w:tcPr>
-            <w:tcW w:type="dxa" w:w="1080"/>
+            <w:tcW w:type="dxa" w:w="1500"/>
           </w:tcPr>
           <w:p>
             <w:r/>
@@ -1966,7 +1979,7 @@
         </w:tc>
         <w:tc>
           <w:tcPr>
-            <w:tcW w:type="dxa" w:w="1080"/>
+            <w:tcW w:type="dxa" w:w="1800"/>
           </w:tcPr>
           <w:p>
             <w:r/>
@@ -2004,22 +2017,23 @@
       <w:tblPr>
         <w:tblStyle w:val="LightGrid-Accent1"/>
         <w:tblW w:type="auto" w:w="0"/>
+        <w:tblLayout w:type="fixed"/>
         <w:tblLook w:firstColumn="1" w:firstRow="1" w:lastColumn="0" w:lastRow="0" w:noHBand="0" w:noVBand="1" w:val="04A0"/>
       </w:tblPr>
       <w:tblGrid>
-        <w:gridCol w:w="1080"/>
-        <w:gridCol w:w="1080"/>
-        <w:gridCol w:w="1080"/>
-        <w:gridCol w:w="1080"/>
-        <w:gridCol w:w="1080"/>
-        <w:gridCol w:w="1080"/>
-        <w:gridCol w:w="1080"/>
-        <w:gridCol w:w="1080"/>
+        <w:gridCol w:w="1767"/>
+        <w:gridCol w:w="1767"/>
+        <w:gridCol w:w="1767"/>
+        <w:gridCol w:w="1767"/>
+        <w:gridCol w:w="1767"/>
+        <w:gridCol w:w="1767"/>
+        <w:gridCol w:w="1767"/>
+        <w:gridCol w:w="1767"/>
       </w:tblGrid>
       <w:tr>
         <w:tc>
           <w:tcPr>
-            <w:tcW w:type="dxa" w:w="1080"/>
+            <w:tcW w:type="dxa" w:w="800"/>
           </w:tcPr>
           <w:p>
             <w:r/>
@@ -2034,7 +2048,7 @@
         </w:tc>
         <w:tc>
           <w:tcPr>
-            <w:tcW w:type="dxa" w:w="1080"/>
+            <w:tcW w:type="dxa" w:w="1800"/>
           </w:tcPr>
           <w:p>
             <w:r/>
@@ -2049,7 +2063,7 @@
         </w:tc>
         <w:tc>
           <w:tcPr>
-            <w:tcW w:type="dxa" w:w="1080"/>
+            <w:tcW w:type="dxa" w:w="3000"/>
           </w:tcPr>
           <w:p>
             <w:r/>
@@ -2064,7 +2078,7 @@
         </w:tc>
         <w:tc>
           <w:tcPr>
-            <w:tcW w:type="dxa" w:w="1080"/>
+            <w:tcW w:type="dxa" w:w="900"/>
           </w:tcPr>
           <w:p>
             <w:r/>
@@ -2079,7 +2093,7 @@
         </w:tc>
         <w:tc>
           <w:tcPr>
-            <w:tcW w:type="dxa" w:w="1080"/>
+            <w:tcW w:type="dxa" w:w="1100"/>
           </w:tcPr>
           <w:p>
             <w:r/>
@@ -2094,7 +2108,7 @@
         </w:tc>
         <w:tc>
           <w:tcPr>
-            <w:tcW w:type="dxa" w:w="1080"/>
+            <w:tcW w:type="dxa" w:w="3000"/>
           </w:tcPr>
           <w:p>
             <w:r/>
@@ -2109,7 +2123,7 @@
         </w:tc>
         <w:tc>
           <w:tcPr>
-            <w:tcW w:type="dxa" w:w="1080"/>
+            <w:tcW w:type="dxa" w:w="1500"/>
           </w:tcPr>
           <w:p>
             <w:r/>
@@ -2124,7 +2138,7 @@
         </w:tc>
         <w:tc>
           <w:tcPr>
-            <w:tcW w:type="dxa" w:w="1080"/>
+            <w:tcW w:type="dxa" w:w="1800"/>
           </w:tcPr>
           <w:p>
             <w:r/>
@@ -2141,7 +2155,7 @@
       <w:tr>
         <w:tc>
           <w:tcPr>
-            <w:tcW w:type="dxa" w:w="1080"/>
+            <w:tcW w:type="dxa" w:w="800"/>
           </w:tcPr>
           <w:p>
             <w:r/>
@@ -2156,7 +2170,7 @@
         </w:tc>
         <w:tc>
           <w:tcPr>
-            <w:tcW w:type="dxa" w:w="1080"/>
+            <w:tcW w:type="dxa" w:w="1800"/>
           </w:tcPr>
           <w:p>
             <w:r/>
@@ -2171,7 +2185,7 @@
         </w:tc>
         <w:tc>
           <w:tcPr>
-            <w:tcW w:type="dxa" w:w="1080"/>
+            <w:tcW w:type="dxa" w:w="3000"/>
           </w:tcPr>
           <w:p>
             <w:r/>
@@ -2186,7 +2200,7 @@
         </w:tc>
         <w:tc>
           <w:tcPr>
-            <w:tcW w:type="dxa" w:w="1080"/>
+            <w:tcW w:type="dxa" w:w="900"/>
           </w:tcPr>
           <w:p>
             <w:r/>
@@ -2201,7 +2215,7 @@
         </w:tc>
         <w:tc>
           <w:tcPr>
-            <w:tcW w:type="dxa" w:w="1080"/>
+            <w:tcW w:type="dxa" w:w="1100"/>
           </w:tcPr>
           <w:p>
             <w:r/>
@@ -2216,7 +2230,7 @@
         </w:tc>
         <w:tc>
           <w:tcPr>
-            <w:tcW w:type="dxa" w:w="1080"/>
+            <w:tcW w:type="dxa" w:w="3000"/>
           </w:tcPr>
           <w:p>
             <w:r/>
@@ -2231,7 +2245,7 @@
         </w:tc>
         <w:tc>
           <w:tcPr>
-            <w:tcW w:type="dxa" w:w="1080"/>
+            <w:tcW w:type="dxa" w:w="1500"/>
           </w:tcPr>
           <w:p>
             <w:r/>
@@ -2245,7 +2259,7 @@
         </w:tc>
         <w:tc>
           <w:tcPr>
-            <w:tcW w:type="dxa" w:w="1080"/>
+            <w:tcW w:type="dxa" w:w="1800"/>
           </w:tcPr>
           <w:p>
             <w:r/>
@@ -2261,7 +2275,7 @@
       <w:tr>
         <w:tc>
           <w:tcPr>
-            <w:tcW w:type="dxa" w:w="1080"/>
+            <w:tcW w:type="dxa" w:w="800"/>
           </w:tcPr>
           <w:p>
             <w:r/>
@@ -2276,7 +2290,7 @@
         </w:tc>
         <w:tc>
           <w:tcPr>
-            <w:tcW w:type="dxa" w:w="1080"/>
+            <w:tcW w:type="dxa" w:w="1800"/>
           </w:tcPr>
           <w:p>
             <w:r/>
@@ -2291,7 +2305,7 @@
         </w:tc>
         <w:tc>
           <w:tcPr>
-            <w:tcW w:type="dxa" w:w="1080"/>
+            <w:tcW w:type="dxa" w:w="3000"/>
           </w:tcPr>
           <w:p>
             <w:r/>
@@ -2306,7 +2320,7 @@
         </w:tc>
         <w:tc>
           <w:tcPr>
-            <w:tcW w:type="dxa" w:w="1080"/>
+            <w:tcW w:type="dxa" w:w="900"/>
           </w:tcPr>
           <w:p>
             <w:r/>
@@ -2321,7 +2335,7 @@
         </w:tc>
         <w:tc>
           <w:tcPr>
-            <w:tcW w:type="dxa" w:w="1080"/>
+            <w:tcW w:type="dxa" w:w="1100"/>
           </w:tcPr>
           <w:p>
             <w:r/>
@@ -2336,7 +2350,7 @@
         </w:tc>
         <w:tc>
           <w:tcPr>
-            <w:tcW w:type="dxa" w:w="1080"/>
+            <w:tcW w:type="dxa" w:w="3000"/>
           </w:tcPr>
           <w:p>
             <w:r/>
@@ -2351,7 +2365,7 @@
         </w:tc>
         <w:tc>
           <w:tcPr>
-            <w:tcW w:type="dxa" w:w="1080"/>
+            <w:tcW w:type="dxa" w:w="1500"/>
           </w:tcPr>
           <w:p>
             <w:r/>
@@ -2365,7 +2379,7 @@
         </w:tc>
         <w:tc>
           <w:tcPr>
-            <w:tcW w:type="dxa" w:w="1080"/>
+            <w:tcW w:type="dxa" w:w="1800"/>
           </w:tcPr>
           <w:p>
             <w:r/>
@@ -2403,22 +2417,23 @@
       <w:tblPr>
         <w:tblStyle w:val="LightGrid-Accent1"/>
         <w:tblW w:type="auto" w:w="0"/>
+        <w:tblLayout w:type="fixed"/>
         <w:tblLook w:firstColumn="1" w:firstRow="1" w:lastColumn="0" w:lastRow="0" w:noHBand="0" w:noVBand="1" w:val="04A0"/>
       </w:tblPr>
       <w:tblGrid>
-        <w:gridCol w:w="1080"/>
-        <w:gridCol w:w="1080"/>
-        <w:gridCol w:w="1080"/>
-        <w:gridCol w:w="1080"/>
-        <w:gridCol w:w="1080"/>
-        <w:gridCol w:w="1080"/>
-        <w:gridCol w:w="1080"/>
-        <w:gridCol w:w="1080"/>
+        <w:gridCol w:w="1767"/>
+        <w:gridCol w:w="1767"/>
+        <w:gridCol w:w="1767"/>
+        <w:gridCol w:w="1767"/>
+        <w:gridCol w:w="1767"/>
+        <w:gridCol w:w="1767"/>
+        <w:gridCol w:w="1767"/>
+        <w:gridCol w:w="1767"/>
       </w:tblGrid>
       <w:tr>
         <w:tc>
           <w:tcPr>
-            <w:tcW w:type="dxa" w:w="1080"/>
+            <w:tcW w:type="dxa" w:w="800"/>
           </w:tcPr>
           <w:p>
             <w:r/>
@@ -2433,7 +2448,7 @@
         </w:tc>
         <w:tc>
           <w:tcPr>
-            <w:tcW w:type="dxa" w:w="1080"/>
+            <w:tcW w:type="dxa" w:w="1800"/>
           </w:tcPr>
           <w:p>
             <w:r/>
@@ -2448,7 +2463,7 @@
         </w:tc>
         <w:tc>
           <w:tcPr>
-            <w:tcW w:type="dxa" w:w="1080"/>
+            <w:tcW w:type="dxa" w:w="3000"/>
           </w:tcPr>
           <w:p>
             <w:r/>
@@ -2463,7 +2478,7 @@
         </w:tc>
         <w:tc>
           <w:tcPr>
-            <w:tcW w:type="dxa" w:w="1080"/>
+            <w:tcW w:type="dxa" w:w="900"/>
           </w:tcPr>
           <w:p>
             <w:r/>
@@ -2478,7 +2493,7 @@
         </w:tc>
         <w:tc>
           <w:tcPr>
-            <w:tcW w:type="dxa" w:w="1080"/>
+            <w:tcW w:type="dxa" w:w="1100"/>
           </w:tcPr>
           <w:p>
             <w:r/>
@@ -2493,7 +2508,7 @@
         </w:tc>
         <w:tc>
           <w:tcPr>
-            <w:tcW w:type="dxa" w:w="1080"/>
+            <w:tcW w:type="dxa" w:w="3000"/>
           </w:tcPr>
           <w:p>
             <w:r/>
@@ -2508,7 +2523,7 @@
         </w:tc>
         <w:tc>
           <w:tcPr>
-            <w:tcW w:type="dxa" w:w="1080"/>
+            <w:tcW w:type="dxa" w:w="1500"/>
           </w:tcPr>
           <w:p>
             <w:r/>
@@ -2523,7 +2538,7 @@
         </w:tc>
         <w:tc>
           <w:tcPr>
-            <w:tcW w:type="dxa" w:w="1080"/>
+            <w:tcW w:type="dxa" w:w="1800"/>
           </w:tcPr>
           <w:p>
             <w:r/>
@@ -2540,7 +2555,7 @@
       <w:tr>
         <w:tc>
           <w:tcPr>
-            <w:tcW w:type="dxa" w:w="1080"/>
+            <w:tcW w:type="dxa" w:w="800"/>
           </w:tcPr>
           <w:p>
             <w:r/>
@@ -2555,7 +2570,7 @@
         </w:tc>
         <w:tc>
           <w:tcPr>
-            <w:tcW w:type="dxa" w:w="1080"/>
+            <w:tcW w:type="dxa" w:w="1800"/>
           </w:tcPr>
           <w:p>
             <w:r/>
@@ -2570,7 +2585,7 @@
         </w:tc>
         <w:tc>
           <w:tcPr>
-            <w:tcW w:type="dxa" w:w="1080"/>
+            <w:tcW w:type="dxa" w:w="3000"/>
           </w:tcPr>
           <w:p>
             <w:r/>
@@ -2585,7 +2600,7 @@
         </w:tc>
         <w:tc>
           <w:tcPr>
-            <w:tcW w:type="dxa" w:w="1080"/>
+            <w:tcW w:type="dxa" w:w="900"/>
           </w:tcPr>
           <w:p>
             <w:r/>
@@ -2600,7 +2615,7 @@
         </w:tc>
         <w:tc>
           <w:tcPr>
-            <w:tcW w:type="dxa" w:w="1080"/>
+            <w:tcW w:type="dxa" w:w="1100"/>
           </w:tcPr>
           <w:p>
             <w:r/>
@@ -2615,7 +2630,7 @@
         </w:tc>
         <w:tc>
           <w:tcPr>
-            <w:tcW w:type="dxa" w:w="1080"/>
+            <w:tcW w:type="dxa" w:w="3000"/>
           </w:tcPr>
           <w:p>
             <w:r/>
@@ -2630,7 +2645,7 @@
         </w:tc>
         <w:tc>
           <w:tcPr>
-            <w:tcW w:type="dxa" w:w="1080"/>
+            <w:tcW w:type="dxa" w:w="1500"/>
           </w:tcPr>
           <w:p>
             <w:r/>
@@ -2644,7 +2659,7 @@
         </w:tc>
         <w:tc>
           <w:tcPr>
-            <w:tcW w:type="dxa" w:w="1080"/>
+            <w:tcW w:type="dxa" w:w="1800"/>
           </w:tcPr>
           <w:p>
             <w:r/>
@@ -2660,7 +2675,7 @@
       <w:tr>
         <w:tc>
           <w:tcPr>
-            <w:tcW w:type="dxa" w:w="1080"/>
+            <w:tcW w:type="dxa" w:w="800"/>
           </w:tcPr>
           <w:p>
             <w:r/>
@@ -2675,7 +2690,7 @@
         </w:tc>
         <w:tc>
           <w:tcPr>
-            <w:tcW w:type="dxa" w:w="1080"/>
+            <w:tcW w:type="dxa" w:w="1800"/>
           </w:tcPr>
           <w:p>
             <w:r/>
@@ -2690,7 +2705,7 @@
         </w:tc>
         <w:tc>
           <w:tcPr>
-            <w:tcW w:type="dxa" w:w="1080"/>
+            <w:tcW w:type="dxa" w:w="3000"/>
           </w:tcPr>
           <w:p>
             <w:r/>
@@ -2705,7 +2720,7 @@
         </w:tc>
         <w:tc>
           <w:tcPr>
-            <w:tcW w:type="dxa" w:w="1080"/>
+            <w:tcW w:type="dxa" w:w="900"/>
           </w:tcPr>
           <w:p>
             <w:r/>
@@ -2720,7 +2735,7 @@
         </w:tc>
         <w:tc>
           <w:tcPr>
-            <w:tcW w:type="dxa" w:w="1080"/>
+            <w:tcW w:type="dxa" w:w="1100"/>
           </w:tcPr>
           <w:p>
             <w:r/>
@@ -2735,7 +2750,7 @@
         </w:tc>
         <w:tc>
           <w:tcPr>
-            <w:tcW w:type="dxa" w:w="1080"/>
+            <w:tcW w:type="dxa" w:w="3000"/>
           </w:tcPr>
           <w:p>
             <w:r/>
@@ -2750,7 +2765,7 @@
         </w:tc>
         <w:tc>
           <w:tcPr>
-            <w:tcW w:type="dxa" w:w="1080"/>
+            <w:tcW w:type="dxa" w:w="1500"/>
           </w:tcPr>
           <w:p>
             <w:r/>
@@ -2764,7 +2779,7 @@
         </w:tc>
         <w:tc>
           <w:tcPr>
-            <w:tcW w:type="dxa" w:w="1080"/>
+            <w:tcW w:type="dxa" w:w="1800"/>
           </w:tcPr>
           <w:p>
             <w:r/>
@@ -2802,22 +2817,23 @@
       <w:tblPr>
         <w:tblStyle w:val="LightGrid-Accent1"/>
         <w:tblW w:type="auto" w:w="0"/>
+        <w:tblLayout w:type="fixed"/>
         <w:tblLook w:firstColumn="1" w:firstRow="1" w:lastColumn="0" w:lastRow="0" w:noHBand="0" w:noVBand="1" w:val="04A0"/>
       </w:tblPr>
       <w:tblGrid>
-        <w:gridCol w:w="1080"/>
-        <w:gridCol w:w="1080"/>
-        <w:gridCol w:w="1080"/>
-        <w:gridCol w:w="1080"/>
-        <w:gridCol w:w="1080"/>
-        <w:gridCol w:w="1080"/>
-        <w:gridCol w:w="1080"/>
-        <w:gridCol w:w="1080"/>
+        <w:gridCol w:w="1767"/>
+        <w:gridCol w:w="1767"/>
+        <w:gridCol w:w="1767"/>
+        <w:gridCol w:w="1767"/>
+        <w:gridCol w:w="1767"/>
+        <w:gridCol w:w="1767"/>
+        <w:gridCol w:w="1767"/>
+        <w:gridCol w:w="1767"/>
       </w:tblGrid>
       <w:tr>
         <w:tc>
           <w:tcPr>
-            <w:tcW w:type="dxa" w:w="1080"/>
+            <w:tcW w:type="dxa" w:w="800"/>
           </w:tcPr>
           <w:p>
             <w:r/>
@@ -2832,7 +2848,7 @@
         </w:tc>
         <w:tc>
           <w:tcPr>
-            <w:tcW w:type="dxa" w:w="1080"/>
+            <w:tcW w:type="dxa" w:w="1800"/>
           </w:tcPr>
           <w:p>
             <w:r/>
@@ -2847,7 +2863,7 @@
         </w:tc>
         <w:tc>
           <w:tcPr>
-            <w:tcW w:type="dxa" w:w="1080"/>
+            <w:tcW w:type="dxa" w:w="3000"/>
           </w:tcPr>
           <w:p>
             <w:r/>
@@ -2862,7 +2878,7 @@
         </w:tc>
         <w:tc>
           <w:tcPr>
-            <w:tcW w:type="dxa" w:w="1080"/>
+            <w:tcW w:type="dxa" w:w="900"/>
           </w:tcPr>
           <w:p>
             <w:r/>
@@ -2877,7 +2893,7 @@
         </w:tc>
         <w:tc>
           <w:tcPr>
-            <w:tcW w:type="dxa" w:w="1080"/>
+            <w:tcW w:type="dxa" w:w="1100"/>
           </w:tcPr>
           <w:p>
             <w:r/>
@@ -2892,7 +2908,7 @@
         </w:tc>
         <w:tc>
           <w:tcPr>
-            <w:tcW w:type="dxa" w:w="1080"/>
+            <w:tcW w:type="dxa" w:w="3000"/>
           </w:tcPr>
           <w:p>
             <w:r/>
@@ -2907,7 +2923,7 @@
         </w:tc>
         <w:tc>
           <w:tcPr>
-            <w:tcW w:type="dxa" w:w="1080"/>
+            <w:tcW w:type="dxa" w:w="1500"/>
           </w:tcPr>
           <w:p>
             <w:r/>
@@ -2922,7 +2938,7 @@
         </w:tc>
         <w:tc>
           <w:tcPr>
-            <w:tcW w:type="dxa" w:w="1080"/>
+            <w:tcW w:type="dxa" w:w="1800"/>
           </w:tcPr>
           <w:p>
             <w:r/>
@@ -2939,7 +2955,7 @@
       <w:tr>
         <w:tc>
           <w:tcPr>
-            <w:tcW w:type="dxa" w:w="1080"/>
+            <w:tcW w:type="dxa" w:w="800"/>
           </w:tcPr>
           <w:p>
             <w:r/>
@@ -2954,7 +2970,7 @@
         </w:tc>
         <w:tc>
           <w:tcPr>
-            <w:tcW w:type="dxa" w:w="1080"/>
+            <w:tcW w:type="dxa" w:w="1800"/>
           </w:tcPr>
           <w:p>
             <w:r/>
@@ -2969,7 +2985,7 @@
         </w:tc>
         <w:tc>
           <w:tcPr>
-            <w:tcW w:type="dxa" w:w="1080"/>
+            <w:tcW w:type="dxa" w:w="3000"/>
           </w:tcPr>
           <w:p>
             <w:r/>
@@ -2984,7 +3000,7 @@
         </w:tc>
         <w:tc>
           <w:tcPr>
-            <w:tcW w:type="dxa" w:w="1080"/>
+            <w:tcW w:type="dxa" w:w="900"/>
           </w:tcPr>
           <w:p>
             <w:r/>
@@ -2999,7 +3015,7 @@
         </w:tc>
         <w:tc>
           <w:tcPr>
-            <w:tcW w:type="dxa" w:w="1080"/>
+            <w:tcW w:type="dxa" w:w="1100"/>
           </w:tcPr>
           <w:p>
             <w:r/>
@@ -3014,7 +3030,7 @@
         </w:tc>
         <w:tc>
           <w:tcPr>
-            <w:tcW w:type="dxa" w:w="1080"/>
+            <w:tcW w:type="dxa" w:w="3000"/>
           </w:tcPr>
           <w:p>
             <w:r/>
@@ -3029,7 +3045,7 @@
         </w:tc>
         <w:tc>
           <w:tcPr>
-            <w:tcW w:type="dxa" w:w="1080"/>
+            <w:tcW w:type="dxa" w:w="1500"/>
           </w:tcPr>
           <w:p>
             <w:r/>
@@ -3043,7 +3059,7 @@
         </w:tc>
         <w:tc>
           <w:tcPr>
-            <w:tcW w:type="dxa" w:w="1080"/>
+            <w:tcW w:type="dxa" w:w="1800"/>
           </w:tcPr>
           <w:p>
             <w:r/>
@@ -3059,7 +3075,7 @@
       <w:tr>
         <w:tc>
           <w:tcPr>
-            <w:tcW w:type="dxa" w:w="1080"/>
+            <w:tcW w:type="dxa" w:w="800"/>
           </w:tcPr>
           <w:p>
             <w:r/>
@@ -3074,7 +3090,7 @@
         </w:tc>
         <w:tc>
           <w:tcPr>
-            <w:tcW w:type="dxa" w:w="1080"/>
+            <w:tcW w:type="dxa" w:w="1800"/>
           </w:tcPr>
           <w:p>
             <w:r/>
@@ -3089,7 +3105,7 @@
         </w:tc>
         <w:tc>
           <w:tcPr>
-            <w:tcW w:type="dxa" w:w="1080"/>
+            <w:tcW w:type="dxa" w:w="3000"/>
           </w:tcPr>
           <w:p>
             <w:r/>
@@ -3104,7 +3120,7 @@
         </w:tc>
         <w:tc>
           <w:tcPr>
-            <w:tcW w:type="dxa" w:w="1080"/>
+            <w:tcW w:type="dxa" w:w="900"/>
           </w:tcPr>
           <w:p>
             <w:r/>
@@ -3119,7 +3135,7 @@
         </w:tc>
         <w:tc>
           <w:tcPr>
-            <w:tcW w:type="dxa" w:w="1080"/>
+            <w:tcW w:type="dxa" w:w="1100"/>
           </w:tcPr>
           <w:p>
             <w:r/>
@@ -3134,7 +3150,7 @@
         </w:tc>
         <w:tc>
           <w:tcPr>
-            <w:tcW w:type="dxa" w:w="1080"/>
+            <w:tcW w:type="dxa" w:w="3000"/>
           </w:tcPr>
           <w:p>
             <w:r/>
@@ -3149,7 +3165,7 @@
         </w:tc>
         <w:tc>
           <w:tcPr>
-            <w:tcW w:type="dxa" w:w="1080"/>
+            <w:tcW w:type="dxa" w:w="1500"/>
           </w:tcPr>
           <w:p>
             <w:r/>
@@ -3163,7 +3179,7 @@
         </w:tc>
         <w:tc>
           <w:tcPr>
-            <w:tcW w:type="dxa" w:w="1080"/>
+            <w:tcW w:type="dxa" w:w="1800"/>
           </w:tcPr>
           <w:p>
             <w:r/>
@@ -3201,22 +3217,23 @@
       <w:tblPr>
         <w:tblStyle w:val="LightGrid-Accent1"/>
         <w:tblW w:type="auto" w:w="0"/>
+        <w:tblLayout w:type="fixed"/>
         <w:tblLook w:firstColumn="1" w:firstRow="1" w:lastColumn="0" w:lastRow="0" w:noHBand="0" w:noVBand="1" w:val="04A0"/>
       </w:tblPr>
       <w:tblGrid>
-        <w:gridCol w:w="1080"/>
-        <w:gridCol w:w="1080"/>
-        <w:gridCol w:w="1080"/>
-        <w:gridCol w:w="1080"/>
-        <w:gridCol w:w="1080"/>
-        <w:gridCol w:w="1080"/>
-        <w:gridCol w:w="1080"/>
-        <w:gridCol w:w="1080"/>
+        <w:gridCol w:w="1767"/>
+        <w:gridCol w:w="1767"/>
+        <w:gridCol w:w="1767"/>
+        <w:gridCol w:w="1767"/>
+        <w:gridCol w:w="1767"/>
+        <w:gridCol w:w="1767"/>
+        <w:gridCol w:w="1767"/>
+        <w:gridCol w:w="1767"/>
       </w:tblGrid>
       <w:tr>
         <w:tc>
           <w:tcPr>
-            <w:tcW w:type="dxa" w:w="1080"/>
+            <w:tcW w:type="dxa" w:w="800"/>
           </w:tcPr>
           <w:p>
             <w:r/>
@@ -3231,7 +3248,7 @@
         </w:tc>
         <w:tc>
           <w:tcPr>
-            <w:tcW w:type="dxa" w:w="1080"/>
+            <w:tcW w:type="dxa" w:w="1800"/>
           </w:tcPr>
           <w:p>
             <w:r/>
@@ -3246,7 +3263,7 @@
         </w:tc>
         <w:tc>
           <w:tcPr>
-            <w:tcW w:type="dxa" w:w="1080"/>
+            <w:tcW w:type="dxa" w:w="3000"/>
           </w:tcPr>
           <w:p>
             <w:r/>
@@ -3261,7 +3278,7 @@
         </w:tc>
         <w:tc>
           <w:tcPr>
-            <w:tcW w:type="dxa" w:w="1080"/>
+            <w:tcW w:type="dxa" w:w="900"/>
           </w:tcPr>
           <w:p>
             <w:r/>
@@ -3276,7 +3293,7 @@
         </w:tc>
         <w:tc>
           <w:tcPr>
-            <w:tcW w:type="dxa" w:w="1080"/>
+            <w:tcW w:type="dxa" w:w="1100"/>
           </w:tcPr>
           <w:p>
             <w:r/>
@@ -3291,7 +3308,7 @@
         </w:tc>
         <w:tc>
           <w:tcPr>
-            <w:tcW w:type="dxa" w:w="1080"/>
+            <w:tcW w:type="dxa" w:w="3000"/>
           </w:tcPr>
           <w:p>
             <w:r/>
@@ -3306,7 +3323,7 @@
         </w:tc>
         <w:tc>
           <w:tcPr>
-            <w:tcW w:type="dxa" w:w="1080"/>
+            <w:tcW w:type="dxa" w:w="1500"/>
           </w:tcPr>
           <w:p>
             <w:r/>
@@ -3321,7 +3338,7 @@
         </w:tc>
         <w:tc>
           <w:tcPr>
-            <w:tcW w:type="dxa" w:w="1080"/>
+            <w:tcW w:type="dxa" w:w="1800"/>
           </w:tcPr>
           <w:p>
             <w:r/>
@@ -3338,7 +3355,7 @@
       <w:tr>
         <w:tc>
           <w:tcPr>
-            <w:tcW w:type="dxa" w:w="1080"/>
+            <w:tcW w:type="dxa" w:w="800"/>
           </w:tcPr>
           <w:p>
             <w:r/>
@@ -3353,7 +3370,7 @@
         </w:tc>
         <w:tc>
           <w:tcPr>
-            <w:tcW w:type="dxa" w:w="1080"/>
+            <w:tcW w:type="dxa" w:w="1800"/>
           </w:tcPr>
           <w:p>
             <w:r/>
@@ -3368,7 +3385,7 @@
         </w:tc>
         <w:tc>
           <w:tcPr>
-            <w:tcW w:type="dxa" w:w="1080"/>
+            <w:tcW w:type="dxa" w:w="3000"/>
           </w:tcPr>
           <w:p>
             <w:r/>
@@ -3383,7 +3400,7 @@
         </w:tc>
         <w:tc>
           <w:tcPr>
-            <w:tcW w:type="dxa" w:w="1080"/>
+            <w:tcW w:type="dxa" w:w="900"/>
           </w:tcPr>
           <w:p>
             <w:r/>
@@ -3398,7 +3415,7 @@
         </w:tc>
         <w:tc>
           <w:tcPr>
-            <w:tcW w:type="dxa" w:w="1080"/>
+            <w:tcW w:type="dxa" w:w="1100"/>
           </w:tcPr>
           <w:p>
             <w:r/>
@@ -3413,7 +3430,7 @@
         </w:tc>
         <w:tc>
           <w:tcPr>
-            <w:tcW w:type="dxa" w:w="1080"/>
+            <w:tcW w:type="dxa" w:w="3000"/>
           </w:tcPr>
           <w:p>
             <w:r/>
@@ -3428,7 +3445,7 @@
         </w:tc>
         <w:tc>
           <w:tcPr>
-            <w:tcW w:type="dxa" w:w="1080"/>
+            <w:tcW w:type="dxa" w:w="1500"/>
           </w:tcPr>
           <w:p>
             <w:r/>
@@ -3442,7 +3459,7 @@
         </w:tc>
         <w:tc>
           <w:tcPr>
-            <w:tcW w:type="dxa" w:w="1080"/>
+            <w:tcW w:type="dxa" w:w="1800"/>
           </w:tcPr>
           <w:p>
             <w:r/>
@@ -3458,7 +3475,7 @@
       <w:tr>
         <w:tc>
           <w:tcPr>
-            <w:tcW w:type="dxa" w:w="1080"/>
+            <w:tcW w:type="dxa" w:w="800"/>
           </w:tcPr>
           <w:p>
             <w:r/>
@@ -3473,7 +3490,7 @@
         </w:tc>
         <w:tc>
           <w:tcPr>
-            <w:tcW w:type="dxa" w:w="1080"/>
+            <w:tcW w:type="dxa" w:w="1800"/>
           </w:tcPr>
           <w:p>
             <w:r/>
@@ -3488,7 +3505,7 @@
         </w:tc>
         <w:tc>
           <w:tcPr>
-            <w:tcW w:type="dxa" w:w="1080"/>
+            <w:tcW w:type="dxa" w:w="3000"/>
           </w:tcPr>
           <w:p>
             <w:r/>
@@ -3503,7 +3520,7 @@
         </w:tc>
         <w:tc>
           <w:tcPr>
-            <w:tcW w:type="dxa" w:w="1080"/>
+            <w:tcW w:type="dxa" w:w="900"/>
           </w:tcPr>
           <w:p>
             <w:r/>
@@ -3518,7 +3535,7 @@
         </w:tc>
         <w:tc>
           <w:tcPr>
-            <w:tcW w:type="dxa" w:w="1080"/>
+            <w:tcW w:type="dxa" w:w="1100"/>
           </w:tcPr>
           <w:p>
             <w:r/>
@@ -3533,7 +3550,7 @@
         </w:tc>
         <w:tc>
           <w:tcPr>
-            <w:tcW w:type="dxa" w:w="1080"/>
+            <w:tcW w:type="dxa" w:w="3000"/>
           </w:tcPr>
           <w:p>
             <w:r/>
@@ -3548,7 +3565,7 @@
         </w:tc>
         <w:tc>
           <w:tcPr>
-            <w:tcW w:type="dxa" w:w="1080"/>
+            <w:tcW w:type="dxa" w:w="1500"/>
           </w:tcPr>
           <w:p>
             <w:r/>
@@ -3562,7 +3579,7 @@
         </w:tc>
         <w:tc>
           <w:tcPr>
-            <w:tcW w:type="dxa" w:w="1080"/>
+            <w:tcW w:type="dxa" w:w="1800"/>
           </w:tcPr>
           <w:p>
             <w:r/>
@@ -3600,22 +3617,23 @@
       <w:tblPr>
         <w:tblStyle w:val="LightGrid-Accent1"/>
         <w:tblW w:type="auto" w:w="0"/>
+        <w:tblLayout w:type="fixed"/>
         <w:tblLook w:firstColumn="1" w:firstRow="1" w:lastColumn="0" w:lastRow="0" w:noHBand="0" w:noVBand="1" w:val="04A0"/>
       </w:tblPr>
       <w:tblGrid>
-        <w:gridCol w:w="1080"/>
-        <w:gridCol w:w="1080"/>
-        <w:gridCol w:w="1080"/>
-        <w:gridCol w:w="1080"/>
-        <w:gridCol w:w="1080"/>
-        <w:gridCol w:w="1080"/>
-        <w:gridCol w:w="1080"/>
-        <w:gridCol w:w="1080"/>
+        <w:gridCol w:w="1767"/>
+        <w:gridCol w:w="1767"/>
+        <w:gridCol w:w="1767"/>
+        <w:gridCol w:w="1767"/>
+        <w:gridCol w:w="1767"/>
+        <w:gridCol w:w="1767"/>
+        <w:gridCol w:w="1767"/>
+        <w:gridCol w:w="1767"/>
       </w:tblGrid>
       <w:tr>
         <w:tc>
           <w:tcPr>
-            <w:tcW w:type="dxa" w:w="1080"/>
+            <w:tcW w:type="dxa" w:w="800"/>
           </w:tcPr>
           <w:p>
             <w:r/>
@@ -3630,7 +3648,7 @@
         </w:tc>
         <w:tc>
           <w:tcPr>
-            <w:tcW w:type="dxa" w:w="1080"/>
+            <w:tcW w:type="dxa" w:w="1800"/>
           </w:tcPr>
           <w:p>
             <w:r/>
@@ -3645,7 +3663,7 @@
         </w:tc>
         <w:tc>
           <w:tcPr>
-            <w:tcW w:type="dxa" w:w="1080"/>
+            <w:tcW w:type="dxa" w:w="3000"/>
           </w:tcPr>
           <w:p>
             <w:r/>
@@ -3660,7 +3678,7 @@
         </w:tc>
         <w:tc>
           <w:tcPr>
-            <w:tcW w:type="dxa" w:w="1080"/>
+            <w:tcW w:type="dxa" w:w="900"/>
           </w:tcPr>
           <w:p>
             <w:r/>
@@ -3675,7 +3693,7 @@
         </w:tc>
         <w:tc>
           <w:tcPr>
-            <w:tcW w:type="dxa" w:w="1080"/>
+            <w:tcW w:type="dxa" w:w="1100"/>
           </w:tcPr>
           <w:p>
             <w:r/>
@@ -3690,7 +3708,7 @@
         </w:tc>
         <w:tc>
           <w:tcPr>
-            <w:tcW w:type="dxa" w:w="1080"/>
+            <w:tcW w:type="dxa" w:w="3000"/>
           </w:tcPr>
           <w:p>
             <w:r/>
@@ -3705,7 +3723,7 @@
         </w:tc>
         <w:tc>
           <w:tcPr>
-            <w:tcW w:type="dxa" w:w="1080"/>
+            <w:tcW w:type="dxa" w:w="1500"/>
           </w:tcPr>
           <w:p>
             <w:r/>
@@ -3720,7 +3738,7 @@
         </w:tc>
         <w:tc>
           <w:tcPr>
-            <w:tcW w:type="dxa" w:w="1080"/>
+            <w:tcW w:type="dxa" w:w="1800"/>
           </w:tcPr>
           <w:p>
             <w:r/>
@@ -3737,7 +3755,7 @@
       <w:tr>
         <w:tc>
           <w:tcPr>
-            <w:tcW w:type="dxa" w:w="1080"/>
+            <w:tcW w:type="dxa" w:w="800"/>
           </w:tcPr>
           <w:p>
             <w:r/>
@@ -3752,7 +3770,7 @@
         </w:tc>
         <w:tc>
           <w:tcPr>
-            <w:tcW w:type="dxa" w:w="1080"/>
+            <w:tcW w:type="dxa" w:w="1800"/>
           </w:tcPr>
           <w:p>
             <w:r/>
@@ -3767,7 +3785,7 @@
         </w:tc>
         <w:tc>
           <w:tcPr>
-            <w:tcW w:type="dxa" w:w="1080"/>
+            <w:tcW w:type="dxa" w:w="3000"/>
           </w:tcPr>
           <w:p>
             <w:r/>
@@ -3782,7 +3800,7 @@
         </w:tc>
         <w:tc>
           <w:tcPr>
-            <w:tcW w:type="dxa" w:w="1080"/>
+            <w:tcW w:type="dxa" w:w="900"/>
           </w:tcPr>
           <w:p>
             <w:r/>
@@ -3797,7 +3815,7 @@
         </w:tc>
         <w:tc>
           <w:tcPr>
-            <w:tcW w:type="dxa" w:w="1080"/>
+            <w:tcW w:type="dxa" w:w="1100"/>
           </w:tcPr>
           <w:p>
             <w:r/>
@@ -3812,7 +3830,7 @@
         </w:tc>
         <w:tc>
           <w:tcPr>
-            <w:tcW w:type="dxa" w:w="1080"/>
+            <w:tcW w:type="dxa" w:w="3000"/>
           </w:tcPr>
           <w:p>
             <w:r/>
@@ -3827,7 +3845,7 @@
         </w:tc>
         <w:tc>
           <w:tcPr>
-            <w:tcW w:type="dxa" w:w="1080"/>
+            <w:tcW w:type="dxa" w:w="1500"/>
           </w:tcPr>
           <w:p>
             <w:r/>
@@ -3841,7 +3859,7 @@
         </w:tc>
         <w:tc>
           <w:tcPr>
-            <w:tcW w:type="dxa" w:w="1080"/>
+            <w:tcW w:type="dxa" w:w="1800"/>
           </w:tcPr>
           <w:p>
             <w:r/>
@@ -3857,7 +3875,7 @@
       <w:tr>
         <w:tc>
           <w:tcPr>
-            <w:tcW w:type="dxa" w:w="1080"/>
+            <w:tcW w:type="dxa" w:w="800"/>
           </w:tcPr>
           <w:p>
             <w:r/>
@@ -3872,7 +3890,7 @@
         </w:tc>
         <w:tc>
           <w:tcPr>
-            <w:tcW w:type="dxa" w:w="1080"/>
+            <w:tcW w:type="dxa" w:w="1800"/>
           </w:tcPr>
           <w:p>
             <w:r/>
@@ -3887,7 +3905,7 @@
         </w:tc>
         <w:tc>
           <w:tcPr>
-            <w:tcW w:type="dxa" w:w="1080"/>
+            <w:tcW w:type="dxa" w:w="3000"/>
           </w:tcPr>
           <w:p>
             <w:r/>
@@ -3902,7 +3920,7 @@
         </w:tc>
         <w:tc>
           <w:tcPr>
-            <w:tcW w:type="dxa" w:w="1080"/>
+            <w:tcW w:type="dxa" w:w="900"/>
           </w:tcPr>
           <w:p>
             <w:r/>
@@ -3917,7 +3935,7 @@
         </w:tc>
         <w:tc>
           <w:tcPr>
-            <w:tcW w:type="dxa" w:w="1080"/>
+            <w:tcW w:type="dxa" w:w="1100"/>
           </w:tcPr>
           <w:p>
             <w:r/>
@@ -3932,7 +3950,7 @@
         </w:tc>
         <w:tc>
           <w:tcPr>
-            <w:tcW w:type="dxa" w:w="1080"/>
+            <w:tcW w:type="dxa" w:w="3000"/>
           </w:tcPr>
           <w:p>
             <w:r/>
@@ -3947,7 +3965,7 @@
         </w:tc>
         <w:tc>
           <w:tcPr>
-            <w:tcW w:type="dxa" w:w="1080"/>
+            <w:tcW w:type="dxa" w:w="1500"/>
           </w:tcPr>
           <w:p>
             <w:r/>
@@ -3961,7 +3979,7 @@
         </w:tc>
         <w:tc>
           <w:tcPr>
-            <w:tcW w:type="dxa" w:w="1080"/>
+            <w:tcW w:type="dxa" w:w="1800"/>
           </w:tcPr>
           <w:p>
             <w:r/>
@@ -3977,7 +3995,7 @@
       <w:tr>
         <w:tc>
           <w:tcPr>
-            <w:tcW w:type="dxa" w:w="1080"/>
+            <w:tcW w:type="dxa" w:w="800"/>
           </w:tcPr>
           <w:p>
             <w:r/>
@@ -3992,7 +4010,7 @@
         </w:tc>
         <w:tc>
           <w:tcPr>
-            <w:tcW w:type="dxa" w:w="1080"/>
+            <w:tcW w:type="dxa" w:w="1800"/>
           </w:tcPr>
           <w:p>
             <w:r/>
@@ -4007,7 +4025,7 @@
         </w:tc>
         <w:tc>
           <w:tcPr>
-            <w:tcW w:type="dxa" w:w="1080"/>
+            <w:tcW w:type="dxa" w:w="3000"/>
           </w:tcPr>
           <w:p>
             <w:r/>
@@ -4022,7 +4040,7 @@
         </w:tc>
         <w:tc>
           <w:tcPr>
-            <w:tcW w:type="dxa" w:w="1080"/>
+            <w:tcW w:type="dxa" w:w="900"/>
           </w:tcPr>
           <w:p>
             <w:r/>
@@ -4037,7 +4055,7 @@
         </w:tc>
         <w:tc>
           <w:tcPr>
-            <w:tcW w:type="dxa" w:w="1080"/>
+            <w:tcW w:type="dxa" w:w="1100"/>
           </w:tcPr>
           <w:p>
             <w:r/>
@@ -4052,7 +4070,7 @@
         </w:tc>
         <w:tc>
           <w:tcPr>
-            <w:tcW w:type="dxa" w:w="1080"/>
+            <w:tcW w:type="dxa" w:w="3000"/>
           </w:tcPr>
           <w:p>
             <w:r/>
@@ -4067,7 +4085,7 @@
         </w:tc>
         <w:tc>
           <w:tcPr>
-            <w:tcW w:type="dxa" w:w="1080"/>
+            <w:tcW w:type="dxa" w:w="1500"/>
           </w:tcPr>
           <w:p>
             <w:r/>
@@ -4081,7 +4099,7 @@
         </w:tc>
         <w:tc>
           <w:tcPr>
-            <w:tcW w:type="dxa" w:w="1080"/>
+            <w:tcW w:type="dxa" w:w="1800"/>
           </w:tcPr>
           <w:p>
             <w:r/>
@@ -4119,22 +4137,23 @@
       <w:tblPr>
         <w:tblStyle w:val="LightGrid-Accent1"/>
         <w:tblW w:type="auto" w:w="0"/>
+        <w:tblLayout w:type="fixed"/>
         <w:tblLook w:firstColumn="1" w:firstRow="1" w:lastColumn="0" w:lastRow="0" w:noHBand="0" w:noVBand="1" w:val="04A0"/>
       </w:tblPr>
       <w:tblGrid>
-        <w:gridCol w:w="1080"/>
-        <w:gridCol w:w="1080"/>
-        <w:gridCol w:w="1080"/>
-        <w:gridCol w:w="1080"/>
-        <w:gridCol w:w="1080"/>
-        <w:gridCol w:w="1080"/>
-        <w:gridCol w:w="1080"/>
-        <w:gridCol w:w="1080"/>
+        <w:gridCol w:w="1767"/>
+        <w:gridCol w:w="1767"/>
+        <w:gridCol w:w="1767"/>
+        <w:gridCol w:w="1767"/>
+        <w:gridCol w:w="1767"/>
+        <w:gridCol w:w="1767"/>
+        <w:gridCol w:w="1767"/>
+        <w:gridCol w:w="1767"/>
       </w:tblGrid>
       <w:tr>
         <w:tc>
           <w:tcPr>
-            <w:tcW w:type="dxa" w:w="1080"/>
+            <w:tcW w:type="dxa" w:w="800"/>
           </w:tcPr>
           <w:p>
             <w:r/>
@@ -4149,7 +4168,7 @@
         </w:tc>
         <w:tc>
           <w:tcPr>
-            <w:tcW w:type="dxa" w:w="1080"/>
+            <w:tcW w:type="dxa" w:w="1800"/>
           </w:tcPr>
           <w:p>
             <w:r/>
@@ -4164,7 +4183,7 @@
         </w:tc>
         <w:tc>
           <w:tcPr>
-            <w:tcW w:type="dxa" w:w="1080"/>
+            <w:tcW w:type="dxa" w:w="3000"/>
           </w:tcPr>
           <w:p>
             <w:r/>
@@ -4179,7 +4198,7 @@
         </w:tc>
         <w:tc>
           <w:tcPr>
-            <w:tcW w:type="dxa" w:w="1080"/>
+            <w:tcW w:type="dxa" w:w="900"/>
           </w:tcPr>
           <w:p>
             <w:r/>
@@ -4194,7 +4213,7 @@
         </w:tc>
         <w:tc>
           <w:tcPr>
-            <w:tcW w:type="dxa" w:w="1080"/>
+            <w:tcW w:type="dxa" w:w="1100"/>
           </w:tcPr>
           <w:p>
             <w:r/>
@@ -4209,7 +4228,7 @@
         </w:tc>
         <w:tc>
           <w:tcPr>
-            <w:tcW w:type="dxa" w:w="1080"/>
+            <w:tcW w:type="dxa" w:w="3000"/>
           </w:tcPr>
           <w:p>
             <w:r/>
@@ -4224,7 +4243,7 @@
         </w:tc>
         <w:tc>
           <w:tcPr>
-            <w:tcW w:type="dxa" w:w="1080"/>
+            <w:tcW w:type="dxa" w:w="1500"/>
           </w:tcPr>
           <w:p>
             <w:r/>
@@ -4239,7 +4258,7 @@
         </w:tc>
         <w:tc>
           <w:tcPr>
-            <w:tcW w:type="dxa" w:w="1080"/>
+            <w:tcW w:type="dxa" w:w="1800"/>
           </w:tcPr>
           <w:p>
             <w:r/>
@@ -4256,7 +4275,7 @@
       <w:tr>
         <w:tc>
           <w:tcPr>
-            <w:tcW w:type="dxa" w:w="1080"/>
+            <w:tcW w:type="dxa" w:w="800"/>
           </w:tcPr>
           <w:p>
             <w:r/>
@@ -4271,7 +4290,7 @@
         </w:tc>
         <w:tc>
           <w:tcPr>
-            <w:tcW w:type="dxa" w:w="1080"/>
+            <w:tcW w:type="dxa" w:w="1800"/>
           </w:tcPr>
           <w:p>
             <w:r/>
@@ -4286,7 +4305,7 @@
         </w:tc>
         <w:tc>
           <w:tcPr>
-            <w:tcW w:type="dxa" w:w="1080"/>
+            <w:tcW w:type="dxa" w:w="3000"/>
           </w:tcPr>
           <w:p>
             <w:r/>
@@ -4301,7 +4320,7 @@
         </w:tc>
         <w:tc>
           <w:tcPr>
-            <w:tcW w:type="dxa" w:w="1080"/>
+            <w:tcW w:type="dxa" w:w="900"/>
           </w:tcPr>
           <w:p>
             <w:r/>
@@ -4316,7 +4335,7 @@
         </w:tc>
         <w:tc>
           <w:tcPr>
-            <w:tcW w:type="dxa" w:w="1080"/>
+            <w:tcW w:type="dxa" w:w="1100"/>
           </w:tcPr>
           <w:p>
             <w:r/>
@@ -4331,7 +4350,7 @@
         </w:tc>
         <w:tc>
           <w:tcPr>
-            <w:tcW w:type="dxa" w:w="1080"/>
+            <w:tcW w:type="dxa" w:w="3000"/>
           </w:tcPr>
           <w:p>
             <w:r/>
@@ -4346,7 +4365,7 @@
         </w:tc>
         <w:tc>
           <w:tcPr>
-            <w:tcW w:type="dxa" w:w="1080"/>
+            <w:tcW w:type="dxa" w:w="1500"/>
           </w:tcPr>
           <w:p>
             <w:r/>
@@ -4360,7 +4379,7 @@
         </w:tc>
         <w:tc>
           <w:tcPr>
-            <w:tcW w:type="dxa" w:w="1080"/>
+            <w:tcW w:type="dxa" w:w="1800"/>
           </w:tcPr>
           <w:p>
             <w:r/>
@@ -4376,7 +4395,7 @@
       <w:tr>
         <w:tc>
           <w:tcPr>
-            <w:tcW w:type="dxa" w:w="1080"/>
+            <w:tcW w:type="dxa" w:w="800"/>
           </w:tcPr>
           <w:p>
             <w:r/>
@@ -4391,7 +4410,7 @@
         </w:tc>
         <w:tc>
           <w:tcPr>
-            <w:tcW w:type="dxa" w:w="1080"/>
+            <w:tcW w:type="dxa" w:w="1800"/>
           </w:tcPr>
           <w:p>
             <w:r/>
@@ -4406,7 +4425,7 @@
         </w:tc>
         <w:tc>
           <w:tcPr>
-            <w:tcW w:type="dxa" w:w="1080"/>
+            <w:tcW w:type="dxa" w:w="3000"/>
           </w:tcPr>
           <w:p>
             <w:r/>
@@ -4421,7 +4440,7 @@
         </w:tc>
         <w:tc>
           <w:tcPr>
-            <w:tcW w:type="dxa" w:w="1080"/>
+            <w:tcW w:type="dxa" w:w="900"/>
           </w:tcPr>
           <w:p>
             <w:r/>
@@ -4436,7 +4455,7 @@
         </w:tc>
         <w:tc>
           <w:tcPr>
-            <w:tcW w:type="dxa" w:w="1080"/>
+            <w:tcW w:type="dxa" w:w="1100"/>
           </w:tcPr>
           <w:p>
             <w:r/>
@@ -4451,7 +4470,7 @@
         </w:tc>
         <w:tc>
           <w:tcPr>
-            <w:tcW w:type="dxa" w:w="1080"/>
+            <w:tcW w:type="dxa" w:w="3000"/>
           </w:tcPr>
           <w:p>
             <w:r/>
@@ -4466,7 +4485,7 @@
         </w:tc>
         <w:tc>
           <w:tcPr>
-            <w:tcW w:type="dxa" w:w="1080"/>
+            <w:tcW w:type="dxa" w:w="1500"/>
           </w:tcPr>
           <w:p>
             <w:r/>
@@ -4480,7 +4499,7 @@
         </w:tc>
         <w:tc>
           <w:tcPr>
-            <w:tcW w:type="dxa" w:w="1080"/>
+            <w:tcW w:type="dxa" w:w="1800"/>
           </w:tcPr>
           <w:p>
             <w:r/>
@@ -4518,22 +4537,23 @@
       <w:tblPr>
         <w:tblStyle w:val="LightGrid-Accent1"/>
         <w:tblW w:type="auto" w:w="0"/>
+        <w:tblLayout w:type="fixed"/>
         <w:tblLook w:firstColumn="1" w:firstRow="1" w:lastColumn="0" w:lastRow="0" w:noHBand="0" w:noVBand="1" w:val="04A0"/>
       </w:tblPr>
       <w:tblGrid>
-        <w:gridCol w:w="1080"/>
-        <w:gridCol w:w="1080"/>
-        <w:gridCol w:w="1080"/>
-        <w:gridCol w:w="1080"/>
-        <w:gridCol w:w="1080"/>
-        <w:gridCol w:w="1080"/>
-        <w:gridCol w:w="1080"/>
-        <w:gridCol w:w="1080"/>
+        <w:gridCol w:w="1767"/>
+        <w:gridCol w:w="1767"/>
+        <w:gridCol w:w="1767"/>
+        <w:gridCol w:w="1767"/>
+        <w:gridCol w:w="1767"/>
+        <w:gridCol w:w="1767"/>
+        <w:gridCol w:w="1767"/>
+        <w:gridCol w:w="1767"/>
       </w:tblGrid>
       <w:tr>
         <w:tc>
           <w:tcPr>
-            <w:tcW w:type="dxa" w:w="1080"/>
+            <w:tcW w:type="dxa" w:w="800"/>
           </w:tcPr>
           <w:p>
             <w:r/>
@@ -4548,7 +4568,7 @@
         </w:tc>
         <w:tc>
           <w:tcPr>
-            <w:tcW w:type="dxa" w:w="1080"/>
+            <w:tcW w:type="dxa" w:w="1800"/>
           </w:tcPr>
           <w:p>
             <w:r/>
@@ -4563,7 +4583,7 @@
         </w:tc>
         <w:tc>
           <w:tcPr>
-            <w:tcW w:type="dxa" w:w="1080"/>
+            <w:tcW w:type="dxa" w:w="3000"/>
           </w:tcPr>
           <w:p>
             <w:r/>
@@ -4578,7 +4598,7 @@
         </w:tc>
         <w:tc>
           <w:tcPr>
-            <w:tcW w:type="dxa" w:w="1080"/>
+            <w:tcW w:type="dxa" w:w="900"/>
           </w:tcPr>
           <w:p>
             <w:r/>
@@ -4593,7 +4613,7 @@
         </w:tc>
         <w:tc>
           <w:tcPr>
-            <w:tcW w:type="dxa" w:w="1080"/>
+            <w:tcW w:type="dxa" w:w="1100"/>
           </w:tcPr>
           <w:p>
             <w:r/>
@@ -4608,7 +4628,7 @@
         </w:tc>
         <w:tc>
           <w:tcPr>
-            <w:tcW w:type="dxa" w:w="1080"/>
+            <w:tcW w:type="dxa" w:w="3000"/>
           </w:tcPr>
           <w:p>
             <w:r/>
@@ -4623,7 +4643,7 @@
         </w:tc>
         <w:tc>
           <w:tcPr>
-            <w:tcW w:type="dxa" w:w="1080"/>
+            <w:tcW w:type="dxa" w:w="1500"/>
           </w:tcPr>
           <w:p>
             <w:r/>
@@ -4638,7 +4658,7 @@
         </w:tc>
         <w:tc>
           <w:tcPr>
-            <w:tcW w:type="dxa" w:w="1080"/>
+            <w:tcW w:type="dxa" w:w="1800"/>
           </w:tcPr>
           <w:p>
             <w:r/>
@@ -4655,7 +4675,7 @@
       <w:tr>
         <w:tc>
           <w:tcPr>
-            <w:tcW w:type="dxa" w:w="1080"/>
+            <w:tcW w:type="dxa" w:w="800"/>
           </w:tcPr>
           <w:p>
             <w:r/>
@@ -4670,7 +4690,7 @@
         </w:tc>
         <w:tc>
           <w:tcPr>
-            <w:tcW w:type="dxa" w:w="1080"/>
+            <w:tcW w:type="dxa" w:w="1800"/>
           </w:tcPr>
           <w:p>
             <w:r/>
@@ -4685,7 +4705,7 @@
         </w:tc>
         <w:tc>
           <w:tcPr>
-            <w:tcW w:type="dxa" w:w="1080"/>
+            <w:tcW w:type="dxa" w:w="3000"/>
           </w:tcPr>
           <w:p>
             <w:r/>
@@ -4700,7 +4720,7 @@
         </w:tc>
         <w:tc>
           <w:tcPr>
-            <w:tcW w:type="dxa" w:w="1080"/>
+            <w:tcW w:type="dxa" w:w="900"/>
           </w:tcPr>
           <w:p>
             <w:r/>
@@ -4715,7 +4735,7 @@
         </w:tc>
         <w:tc>
           <w:tcPr>
-            <w:tcW w:type="dxa" w:w="1080"/>
+            <w:tcW w:type="dxa" w:w="1100"/>
           </w:tcPr>
           <w:p>
             <w:r/>
@@ -4730,7 +4750,7 @@
         </w:tc>
         <w:tc>
           <w:tcPr>
-            <w:tcW w:type="dxa" w:w="1080"/>
+            <w:tcW w:type="dxa" w:w="3000"/>
           </w:tcPr>
           <w:p>
             <w:r/>
@@ -4745,7 +4765,7 @@
         </w:tc>
         <w:tc>
           <w:tcPr>
-            <w:tcW w:type="dxa" w:w="1080"/>
+            <w:tcW w:type="dxa" w:w="1500"/>
           </w:tcPr>
           <w:p>
             <w:r/>
@@ -4759,7 +4779,7 @@
         </w:tc>
         <w:tc>
           <w:tcPr>
-            <w:tcW w:type="dxa" w:w="1080"/>
+            <w:tcW w:type="dxa" w:w="1800"/>
           </w:tcPr>
           <w:p>
             <w:r/>
@@ -4775,7 +4795,7 @@
       <w:tr>
         <w:tc>
           <w:tcPr>
-            <w:tcW w:type="dxa" w:w="1080"/>
+            <w:tcW w:type="dxa" w:w="800"/>
           </w:tcPr>
           <w:p>
             <w:r/>
@@ -4790,7 +4810,7 @@
         </w:tc>
         <w:tc>
           <w:tcPr>
-            <w:tcW w:type="dxa" w:w="1080"/>
+            <w:tcW w:type="dxa" w:w="1800"/>
           </w:tcPr>
           <w:p>
             <w:r/>
@@ -4805,7 +4825,7 @@
         </w:tc>
         <w:tc>
           <w:tcPr>
-            <w:tcW w:type="dxa" w:w="1080"/>
+            <w:tcW w:type="dxa" w:w="3000"/>
           </w:tcPr>
           <w:p>
             <w:r/>
@@ -4820,7 +4840,7 @@
         </w:tc>
         <w:tc>
           <w:tcPr>
-            <w:tcW w:type="dxa" w:w="1080"/>
+            <w:tcW w:type="dxa" w:w="900"/>
           </w:tcPr>
           <w:p>
             <w:r/>
@@ -4835,7 +4855,7 @@
         </w:tc>
         <w:tc>
           <w:tcPr>
-            <w:tcW w:type="dxa" w:w="1080"/>
+            <w:tcW w:type="dxa" w:w="1100"/>
           </w:tcPr>
           <w:p>
             <w:r/>
@@ -4850,7 +4870,7 @@
         </w:tc>
         <w:tc>
           <w:tcPr>
-            <w:tcW w:type="dxa" w:w="1080"/>
+            <w:tcW w:type="dxa" w:w="3000"/>
           </w:tcPr>
           <w:p>
             <w:r/>
@@ -4865,7 +4885,7 @@
         </w:tc>
         <w:tc>
           <w:tcPr>
-            <w:tcW w:type="dxa" w:w="1080"/>
+            <w:tcW w:type="dxa" w:w="1500"/>
           </w:tcPr>
           <w:p>
             <w:r/>
@@ -4879,7 +4899,7 @@
         </w:tc>
         <w:tc>
           <w:tcPr>
-            <w:tcW w:type="dxa" w:w="1080"/>
+            <w:tcW w:type="dxa" w:w="1800"/>
           </w:tcPr>
           <w:p>
             <w:r/>
@@ -4917,22 +4937,23 @@
       <w:tblPr>
         <w:tblStyle w:val="LightGrid-Accent1"/>
         <w:tblW w:type="auto" w:w="0"/>
+        <w:tblLayout w:type="fixed"/>
         <w:tblLook w:firstColumn="1" w:firstRow="1" w:lastColumn="0" w:lastRow="0" w:noHBand="0" w:noVBand="1" w:val="04A0"/>
       </w:tblPr>
       <w:tblGrid>
-        <w:gridCol w:w="1080"/>
-        <w:gridCol w:w="1080"/>
-        <w:gridCol w:w="1080"/>
-        <w:gridCol w:w="1080"/>
-        <w:gridCol w:w="1080"/>
-        <w:gridCol w:w="1080"/>
-        <w:gridCol w:w="1080"/>
-        <w:gridCol w:w="1080"/>
+        <w:gridCol w:w="1767"/>
+        <w:gridCol w:w="1767"/>
+        <w:gridCol w:w="1767"/>
+        <w:gridCol w:w="1767"/>
+        <w:gridCol w:w="1767"/>
+        <w:gridCol w:w="1767"/>
+        <w:gridCol w:w="1767"/>
+        <w:gridCol w:w="1767"/>
       </w:tblGrid>
       <w:tr>
         <w:tc>
           <w:tcPr>
-            <w:tcW w:type="dxa" w:w="1080"/>
+            <w:tcW w:type="dxa" w:w="800"/>
           </w:tcPr>
           <w:p>
             <w:r/>
@@ -4947,7 +4968,7 @@
         </w:tc>
         <w:tc>
           <w:tcPr>
-            <w:tcW w:type="dxa" w:w="1080"/>
+            <w:tcW w:type="dxa" w:w="1800"/>
           </w:tcPr>
           <w:p>
             <w:r/>
@@ -4962,7 +4983,7 @@
         </w:tc>
         <w:tc>
           <w:tcPr>
-            <w:tcW w:type="dxa" w:w="1080"/>
+            <w:tcW w:type="dxa" w:w="3000"/>
           </w:tcPr>
           <w:p>
             <w:r/>
@@ -4977,7 +4998,7 @@
         </w:tc>
         <w:tc>
           <w:tcPr>
-            <w:tcW w:type="dxa" w:w="1080"/>
+            <w:tcW w:type="dxa" w:w="900"/>
           </w:tcPr>
           <w:p>
             <w:r/>
@@ -4992,7 +5013,7 @@
         </w:tc>
         <w:tc>
           <w:tcPr>
-            <w:tcW w:type="dxa" w:w="1080"/>
+            <w:tcW w:type="dxa" w:w="1100"/>
           </w:tcPr>
           <w:p>
             <w:r/>
@@ -5007,7 +5028,7 @@
         </w:tc>
         <w:tc>
           <w:tcPr>
-            <w:tcW w:type="dxa" w:w="1080"/>
+            <w:tcW w:type="dxa" w:w="3000"/>
           </w:tcPr>
           <w:p>
             <w:r/>
@@ -5022,7 +5043,7 @@
         </w:tc>
         <w:tc>
           <w:tcPr>
-            <w:tcW w:type="dxa" w:w="1080"/>
+            <w:tcW w:type="dxa" w:w="1500"/>
           </w:tcPr>
           <w:p>
             <w:r/>
@@ -5037,7 +5058,7 @@
         </w:tc>
         <w:tc>
           <w:tcPr>
-            <w:tcW w:type="dxa" w:w="1080"/>
+            <w:tcW w:type="dxa" w:w="1800"/>
           </w:tcPr>
           <w:p>
             <w:r/>
@@ -5054,7 +5075,7 @@
       <w:tr>
         <w:tc>
           <w:tcPr>
-            <w:tcW w:type="dxa" w:w="1080"/>
+            <w:tcW w:type="dxa" w:w="800"/>
           </w:tcPr>
           <w:p>
             <w:r/>
@@ -5069,7 +5090,7 @@
         </w:tc>
         <w:tc>
           <w:tcPr>
-            <w:tcW w:type="dxa" w:w="1080"/>
+            <w:tcW w:type="dxa" w:w="1800"/>
           </w:tcPr>
           <w:p>
             <w:r/>
@@ -5084,7 +5105,7 @@
         </w:tc>
         <w:tc>
           <w:tcPr>
-            <w:tcW w:type="dxa" w:w="1080"/>
+            <w:tcW w:type="dxa" w:w="3000"/>
           </w:tcPr>
           <w:p>
             <w:r/>
@@ -5099,7 +5120,7 @@
         </w:tc>
         <w:tc>
           <w:tcPr>
-            <w:tcW w:type="dxa" w:w="1080"/>
+            <w:tcW w:type="dxa" w:w="900"/>
           </w:tcPr>
           <w:p>
             <w:r/>
@@ -5114,7 +5135,7 @@
         </w:tc>
         <w:tc>
           <w:tcPr>
-            <w:tcW w:type="dxa" w:w="1080"/>
+            <w:tcW w:type="dxa" w:w="1100"/>
           </w:tcPr>
           <w:p>
             <w:r/>
@@ -5129,7 +5150,7 @@
         </w:tc>
         <w:tc>
           <w:tcPr>
-            <w:tcW w:type="dxa" w:w="1080"/>
+            <w:tcW w:type="dxa" w:w="3000"/>
           </w:tcPr>
           <w:p>
             <w:r/>
@@ -5144,7 +5165,7 @@
         </w:tc>
         <w:tc>
           <w:tcPr>
-            <w:tcW w:type="dxa" w:w="1080"/>
+            <w:tcW w:type="dxa" w:w="1500"/>
           </w:tcPr>
           <w:p>
             <w:r/>
@@ -5158,7 +5179,7 @@
         </w:tc>
         <w:tc>
           <w:tcPr>
-            <w:tcW w:type="dxa" w:w="1080"/>
+            <w:tcW w:type="dxa" w:w="1800"/>
           </w:tcPr>
           <w:p>
             <w:r/>
@@ -5174,7 +5195,7 @@
       <w:tr>
         <w:tc>
           <w:tcPr>
-            <w:tcW w:type="dxa" w:w="1080"/>
+            <w:tcW w:type="dxa" w:w="800"/>
           </w:tcPr>
           <w:p>
             <w:r/>
@@ -5189,7 +5210,7 @@
         </w:tc>
         <w:tc>
           <w:tcPr>
-            <w:tcW w:type="dxa" w:w="1080"/>
+            <w:tcW w:type="dxa" w:w="1800"/>
           </w:tcPr>
           <w:p>
             <w:r/>
@@ -5204,7 +5225,7 @@
         </w:tc>
         <w:tc>
           <w:tcPr>
-            <w:tcW w:type="dxa" w:w="1080"/>
+            <w:tcW w:type="dxa" w:w="3000"/>
           </w:tcPr>
           <w:p>
             <w:r/>
@@ -5219,7 +5240,7 @@
         </w:tc>
         <w:tc>
           <w:tcPr>
-            <w:tcW w:type="dxa" w:w="1080"/>
+            <w:tcW w:type="dxa" w:w="900"/>
           </w:tcPr>
           <w:p>
             <w:r/>
@@ -5234,7 +5255,7 @@
         </w:tc>
         <w:tc>
           <w:tcPr>
-            <w:tcW w:type="dxa" w:w="1080"/>
+            <w:tcW w:type="dxa" w:w="1100"/>
           </w:tcPr>
           <w:p>
             <w:r/>
@@ -5249,7 +5270,7 @@
         </w:tc>
         <w:tc>
           <w:tcPr>
-            <w:tcW w:type="dxa" w:w="1080"/>
+            <w:tcW w:type="dxa" w:w="3000"/>
           </w:tcPr>
           <w:p>
             <w:r/>
@@ -5264,7 +5285,7 @@
         </w:tc>
         <w:tc>
           <w:tcPr>
-            <w:tcW w:type="dxa" w:w="1080"/>
+            <w:tcW w:type="dxa" w:w="1500"/>
           </w:tcPr>
           <w:p>
             <w:r/>
@@ -5278,7 +5299,7 @@
         </w:tc>
         <w:tc>
           <w:tcPr>
-            <w:tcW w:type="dxa" w:w="1080"/>
+            <w:tcW w:type="dxa" w:w="1800"/>
           </w:tcPr>
           <w:p>
             <w:r/>
@@ -5316,22 +5337,23 @@
       <w:tblPr>
         <w:tblStyle w:val="LightGrid-Accent1"/>
         <w:tblW w:type="auto" w:w="0"/>
+        <w:tblLayout w:type="fixed"/>
         <w:tblLook w:firstColumn="1" w:firstRow="1" w:lastColumn="0" w:lastRow="0" w:noHBand="0" w:noVBand="1" w:val="04A0"/>
       </w:tblPr>
       <w:tblGrid>
-        <w:gridCol w:w="1080"/>
-        <w:gridCol w:w="1080"/>
-        <w:gridCol w:w="1080"/>
-        <w:gridCol w:w="1080"/>
-        <w:gridCol w:w="1080"/>
-        <w:gridCol w:w="1080"/>
-        <w:gridCol w:w="1080"/>
-        <w:gridCol w:w="1080"/>
+        <w:gridCol w:w="1767"/>
+        <w:gridCol w:w="1767"/>
+        <w:gridCol w:w="1767"/>
+        <w:gridCol w:w="1767"/>
+        <w:gridCol w:w="1767"/>
+        <w:gridCol w:w="1767"/>
+        <w:gridCol w:w="1767"/>
+        <w:gridCol w:w="1767"/>
       </w:tblGrid>
       <w:tr>
         <w:tc>
           <w:tcPr>
-            <w:tcW w:type="dxa" w:w="1080"/>
+            <w:tcW w:type="dxa" w:w="800"/>
           </w:tcPr>
           <w:p>
             <w:r/>
@@ -5346,7 +5368,7 @@
         </w:tc>
         <w:tc>
           <w:tcPr>
-            <w:tcW w:type="dxa" w:w="1080"/>
+            <w:tcW w:type="dxa" w:w="1800"/>
           </w:tcPr>
           <w:p>
             <w:r/>
@@ -5361,7 +5383,7 @@
         </w:tc>
         <w:tc>
           <w:tcPr>
-            <w:tcW w:type="dxa" w:w="1080"/>
+            <w:tcW w:type="dxa" w:w="3000"/>
           </w:tcPr>
           <w:p>
             <w:r/>
@@ -5376,7 +5398,7 @@
         </w:tc>
         <w:tc>
           <w:tcPr>
-            <w:tcW w:type="dxa" w:w="1080"/>
+            <w:tcW w:type="dxa" w:w="900"/>
           </w:tcPr>
           <w:p>
             <w:r/>
@@ -5391,7 +5413,7 @@
         </w:tc>
         <w:tc>
           <w:tcPr>
-            <w:tcW w:type="dxa" w:w="1080"/>
+            <w:tcW w:type="dxa" w:w="1100"/>
           </w:tcPr>
           <w:p>
             <w:r/>
@@ -5406,7 +5428,7 @@
         </w:tc>
         <w:tc>
           <w:tcPr>
-            <w:tcW w:type="dxa" w:w="1080"/>
+            <w:tcW w:type="dxa" w:w="3000"/>
           </w:tcPr>
           <w:p>
             <w:r/>
@@ -5421,7 +5443,7 @@
         </w:tc>
         <w:tc>
           <w:tcPr>
-            <w:tcW w:type="dxa" w:w="1080"/>
+            <w:tcW w:type="dxa" w:w="1500"/>
           </w:tcPr>
           <w:p>
             <w:r/>
@@ -5436,7 +5458,7 @@
         </w:tc>
         <w:tc>
           <w:tcPr>
-            <w:tcW w:type="dxa" w:w="1080"/>
+            <w:tcW w:type="dxa" w:w="1800"/>
           </w:tcPr>
           <w:p>
             <w:r/>
@@ -5453,7 +5475,7 @@
       <w:tr>
         <w:tc>
           <w:tcPr>
-            <w:tcW w:type="dxa" w:w="1080"/>
+            <w:tcW w:type="dxa" w:w="800"/>
           </w:tcPr>
           <w:p>
             <w:r/>
@@ -5468,7 +5490,7 @@
         </w:tc>
         <w:tc>
           <w:tcPr>
-            <w:tcW w:type="dxa" w:w="1080"/>
+            <w:tcW w:type="dxa" w:w="1800"/>
           </w:tcPr>
           <w:p>
             <w:r/>
@@ -5483,7 +5505,7 @@
         </w:tc>
         <w:tc>
           <w:tcPr>
-            <w:tcW w:type="dxa" w:w="1080"/>
+            <w:tcW w:type="dxa" w:w="3000"/>
           </w:tcPr>
           <w:p>
             <w:r/>
@@ -5498,7 +5520,7 @@
         </w:tc>
         <w:tc>
           <w:tcPr>
-            <w:tcW w:type="dxa" w:w="1080"/>
+            <w:tcW w:type="dxa" w:w="900"/>
           </w:tcPr>
           <w:p>
             <w:r/>
@@ -5513,7 +5535,7 @@
         </w:tc>
         <w:tc>
           <w:tcPr>
-            <w:tcW w:type="dxa" w:w="1080"/>
+            <w:tcW w:type="dxa" w:w="1100"/>
           </w:tcPr>
           <w:p>
             <w:r/>
@@ -5528,7 +5550,7 @@
         </w:tc>
         <w:tc>
           <w:tcPr>
-            <w:tcW w:type="dxa" w:w="1080"/>
+            <w:tcW w:type="dxa" w:w="3000"/>
           </w:tcPr>
           <w:p>
             <w:r/>
@@ -5543,7 +5565,7 @@
         </w:tc>
         <w:tc>
           <w:tcPr>
-            <w:tcW w:type="dxa" w:w="1080"/>
+            <w:tcW w:type="dxa" w:w="1500"/>
           </w:tcPr>
           <w:p>
             <w:r/>
@@ -5557,7 +5579,7 @@
         </w:tc>
         <w:tc>
           <w:tcPr>
-            <w:tcW w:type="dxa" w:w="1080"/>
+            <w:tcW w:type="dxa" w:w="1800"/>
           </w:tcPr>
           <w:p>
             <w:r/>
@@ -5595,22 +5617,23 @@
       <w:tblPr>
         <w:tblStyle w:val="LightGrid-Accent1"/>
         <w:tblW w:type="auto" w:w="0"/>
+        <w:tblLayout w:type="fixed"/>
         <w:tblLook w:firstColumn="1" w:firstRow="1" w:lastColumn="0" w:lastRow="0" w:noHBand="0" w:noVBand="1" w:val="04A0"/>
       </w:tblPr>
       <w:tblGrid>
-        <w:gridCol w:w="1080"/>
-        <w:gridCol w:w="1080"/>
-        <w:gridCol w:w="1080"/>
-        <w:gridCol w:w="1080"/>
-        <w:gridCol w:w="1080"/>
-        <w:gridCol w:w="1080"/>
-        <w:gridCol w:w="1080"/>
-        <w:gridCol w:w="1080"/>
+        <w:gridCol w:w="1767"/>
+        <w:gridCol w:w="1767"/>
+        <w:gridCol w:w="1767"/>
+        <w:gridCol w:w="1767"/>
+        <w:gridCol w:w="1767"/>
+        <w:gridCol w:w="1767"/>
+        <w:gridCol w:w="1767"/>
+        <w:gridCol w:w="1767"/>
       </w:tblGrid>
       <w:tr>
         <w:tc>
           <w:tcPr>
-            <w:tcW w:type="dxa" w:w="1080"/>
+            <w:tcW w:type="dxa" w:w="800"/>
           </w:tcPr>
           <w:p>
             <w:r/>
@@ -5625,7 +5648,7 @@
         </w:tc>
         <w:tc>
           <w:tcPr>
-            <w:tcW w:type="dxa" w:w="1080"/>
+            <w:tcW w:type="dxa" w:w="1800"/>
           </w:tcPr>
           <w:p>
             <w:r/>
@@ -5640,7 +5663,7 @@
         </w:tc>
         <w:tc>
           <w:tcPr>
-            <w:tcW w:type="dxa" w:w="1080"/>
+            <w:tcW w:type="dxa" w:w="3000"/>
           </w:tcPr>
           <w:p>
             <w:r/>
@@ -5655,7 +5678,7 @@
         </w:tc>
         <w:tc>
           <w:tcPr>
-            <w:tcW w:type="dxa" w:w="1080"/>
+            <w:tcW w:type="dxa" w:w="900"/>
           </w:tcPr>
           <w:p>
             <w:r/>
@@ -5670,7 +5693,7 @@
         </w:tc>
         <w:tc>
           <w:tcPr>
-            <w:tcW w:type="dxa" w:w="1080"/>
+            <w:tcW w:type="dxa" w:w="1100"/>
           </w:tcPr>
           <w:p>
             <w:r/>
@@ -5685,7 +5708,7 @@
         </w:tc>
         <w:tc>
           <w:tcPr>
-            <w:tcW w:type="dxa" w:w="1080"/>
+            <w:tcW w:type="dxa" w:w="3000"/>
           </w:tcPr>
           <w:p>
             <w:r/>
@@ -5700,7 +5723,7 @@
         </w:tc>
         <w:tc>
           <w:tcPr>
-            <w:tcW w:type="dxa" w:w="1080"/>
+            <w:tcW w:type="dxa" w:w="1500"/>
           </w:tcPr>
           <w:p>
             <w:r/>
@@ -5715,7 +5738,7 @@
         </w:tc>
         <w:tc>
           <w:tcPr>
-            <w:tcW w:type="dxa" w:w="1080"/>
+            <w:tcW w:type="dxa" w:w="1800"/>
           </w:tcPr>
           <w:p>
             <w:r/>
@@ -5732,7 +5755,7 @@
       <w:tr>
         <w:tc>
           <w:tcPr>
-            <w:tcW w:type="dxa" w:w="1080"/>
+            <w:tcW w:type="dxa" w:w="800"/>
           </w:tcPr>
           <w:p>
             <w:r/>
@@ -5747,7 +5770,7 @@
         </w:tc>
         <w:tc>
           <w:tcPr>
-            <w:tcW w:type="dxa" w:w="1080"/>
+            <w:tcW w:type="dxa" w:w="1800"/>
           </w:tcPr>
           <w:p>
             <w:r/>
@@ -5762,7 +5785,7 @@
         </w:tc>
         <w:tc>
           <w:tcPr>
-            <w:tcW w:type="dxa" w:w="1080"/>
+            <w:tcW w:type="dxa" w:w="3000"/>
           </w:tcPr>
           <w:p>
             <w:r/>
@@ -5777,7 +5800,7 @@
         </w:tc>
         <w:tc>
           <w:tcPr>
-            <w:tcW w:type="dxa" w:w="1080"/>
+            <w:tcW w:type="dxa" w:w="900"/>
           </w:tcPr>
           <w:p>
             <w:r/>
@@ -5792,7 +5815,7 @@
         </w:tc>
         <w:tc>
           <w:tcPr>
-            <w:tcW w:type="dxa" w:w="1080"/>
+            <w:tcW w:type="dxa" w:w="1100"/>
           </w:tcPr>
           <w:p>
             <w:r/>
@@ -5807,7 +5830,7 @@
         </w:tc>
         <w:tc>
           <w:tcPr>
-            <w:tcW w:type="dxa" w:w="1080"/>
+            <w:tcW w:type="dxa" w:w="3000"/>
           </w:tcPr>
           <w:p>
             <w:r/>
@@ -5822,7 +5845,7 @@
         </w:tc>
         <w:tc>
           <w:tcPr>
-            <w:tcW w:type="dxa" w:w="1080"/>
+            <w:tcW w:type="dxa" w:w="1500"/>
           </w:tcPr>
           <w:p>
             <w:r/>
@@ -5836,7 +5859,7 @@
         </w:tc>
         <w:tc>
           <w:tcPr>
-            <w:tcW w:type="dxa" w:w="1080"/>
+            <w:tcW w:type="dxa" w:w="1800"/>
           </w:tcPr>
           <w:p>
             <w:r/>
@@ -5874,22 +5897,23 @@
       <w:tblPr>
         <w:tblStyle w:val="LightGrid-Accent1"/>
         <w:tblW w:type="auto" w:w="0"/>
+        <w:tblLayout w:type="fixed"/>
         <w:tblLook w:firstColumn="1" w:firstRow="1" w:lastColumn="0" w:lastRow="0" w:noHBand="0" w:noVBand="1" w:val="04A0"/>
       </w:tblPr>
       <w:tblGrid>
-        <w:gridCol w:w="1080"/>
-        <w:gridCol w:w="1080"/>
-        <w:gridCol w:w="1080"/>
-        <w:gridCol w:w="1080"/>
-        <w:gridCol w:w="1080"/>
-        <w:gridCol w:w="1080"/>
-        <w:gridCol w:w="1080"/>
-        <w:gridCol w:w="1080"/>
+        <w:gridCol w:w="1767"/>
+        <w:gridCol w:w="1767"/>
+        <w:gridCol w:w="1767"/>
+        <w:gridCol w:w="1767"/>
+        <w:gridCol w:w="1767"/>
+        <w:gridCol w:w="1767"/>
+        <w:gridCol w:w="1767"/>
+        <w:gridCol w:w="1767"/>
       </w:tblGrid>
       <w:tr>
         <w:tc>
           <w:tcPr>
-            <w:tcW w:type="dxa" w:w="1080"/>
+            <w:tcW w:type="dxa" w:w="800"/>
           </w:tcPr>
           <w:p>
             <w:r/>
@@ -5904,7 +5928,7 @@
         </w:tc>
         <w:tc>
           <w:tcPr>
-            <w:tcW w:type="dxa" w:w="1080"/>
+            <w:tcW w:type="dxa" w:w="1800"/>
           </w:tcPr>
           <w:p>
             <w:r/>
@@ -5919,7 +5943,7 @@
         </w:tc>
         <w:tc>
           <w:tcPr>
-            <w:tcW w:type="dxa" w:w="1080"/>
+            <w:tcW w:type="dxa" w:w="3000"/>
           </w:tcPr>
           <w:p>
             <w:r/>
@@ -5934,7 +5958,7 @@
         </w:tc>
         <w:tc>
           <w:tcPr>
-            <w:tcW w:type="dxa" w:w="1080"/>
+            <w:tcW w:type="dxa" w:w="900"/>
           </w:tcPr>
           <w:p>
             <w:r/>
@@ -5949,7 +5973,7 @@
         </w:tc>
         <w:tc>
           <w:tcPr>
-            <w:tcW w:type="dxa" w:w="1080"/>
+            <w:tcW w:type="dxa" w:w="1100"/>
           </w:tcPr>
           <w:p>
             <w:r/>
@@ -5964,7 +5988,7 @@
         </w:tc>
         <w:tc>
           <w:tcPr>
-            <w:tcW w:type="dxa" w:w="1080"/>
+            <w:tcW w:type="dxa" w:w="3000"/>
           </w:tcPr>
           <w:p>
             <w:r/>
@@ -5979,7 +6003,7 @@
         </w:tc>
         <w:tc>
           <w:tcPr>
-            <w:tcW w:type="dxa" w:w="1080"/>
+            <w:tcW w:type="dxa" w:w="1500"/>
           </w:tcPr>
           <w:p>
             <w:r/>
@@ -5994,7 +6018,7 @@
         </w:tc>
         <w:tc>
           <w:tcPr>
-            <w:tcW w:type="dxa" w:w="1080"/>
+            <w:tcW w:type="dxa" w:w="1800"/>
           </w:tcPr>
           <w:p>
             <w:r/>
@@ -6011,7 +6035,7 @@
       <w:tr>
         <w:tc>
           <w:tcPr>
-            <w:tcW w:type="dxa" w:w="1080"/>
+            <w:tcW w:type="dxa" w:w="800"/>
           </w:tcPr>
           <w:p>
             <w:r/>
@@ -6026,7 +6050,7 @@
         </w:tc>
         <w:tc>
           <w:tcPr>
-            <w:tcW w:type="dxa" w:w="1080"/>
+            <w:tcW w:type="dxa" w:w="1800"/>
           </w:tcPr>
           <w:p>
             <w:r/>
@@ -6041,7 +6065,7 @@
         </w:tc>
         <w:tc>
           <w:tcPr>
-            <w:tcW w:type="dxa" w:w="1080"/>
+            <w:tcW w:type="dxa" w:w="3000"/>
           </w:tcPr>
           <w:p>
             <w:r/>
@@ -6056,7 +6080,7 @@
         </w:tc>
         <w:tc>
           <w:tcPr>
-            <w:tcW w:type="dxa" w:w="1080"/>
+            <w:tcW w:type="dxa" w:w="900"/>
           </w:tcPr>
           <w:p>
             <w:r/>
@@ -6071,7 +6095,7 @@
         </w:tc>
         <w:tc>
           <w:tcPr>
-            <w:tcW w:type="dxa" w:w="1080"/>
+            <w:tcW w:type="dxa" w:w="1100"/>
           </w:tcPr>
           <w:p>
             <w:r/>
@@ -6086,7 +6110,7 @@
         </w:tc>
         <w:tc>
           <w:tcPr>
-            <w:tcW w:type="dxa" w:w="1080"/>
+            <w:tcW w:type="dxa" w:w="3000"/>
           </w:tcPr>
           <w:p>
             <w:r/>
@@ -6101,7 +6125,7 @@
         </w:tc>
         <w:tc>
           <w:tcPr>
-            <w:tcW w:type="dxa" w:w="1080"/>
+            <w:tcW w:type="dxa" w:w="1500"/>
           </w:tcPr>
           <w:p>
             <w:r/>
@@ -6115,7 +6139,7 @@
         </w:tc>
         <w:tc>
           <w:tcPr>
-            <w:tcW w:type="dxa" w:w="1080"/>
+            <w:tcW w:type="dxa" w:w="1800"/>
           </w:tcPr>
           <w:p>
             <w:r/>
@@ -6153,22 +6177,23 @@
       <w:tblPr>
         <w:tblStyle w:val="LightGrid-Accent1"/>
         <w:tblW w:type="auto" w:w="0"/>
+        <w:tblLayout w:type="fixed"/>
         <w:tblLook w:firstColumn="1" w:firstRow="1" w:lastColumn="0" w:lastRow="0" w:noHBand="0" w:noVBand="1" w:val="04A0"/>
       </w:tblPr>
       <w:tblGrid>
-        <w:gridCol w:w="1080"/>
-        <w:gridCol w:w="1080"/>
-        <w:gridCol w:w="1080"/>
-        <w:gridCol w:w="1080"/>
-        <w:gridCol w:w="1080"/>
-        <w:gridCol w:w="1080"/>
-        <w:gridCol w:w="1080"/>
-        <w:gridCol w:w="1080"/>
+        <w:gridCol w:w="1767"/>
+        <w:gridCol w:w="1767"/>
+        <w:gridCol w:w="1767"/>
+        <w:gridCol w:w="1767"/>
+        <w:gridCol w:w="1767"/>
+        <w:gridCol w:w="1767"/>
+        <w:gridCol w:w="1767"/>
+        <w:gridCol w:w="1767"/>
       </w:tblGrid>
       <w:tr>
         <w:tc>
           <w:tcPr>
-            <w:tcW w:type="dxa" w:w="1080"/>
+            <w:tcW w:type="dxa" w:w="800"/>
           </w:tcPr>
           <w:p>
             <w:r/>
@@ -6183,7 +6208,7 @@
         </w:tc>
         <w:tc>
           <w:tcPr>
-            <w:tcW w:type="dxa" w:w="1080"/>
+            <w:tcW w:type="dxa" w:w="1800"/>
           </w:tcPr>
           <w:p>
             <w:r/>
@@ -6198,7 +6223,7 @@
         </w:tc>
         <w:tc>
           <w:tcPr>
-            <w:tcW w:type="dxa" w:w="1080"/>
+            <w:tcW w:type="dxa" w:w="3000"/>
           </w:tcPr>
           <w:p>
             <w:r/>
@@ -6213,7 +6238,7 @@
         </w:tc>
         <w:tc>
           <w:tcPr>
-            <w:tcW w:type="dxa" w:w="1080"/>
+            <w:tcW w:type="dxa" w:w="900"/>
           </w:tcPr>
           <w:p>
             <w:r/>
@@ -6228,7 +6253,7 @@
         </w:tc>
         <w:tc>
           <w:tcPr>
-            <w:tcW w:type="dxa" w:w="1080"/>
+            <w:tcW w:type="dxa" w:w="1100"/>
           </w:tcPr>
           <w:p>
             <w:r/>
@@ -6243,7 +6268,7 @@
         </w:tc>
         <w:tc>
           <w:tcPr>
-            <w:tcW w:type="dxa" w:w="1080"/>
+            <w:tcW w:type="dxa" w:w="3000"/>
           </w:tcPr>
           <w:p>
             <w:r/>
@@ -6258,7 +6283,7 @@
         </w:tc>
         <w:tc>
           <w:tcPr>
-            <w:tcW w:type="dxa" w:w="1080"/>
+            <w:tcW w:type="dxa" w:w="1500"/>
           </w:tcPr>
           <w:p>
             <w:r/>
@@ -6273,7 +6298,7 @@
         </w:tc>
         <w:tc>
           <w:tcPr>
-            <w:tcW w:type="dxa" w:w="1080"/>
+            <w:tcW w:type="dxa" w:w="1800"/>
           </w:tcPr>
           <w:p>
             <w:r/>
@@ -6290,7 +6315,7 @@
       <w:tr>
         <w:tc>
           <w:tcPr>
-            <w:tcW w:type="dxa" w:w="1080"/>
+            <w:tcW w:type="dxa" w:w="800"/>
           </w:tcPr>
           <w:p>
             <w:r/>
@@ -6305,7 +6330,7 @@
         </w:tc>
         <w:tc>
           <w:tcPr>
-            <w:tcW w:type="dxa" w:w="1080"/>
+            <w:tcW w:type="dxa" w:w="1800"/>
           </w:tcPr>
           <w:p>
             <w:r/>
@@ -6320,7 +6345,7 @@
         </w:tc>
         <w:tc>
           <w:tcPr>
-            <w:tcW w:type="dxa" w:w="1080"/>
+            <w:tcW w:type="dxa" w:w="3000"/>
           </w:tcPr>
           <w:p>
             <w:r/>
@@ -6335,7 +6360,7 @@
         </w:tc>
         <w:tc>
           <w:tcPr>
-            <w:tcW w:type="dxa" w:w="1080"/>
+            <w:tcW w:type="dxa" w:w="900"/>
           </w:tcPr>
           <w:p>
             <w:r/>
@@ -6350,7 +6375,7 @@
         </w:tc>
         <w:tc>
           <w:tcPr>
-            <w:tcW w:type="dxa" w:w="1080"/>
+            <w:tcW w:type="dxa" w:w="1100"/>
           </w:tcPr>
           <w:p>
             <w:r/>
@@ -6365,7 +6390,7 @@
         </w:tc>
         <w:tc>
           <w:tcPr>
-            <w:tcW w:type="dxa" w:w="1080"/>
+            <w:tcW w:type="dxa" w:w="3000"/>
           </w:tcPr>
           <w:p>
             <w:r/>
@@ -6380,7 +6405,7 @@
         </w:tc>
         <w:tc>
           <w:tcPr>
-            <w:tcW w:type="dxa" w:w="1080"/>
+            <w:tcW w:type="dxa" w:w="1500"/>
           </w:tcPr>
           <w:p>
             <w:r/>
@@ -6394,7 +6419,7 @@
         </w:tc>
         <w:tc>
           <w:tcPr>
-            <w:tcW w:type="dxa" w:w="1080"/>
+            <w:tcW w:type="dxa" w:w="1800"/>
           </w:tcPr>
           <w:p>
             <w:r/>
@@ -6410,7 +6435,7 @@
       <w:tr>
         <w:tc>
           <w:tcPr>
-            <w:tcW w:type="dxa" w:w="1080"/>
+            <w:tcW w:type="dxa" w:w="800"/>
           </w:tcPr>
           <w:p>
             <w:r/>
@@ -6425,7 +6450,7 @@
         </w:tc>
         <w:tc>
           <w:tcPr>
-            <w:tcW w:type="dxa" w:w="1080"/>
+            <w:tcW w:type="dxa" w:w="1800"/>
           </w:tcPr>
           <w:p>
             <w:r/>
@@ -6440,7 +6465,7 @@
         </w:tc>
         <w:tc>
           <w:tcPr>
-            <w:tcW w:type="dxa" w:w="1080"/>
+            <w:tcW w:type="dxa" w:w="3000"/>
           </w:tcPr>
           <w:p>
             <w:r/>
@@ -6455,7 +6480,7 @@
         </w:tc>
         <w:tc>
           <w:tcPr>
-            <w:tcW w:type="dxa" w:w="1080"/>
+            <w:tcW w:type="dxa" w:w="900"/>
           </w:tcPr>
           <w:p>
             <w:r/>
@@ -6470,7 +6495,7 @@
         </w:tc>
         <w:tc>
           <w:tcPr>
-            <w:tcW w:type="dxa" w:w="1080"/>
+            <w:tcW w:type="dxa" w:w="1100"/>
           </w:tcPr>
           <w:p>
             <w:r/>
@@ -6485,7 +6510,7 @@
         </w:tc>
         <w:tc>
           <w:tcPr>
-            <w:tcW w:type="dxa" w:w="1080"/>
+            <w:tcW w:type="dxa" w:w="3000"/>
           </w:tcPr>
           <w:p>
             <w:r/>
@@ -6500,7 +6525,7 @@
         </w:tc>
         <w:tc>
           <w:tcPr>
-            <w:tcW w:type="dxa" w:w="1080"/>
+            <w:tcW w:type="dxa" w:w="1500"/>
           </w:tcPr>
           <w:p>
             <w:r/>
@@ -6514,7 +6539,7 @@
         </w:tc>
         <w:tc>
           <w:tcPr>
-            <w:tcW w:type="dxa" w:w="1080"/>
+            <w:tcW w:type="dxa" w:w="1800"/>
           </w:tcPr>
           <w:p>
             <w:r/>
@@ -6546,8 +6571,8 @@
       </w:r>
     </w:p>
     <w:sectPr>
-      <w:pgSz w:w="12240" w:h="15840"/>
-      <w:pgMar w:top="1440" w:right="1800" w:bottom="1440" w:left="1800" w:header="720" w:footer="720" w:gutter="0"/>
+      <w:pgSz w:w="15840" w:h="12240" w:orient="landscape"/>
+      <w:pgMar w:top="1440" w:right="850" w:bottom="1440" w:left="850" w:header="720" w:footer="720" w:gutter="0"/>
       <w:cols w:space="720"/>
       <w:docGrid w:linePitch="360"/>
     </w:sectPr>

--- a/pentru-editori/08-obstetrica-si-ginecologie/08-obstetrica-si-ginecologie.docx
+++ b/pentru-editori/08-obstetrica-si-ginecologie/08-obstetrica-si-ginecologie.docx
@@ -33,7 +33,7 @@
     </w:p>
     <w:p>
       <w:r>
-        <w:t>Documentul cuprinde, pentru capitolul dumneavoastră: modificările deja aplicate (informativ), problemele rămase de decis, propunerile de conținut nou și duplicatele de rezolvat. Conținutul actual al capitolului nu este reprodus aici — vine din fișierul GHID.csv, transmis alături.</w:t>
+        <w:t>Documentul cuprinde, pentru capitolul dumneavoastră: modificările deja aplicate (informativ), problemele rămase de decis, propunerile de conținut nou și duplicatele de rezolvat. Conținutul actual al capitolului nu este reprodus aici — vine din fișierele GHID.csv și GHID.html, atașate.</w:t>
       </w:r>
     </w:p>
     <w:p>
@@ -47,7 +47,7 @@
           <w:i/>
           <w:color w:val="555555"/>
         </w:rPr>
-        <w:t>Transmise alături: GHID.csv — conținutul integral al ghidului — și memoul „Decizii structurale comune”, de citit înaintea acestui pachet.</w:t>
+        <w:t>Atașate: GHID.csv și GHID.html — conținutul integral al ghidului — și memoul „Decizii structurale comune”, de citit înaintea acestui pachet.</w:t>
       </w:r>
     </w:p>
     <w:p>
@@ -123,22 +123,39 @@
             </w:pPr>
             <w:r>
               <w:rPr>
+                <w:b/>
+                <w:i w:val="0"/>
                 <w:color w:val="FFFFFF"/>
-              </w:rPr>
-            </w:r>
+                <w:sz w:val="19"/>
+              </w:rPr>
+              <w:t>Problemă</w:t>
+            </w:r>
+          </w:p>
+        </w:tc>
+        <w:tc>
+          <w:tcPr>
+            <w:tcW w:type="dxa" w:w="3000"/>
+            <w:vAlign w:val="top"/>
+            <w:shd w:val="clear" w:fill="1C5D8C"/>
+          </w:tcPr>
+          <w:p>
+            <w:pPr>
+              <w:spacing w:after="40" w:line="240" w:lineRule="auto"/>
+            </w:pPr>
             <w:r>
               <w:rPr>
                 <w:b/>
                 <w:i w:val="0"/>
-                <w:sz w:val="19"/>
-              </w:rPr>
-              <w:t>Problemă</w:t>
-            </w:r>
-          </w:p>
-        </w:tc>
-        <w:tc>
-          <w:tcPr>
-            <w:tcW w:type="dxa" w:w="3000"/>
+                <w:color w:val="FFFFFF"/>
+                <w:sz w:val="19"/>
+              </w:rPr>
+              <w:t>Decizie</w:t>
+            </w:r>
+          </w:p>
+        </w:tc>
+        <w:tc>
+          <w:tcPr>
+            <w:tcW w:type="dxa" w:w="3600"/>
             <w:vAlign w:val="top"/>
             <w:shd w:val="clear" w:fill="1C5D8C"/>
           </w:tcPr>
@@ -148,38 +165,9 @@
             </w:pPr>
             <w:r>
               <w:rPr>
+                <w:b/>
+                <w:i w:val="0"/>
                 <w:color w:val="FFFFFF"/>
-              </w:rPr>
-            </w:r>
-            <w:r>
-              <w:rPr>
-                <w:b/>
-                <w:i w:val="0"/>
-                <w:sz w:val="19"/>
-              </w:rPr>
-              <w:t>Decizie</w:t>
-            </w:r>
-          </w:p>
-        </w:tc>
-        <w:tc>
-          <w:tcPr>
-            <w:tcW w:type="dxa" w:w="3600"/>
-            <w:vAlign w:val="top"/>
-            <w:shd w:val="clear" w:fill="1C5D8C"/>
-          </w:tcPr>
-          <w:p>
-            <w:pPr>
-              <w:spacing w:after="40" w:line="240" w:lineRule="auto"/>
-            </w:pPr>
-            <w:r>
-              <w:rPr>
-                <w:color w:val="FFFFFF"/>
-              </w:rPr>
-            </w:r>
-            <w:r>
-              <w:rPr>
-                <w:b/>
-                <w:i w:val="0"/>
                 <w:sz w:val="19"/>
               </w:rPr>
               <w:t>Comentariu</w:t>
@@ -197,7 +185,6 @@
             <w:pPr>
               <w:spacing w:after="60" w:line="240" w:lineRule="auto"/>
             </w:pPr>
-            <w:r/>
             <w:r>
               <w:rPr>
                 <w:b/>
@@ -261,7 +248,6 @@
             <w:pPr>
               <w:spacing w:after="40" w:line="240" w:lineRule="auto"/>
             </w:pPr>
-            <w:r/>
             <w:r>
               <w:rPr>
                 <w:b w:val="0"/>
@@ -280,7 +266,6 @@
             <w:pPr>
               <w:spacing w:after="40" w:line="240" w:lineRule="auto"/>
             </w:pPr>
-            <w:r/>
             <w:r>
               <w:rPr>
                 <w:b w:val="0"/>
@@ -301,7 +286,6 @@
             <w:pPr>
               <w:spacing w:after="60" w:line="240" w:lineRule="auto"/>
             </w:pPr>
-            <w:r/>
             <w:r>
               <w:rPr>
                 <w:b/>
@@ -354,7 +338,6 @@
             <w:pPr>
               <w:spacing w:after="40" w:line="240" w:lineRule="auto"/>
             </w:pPr>
-            <w:r/>
             <w:r>
               <w:rPr>
                 <w:b w:val="0"/>
@@ -373,7 +356,6 @@
             <w:pPr>
               <w:spacing w:after="40" w:line="240" w:lineRule="auto"/>
             </w:pPr>
-            <w:r/>
             <w:r>
               <w:rPr>
                 <w:b w:val="0"/>
@@ -395,7 +377,7 @@
     </w:p>
     <w:p>
       <w:r>
-        <w:t>Gradele și dozele sunt orientative — se validează clinic. Fiecare rând se aprobă, se respinge sau se amână separat.</w:t>
+        <w:t>Gradele și dozele sunt orientative — necesită validare. Fiecare rând, separat, se aprobă, se respinge sau se amână.</w:t>
       </w:r>
     </w:p>
     <w:p>
@@ -448,22 +430,39 @@
             </w:pPr>
             <w:r>
               <w:rPr>
+                <w:b/>
+                <w:i w:val="0"/>
                 <w:color w:val="FFFFFF"/>
-              </w:rPr>
-            </w:r>
+                <w:sz w:val="19"/>
+              </w:rPr>
+              <w:t>Tip</w:t>
+            </w:r>
+          </w:p>
+        </w:tc>
+        <w:tc>
+          <w:tcPr>
+            <w:tcW w:type="dxa" w:w="2360"/>
+            <w:vAlign w:val="top"/>
+            <w:shd w:val="clear" w:fill="1C5D8C"/>
+          </w:tcPr>
+          <w:p>
+            <w:pPr>
+              <w:spacing w:after="40" w:line="240" w:lineRule="auto"/>
+            </w:pPr>
             <w:r>
               <w:rPr>
                 <w:b/>
                 <w:i w:val="0"/>
-                <w:sz w:val="19"/>
-              </w:rPr>
-              <w:t>Tip</w:t>
-            </w:r>
-          </w:p>
-        </w:tc>
-        <w:tc>
-          <w:tcPr>
-            <w:tcW w:type="dxa" w:w="2360"/>
+                <w:color w:val="FFFFFF"/>
+                <w:sz w:val="19"/>
+              </w:rPr>
+              <w:t>Examen</w:t>
+            </w:r>
+          </w:p>
+        </w:tc>
+        <w:tc>
+          <w:tcPr>
+            <w:tcW w:type="dxa" w:w="1900"/>
             <w:vAlign w:val="top"/>
             <w:shd w:val="clear" w:fill="1C5D8C"/>
           </w:tcPr>
@@ -473,22 +472,39 @@
             </w:pPr>
             <w:r>
               <w:rPr>
+                <w:b/>
+                <w:i w:val="0"/>
                 <w:color w:val="FFFFFF"/>
-              </w:rPr>
-            </w:r>
+                <w:sz w:val="19"/>
+              </w:rPr>
+              <w:t>Indicație</w:t>
+            </w:r>
+          </w:p>
+        </w:tc>
+        <w:tc>
+          <w:tcPr>
+            <w:tcW w:type="dxa" w:w="760"/>
+            <w:vAlign w:val="top"/>
+            <w:shd w:val="clear" w:fill="1C5D8C"/>
+          </w:tcPr>
+          <w:p>
+            <w:pPr>
+              <w:spacing w:after="40" w:line="240" w:lineRule="auto"/>
+            </w:pPr>
             <w:r>
               <w:rPr>
                 <w:b/>
                 <w:i w:val="0"/>
-                <w:sz w:val="19"/>
-              </w:rPr>
-              <w:t>Examen</w:t>
-            </w:r>
-          </w:p>
-        </w:tc>
-        <w:tc>
-          <w:tcPr>
-            <w:tcW w:type="dxa" w:w="1900"/>
+                <w:color w:val="FFFFFF"/>
+                <w:sz w:val="19"/>
+              </w:rPr>
+              <w:t>Grad</w:t>
+            </w:r>
+          </w:p>
+        </w:tc>
+        <w:tc>
+          <w:tcPr>
+            <w:tcW w:type="dxa" w:w="800"/>
             <w:vAlign w:val="top"/>
             <w:shd w:val="clear" w:fill="1C5D8C"/>
           </w:tcPr>
@@ -498,22 +514,39 @@
             </w:pPr>
             <w:r>
               <w:rPr>
+                <w:b/>
+                <w:i w:val="0"/>
                 <w:color w:val="FFFFFF"/>
-              </w:rPr>
-            </w:r>
+                <w:sz w:val="19"/>
+              </w:rPr>
+              <w:t>Doză</w:t>
+            </w:r>
+          </w:p>
+        </w:tc>
+        <w:tc>
+          <w:tcPr>
+            <w:tcW w:type="dxa" w:w="3400"/>
+            <w:vAlign w:val="top"/>
+            <w:shd w:val="clear" w:fill="1C5D8C"/>
+          </w:tcPr>
+          <w:p>
+            <w:pPr>
+              <w:spacing w:after="40" w:line="240" w:lineRule="auto"/>
+            </w:pPr>
             <w:r>
               <w:rPr>
                 <w:b/>
                 <w:i w:val="0"/>
-                <w:sz w:val="19"/>
-              </w:rPr>
-              <w:t>Indicație</w:t>
-            </w:r>
-          </w:p>
-        </w:tc>
-        <w:tc>
-          <w:tcPr>
-            <w:tcW w:type="dxa" w:w="760"/>
+                <w:color w:val="FFFFFF"/>
+                <w:sz w:val="19"/>
+              </w:rPr>
+              <w:t>Comentarii</w:t>
+            </w:r>
+          </w:p>
+        </w:tc>
+        <w:tc>
+          <w:tcPr>
+            <w:tcW w:type="dxa" w:w="2100"/>
             <w:vAlign w:val="top"/>
             <w:shd w:val="clear" w:fill="1C5D8C"/>
           </w:tcPr>
@@ -523,113 +556,30 @@
             </w:pPr>
             <w:r>
               <w:rPr>
+                <w:b/>
+                <w:i w:val="0"/>
                 <w:color w:val="FFFFFF"/>
-              </w:rPr>
-            </w:r>
+                <w:sz w:val="19"/>
+              </w:rPr>
+              <w:t>Decizie</w:t>
+            </w:r>
+          </w:p>
+        </w:tc>
+        <w:tc>
+          <w:tcPr>
+            <w:tcW w:type="dxa" w:w="3160"/>
+            <w:vAlign w:val="top"/>
+            <w:shd w:val="clear" w:fill="1C5D8C"/>
+          </w:tcPr>
+          <w:p>
+            <w:pPr>
+              <w:spacing w:after="40" w:line="240" w:lineRule="auto"/>
+            </w:pPr>
             <w:r>
               <w:rPr>
                 <w:b/>
                 <w:i w:val="0"/>
-                <w:sz w:val="19"/>
-              </w:rPr>
-              <w:t>Grad</w:t>
-            </w:r>
-          </w:p>
-        </w:tc>
-        <w:tc>
-          <w:tcPr>
-            <w:tcW w:type="dxa" w:w="800"/>
-            <w:vAlign w:val="top"/>
-            <w:shd w:val="clear" w:fill="1C5D8C"/>
-          </w:tcPr>
-          <w:p>
-            <w:pPr>
-              <w:spacing w:after="40" w:line="240" w:lineRule="auto"/>
-            </w:pPr>
-            <w:r>
-              <w:rPr>
                 <w:color w:val="FFFFFF"/>
-              </w:rPr>
-            </w:r>
-            <w:r>
-              <w:rPr>
-                <w:b/>
-                <w:i w:val="0"/>
-                <w:sz w:val="19"/>
-              </w:rPr>
-              <w:t>Doză</w:t>
-            </w:r>
-          </w:p>
-        </w:tc>
-        <w:tc>
-          <w:tcPr>
-            <w:tcW w:type="dxa" w:w="3400"/>
-            <w:vAlign w:val="top"/>
-            <w:shd w:val="clear" w:fill="1C5D8C"/>
-          </w:tcPr>
-          <w:p>
-            <w:pPr>
-              <w:spacing w:after="40" w:line="240" w:lineRule="auto"/>
-            </w:pPr>
-            <w:r>
-              <w:rPr>
-                <w:color w:val="FFFFFF"/>
-              </w:rPr>
-            </w:r>
-            <w:r>
-              <w:rPr>
-                <w:b/>
-                <w:i w:val="0"/>
-                <w:sz w:val="19"/>
-              </w:rPr>
-              <w:t>Comentarii</w:t>
-            </w:r>
-          </w:p>
-        </w:tc>
-        <w:tc>
-          <w:tcPr>
-            <w:tcW w:type="dxa" w:w="2100"/>
-            <w:vAlign w:val="top"/>
-            <w:shd w:val="clear" w:fill="1C5D8C"/>
-          </w:tcPr>
-          <w:p>
-            <w:pPr>
-              <w:spacing w:after="40" w:line="240" w:lineRule="auto"/>
-            </w:pPr>
-            <w:r>
-              <w:rPr>
-                <w:color w:val="FFFFFF"/>
-              </w:rPr>
-            </w:r>
-            <w:r>
-              <w:rPr>
-                <w:b/>
-                <w:i w:val="0"/>
-                <w:sz w:val="19"/>
-              </w:rPr>
-              <w:t>Decizie</w:t>
-            </w:r>
-          </w:p>
-        </w:tc>
-        <w:tc>
-          <w:tcPr>
-            <w:tcW w:type="dxa" w:w="3160"/>
-            <w:vAlign w:val="top"/>
-            <w:shd w:val="clear" w:fill="1C5D8C"/>
-          </w:tcPr>
-          <w:p>
-            <w:pPr>
-              <w:spacing w:after="40" w:line="240" w:lineRule="auto"/>
-            </w:pPr>
-            <w:r>
-              <w:rPr>
-                <w:color w:val="FFFFFF"/>
-              </w:rPr>
-            </w:r>
-            <w:r>
-              <w:rPr>
-                <w:b/>
-                <w:i w:val="0"/>
                 <w:sz w:val="19"/>
               </w:rPr>
               <w:t>Comentariu editor</w:t>
@@ -647,7 +597,6 @@
             <w:pPr>
               <w:spacing w:after="40" w:line="240" w:lineRule="auto"/>
             </w:pPr>
-            <w:r/>
             <w:r>
               <w:rPr>
                 <w:b w:val="0"/>
@@ -667,7 +616,6 @@
             <w:pPr>
               <w:spacing w:after="40" w:line="240" w:lineRule="auto"/>
             </w:pPr>
-            <w:r/>
             <w:r>
               <w:rPr>
                 <w:b w:val="0"/>
@@ -687,7 +635,6 @@
             <w:pPr>
               <w:spacing w:after="40" w:line="240" w:lineRule="auto"/>
             </w:pPr>
-            <w:r/>
             <w:r>
               <w:rPr>
                 <w:b w:val="0"/>
@@ -707,7 +654,6 @@
             <w:pPr>
               <w:spacing w:after="40" w:line="240" w:lineRule="auto"/>
             </w:pPr>
-            <w:r/>
             <w:r>
               <w:rPr>
                 <w:b w:val="0"/>
@@ -727,7 +673,6 @@
             <w:pPr>
               <w:spacing w:after="40" w:line="240" w:lineRule="auto"/>
             </w:pPr>
-            <w:r/>
             <w:r>
               <w:rPr>
                 <w:b w:val="0"/>
@@ -747,7 +692,6 @@
             <w:pPr>
               <w:spacing w:after="40" w:line="240" w:lineRule="auto"/>
             </w:pPr>
-            <w:r/>
             <w:r>
               <w:rPr>
                 <w:b w:val="0"/>
@@ -767,7 +711,6 @@
             <w:pPr>
               <w:spacing w:after="40" w:line="240" w:lineRule="auto"/>
             </w:pPr>
-            <w:r/>
             <w:r>
               <w:rPr>
                 <w:b w:val="0"/>
@@ -786,7 +729,6 @@
             <w:pPr>
               <w:spacing w:after="40" w:line="240" w:lineRule="auto"/>
             </w:pPr>
-            <w:r/>
             <w:r>
               <w:rPr>
                 <w:b w:val="0"/>
@@ -807,7 +749,6 @@
             <w:pPr>
               <w:spacing w:after="40" w:line="240" w:lineRule="auto"/>
             </w:pPr>
-            <w:r/>
             <w:r>
               <w:rPr>
                 <w:b w:val="0"/>
@@ -827,7 +768,6 @@
             <w:pPr>
               <w:spacing w:after="40" w:line="240" w:lineRule="auto"/>
             </w:pPr>
-            <w:r/>
             <w:r>
               <w:rPr>
                 <w:b w:val="0"/>
@@ -847,7 +787,6 @@
             <w:pPr>
               <w:spacing w:after="40" w:line="240" w:lineRule="auto"/>
             </w:pPr>
-            <w:r/>
             <w:r>
               <w:rPr>
                 <w:b w:val="0"/>
@@ -867,7 +806,6 @@
             <w:pPr>
               <w:spacing w:after="40" w:line="240" w:lineRule="auto"/>
             </w:pPr>
-            <w:r/>
             <w:r>
               <w:rPr>
                 <w:b w:val="0"/>
@@ -887,7 +825,6 @@
             <w:pPr>
               <w:spacing w:after="40" w:line="240" w:lineRule="auto"/>
             </w:pPr>
-            <w:r/>
             <w:r>
               <w:rPr>
                 <w:b w:val="0"/>
@@ -907,7 +844,6 @@
             <w:pPr>
               <w:spacing w:after="40" w:line="240" w:lineRule="auto"/>
             </w:pPr>
-            <w:r/>
             <w:r>
               <w:rPr>
                 <w:b w:val="0"/>
@@ -927,7 +863,6 @@
             <w:pPr>
               <w:spacing w:after="40" w:line="240" w:lineRule="auto"/>
             </w:pPr>
-            <w:r/>
             <w:r>
               <w:rPr>
                 <w:b w:val="0"/>
@@ -946,7 +881,6 @@
             <w:pPr>
               <w:spacing w:after="40" w:line="240" w:lineRule="auto"/>
             </w:pPr>
-            <w:r/>
             <w:r>
               <w:rPr>
                 <w:b w:val="0"/>
@@ -1009,22 +943,39 @@
             </w:pPr>
             <w:r>
               <w:rPr>
+                <w:b/>
+                <w:i w:val="0"/>
                 <w:color w:val="FFFFFF"/>
-              </w:rPr>
-            </w:r>
+                <w:sz w:val="19"/>
+              </w:rPr>
+              <w:t>Tip</w:t>
+            </w:r>
+          </w:p>
+        </w:tc>
+        <w:tc>
+          <w:tcPr>
+            <w:tcW w:type="dxa" w:w="2360"/>
+            <w:vAlign w:val="top"/>
+            <w:shd w:val="clear" w:fill="1C5D8C"/>
+          </w:tcPr>
+          <w:p>
+            <w:pPr>
+              <w:spacing w:after="40" w:line="240" w:lineRule="auto"/>
+            </w:pPr>
             <w:r>
               <w:rPr>
                 <w:b/>
                 <w:i w:val="0"/>
-                <w:sz w:val="19"/>
-              </w:rPr>
-              <w:t>Tip</w:t>
-            </w:r>
-          </w:p>
-        </w:tc>
-        <w:tc>
-          <w:tcPr>
-            <w:tcW w:type="dxa" w:w="2360"/>
+                <w:color w:val="FFFFFF"/>
+                <w:sz w:val="19"/>
+              </w:rPr>
+              <w:t>Examen</w:t>
+            </w:r>
+          </w:p>
+        </w:tc>
+        <w:tc>
+          <w:tcPr>
+            <w:tcW w:type="dxa" w:w="1900"/>
             <w:vAlign w:val="top"/>
             <w:shd w:val="clear" w:fill="1C5D8C"/>
           </w:tcPr>
@@ -1034,22 +985,39 @@
             </w:pPr>
             <w:r>
               <w:rPr>
+                <w:b/>
+                <w:i w:val="0"/>
                 <w:color w:val="FFFFFF"/>
-              </w:rPr>
-            </w:r>
+                <w:sz w:val="19"/>
+              </w:rPr>
+              <w:t>Indicație</w:t>
+            </w:r>
+          </w:p>
+        </w:tc>
+        <w:tc>
+          <w:tcPr>
+            <w:tcW w:type="dxa" w:w="760"/>
+            <w:vAlign w:val="top"/>
+            <w:shd w:val="clear" w:fill="1C5D8C"/>
+          </w:tcPr>
+          <w:p>
+            <w:pPr>
+              <w:spacing w:after="40" w:line="240" w:lineRule="auto"/>
+            </w:pPr>
             <w:r>
               <w:rPr>
                 <w:b/>
                 <w:i w:val="0"/>
-                <w:sz w:val="19"/>
-              </w:rPr>
-              <w:t>Examen</w:t>
-            </w:r>
-          </w:p>
-        </w:tc>
-        <w:tc>
-          <w:tcPr>
-            <w:tcW w:type="dxa" w:w="1900"/>
+                <w:color w:val="FFFFFF"/>
+                <w:sz w:val="19"/>
+              </w:rPr>
+              <w:t>Grad</w:t>
+            </w:r>
+          </w:p>
+        </w:tc>
+        <w:tc>
+          <w:tcPr>
+            <w:tcW w:type="dxa" w:w="800"/>
             <w:vAlign w:val="top"/>
             <w:shd w:val="clear" w:fill="1C5D8C"/>
           </w:tcPr>
@@ -1059,22 +1027,39 @@
             </w:pPr>
             <w:r>
               <w:rPr>
+                <w:b/>
+                <w:i w:val="0"/>
                 <w:color w:val="FFFFFF"/>
-              </w:rPr>
-            </w:r>
+                <w:sz w:val="19"/>
+              </w:rPr>
+              <w:t>Doză</w:t>
+            </w:r>
+          </w:p>
+        </w:tc>
+        <w:tc>
+          <w:tcPr>
+            <w:tcW w:type="dxa" w:w="3400"/>
+            <w:vAlign w:val="top"/>
+            <w:shd w:val="clear" w:fill="1C5D8C"/>
+          </w:tcPr>
+          <w:p>
+            <w:pPr>
+              <w:spacing w:after="40" w:line="240" w:lineRule="auto"/>
+            </w:pPr>
             <w:r>
               <w:rPr>
                 <w:b/>
                 <w:i w:val="0"/>
-                <w:sz w:val="19"/>
-              </w:rPr>
-              <w:t>Indicație</w:t>
-            </w:r>
-          </w:p>
-        </w:tc>
-        <w:tc>
-          <w:tcPr>
-            <w:tcW w:type="dxa" w:w="760"/>
+                <w:color w:val="FFFFFF"/>
+                <w:sz w:val="19"/>
+              </w:rPr>
+              <w:t>Comentarii</w:t>
+            </w:r>
+          </w:p>
+        </w:tc>
+        <w:tc>
+          <w:tcPr>
+            <w:tcW w:type="dxa" w:w="2100"/>
             <w:vAlign w:val="top"/>
             <w:shd w:val="clear" w:fill="1C5D8C"/>
           </w:tcPr>
@@ -1084,113 +1069,30 @@
             </w:pPr>
             <w:r>
               <w:rPr>
+                <w:b/>
+                <w:i w:val="0"/>
                 <w:color w:val="FFFFFF"/>
-              </w:rPr>
-            </w:r>
+                <w:sz w:val="19"/>
+              </w:rPr>
+              <w:t>Decizie</w:t>
+            </w:r>
+          </w:p>
+        </w:tc>
+        <w:tc>
+          <w:tcPr>
+            <w:tcW w:type="dxa" w:w="3160"/>
+            <w:vAlign w:val="top"/>
+            <w:shd w:val="clear" w:fill="1C5D8C"/>
+          </w:tcPr>
+          <w:p>
+            <w:pPr>
+              <w:spacing w:after="40" w:line="240" w:lineRule="auto"/>
+            </w:pPr>
             <w:r>
               <w:rPr>
                 <w:b/>
                 <w:i w:val="0"/>
-                <w:sz w:val="19"/>
-              </w:rPr>
-              <w:t>Grad</w:t>
-            </w:r>
-          </w:p>
-        </w:tc>
-        <w:tc>
-          <w:tcPr>
-            <w:tcW w:type="dxa" w:w="800"/>
-            <w:vAlign w:val="top"/>
-            <w:shd w:val="clear" w:fill="1C5D8C"/>
-          </w:tcPr>
-          <w:p>
-            <w:pPr>
-              <w:spacing w:after="40" w:line="240" w:lineRule="auto"/>
-            </w:pPr>
-            <w:r>
-              <w:rPr>
                 <w:color w:val="FFFFFF"/>
-              </w:rPr>
-            </w:r>
-            <w:r>
-              <w:rPr>
-                <w:b/>
-                <w:i w:val="0"/>
-                <w:sz w:val="19"/>
-              </w:rPr>
-              <w:t>Doză</w:t>
-            </w:r>
-          </w:p>
-        </w:tc>
-        <w:tc>
-          <w:tcPr>
-            <w:tcW w:type="dxa" w:w="3400"/>
-            <w:vAlign w:val="top"/>
-            <w:shd w:val="clear" w:fill="1C5D8C"/>
-          </w:tcPr>
-          <w:p>
-            <w:pPr>
-              <w:spacing w:after="40" w:line="240" w:lineRule="auto"/>
-            </w:pPr>
-            <w:r>
-              <w:rPr>
-                <w:color w:val="FFFFFF"/>
-              </w:rPr>
-            </w:r>
-            <w:r>
-              <w:rPr>
-                <w:b/>
-                <w:i w:val="0"/>
-                <w:sz w:val="19"/>
-              </w:rPr>
-              <w:t>Comentarii</w:t>
-            </w:r>
-          </w:p>
-        </w:tc>
-        <w:tc>
-          <w:tcPr>
-            <w:tcW w:type="dxa" w:w="2100"/>
-            <w:vAlign w:val="top"/>
-            <w:shd w:val="clear" w:fill="1C5D8C"/>
-          </w:tcPr>
-          <w:p>
-            <w:pPr>
-              <w:spacing w:after="40" w:line="240" w:lineRule="auto"/>
-            </w:pPr>
-            <w:r>
-              <w:rPr>
-                <w:color w:val="FFFFFF"/>
-              </w:rPr>
-            </w:r>
-            <w:r>
-              <w:rPr>
-                <w:b/>
-                <w:i w:val="0"/>
-                <w:sz w:val="19"/>
-              </w:rPr>
-              <w:t>Decizie</w:t>
-            </w:r>
-          </w:p>
-        </w:tc>
-        <w:tc>
-          <w:tcPr>
-            <w:tcW w:type="dxa" w:w="3160"/>
-            <w:vAlign w:val="top"/>
-            <w:shd w:val="clear" w:fill="1C5D8C"/>
-          </w:tcPr>
-          <w:p>
-            <w:pPr>
-              <w:spacing w:after="40" w:line="240" w:lineRule="auto"/>
-            </w:pPr>
-            <w:r>
-              <w:rPr>
-                <w:color w:val="FFFFFF"/>
-              </w:rPr>
-            </w:r>
-            <w:r>
-              <w:rPr>
-                <w:b/>
-                <w:i w:val="0"/>
                 <w:sz w:val="19"/>
               </w:rPr>
               <w:t>Comentariu editor</w:t>
@@ -1208,7 +1110,6 @@
             <w:pPr>
               <w:spacing w:after="40" w:line="240" w:lineRule="auto"/>
             </w:pPr>
-            <w:r/>
             <w:r>
               <w:rPr>
                 <w:b w:val="0"/>
@@ -1228,7 +1129,6 @@
             <w:pPr>
               <w:spacing w:after="40" w:line="240" w:lineRule="auto"/>
             </w:pPr>
-            <w:r/>
             <w:r>
               <w:rPr>
                 <w:b w:val="0"/>
@@ -1248,7 +1148,6 @@
             <w:pPr>
               <w:spacing w:after="40" w:line="240" w:lineRule="auto"/>
             </w:pPr>
-            <w:r/>
             <w:r>
               <w:rPr>
                 <w:b w:val="0"/>
@@ -1268,7 +1167,6 @@
             <w:pPr>
               <w:spacing w:after="40" w:line="240" w:lineRule="auto"/>
             </w:pPr>
-            <w:r/>
             <w:r>
               <w:rPr>
                 <w:b w:val="0"/>
@@ -1288,7 +1186,6 @@
             <w:pPr>
               <w:spacing w:after="40" w:line="240" w:lineRule="auto"/>
             </w:pPr>
-            <w:r/>
             <w:r>
               <w:rPr>
                 <w:b w:val="0"/>
@@ -1308,7 +1205,6 @@
             <w:pPr>
               <w:spacing w:after="40" w:line="240" w:lineRule="auto"/>
             </w:pPr>
-            <w:r/>
             <w:r>
               <w:rPr>
                 <w:b w:val="0"/>
@@ -1328,7 +1224,6 @@
             <w:pPr>
               <w:spacing w:after="40" w:line="240" w:lineRule="auto"/>
             </w:pPr>
-            <w:r/>
             <w:r>
               <w:rPr>
                 <w:b w:val="0"/>
@@ -1347,7 +1242,6 @@
             <w:pPr>
               <w:spacing w:after="40" w:line="240" w:lineRule="auto"/>
             </w:pPr>
-            <w:r/>
             <w:r>
               <w:rPr>
                 <w:b w:val="0"/>
@@ -1368,7 +1262,6 @@
             <w:pPr>
               <w:spacing w:after="40" w:line="240" w:lineRule="auto"/>
             </w:pPr>
-            <w:r/>
             <w:r>
               <w:rPr>
                 <w:b w:val="0"/>
@@ -1388,7 +1281,6 @@
             <w:pPr>
               <w:spacing w:after="40" w:line="240" w:lineRule="auto"/>
             </w:pPr>
-            <w:r/>
             <w:r>
               <w:rPr>
                 <w:b w:val="0"/>
@@ -1408,7 +1300,6 @@
             <w:pPr>
               <w:spacing w:after="40" w:line="240" w:lineRule="auto"/>
             </w:pPr>
-            <w:r/>
             <w:r>
               <w:rPr>
                 <w:b w:val="0"/>
@@ -1428,7 +1319,6 @@
             <w:pPr>
               <w:spacing w:after="40" w:line="240" w:lineRule="auto"/>
             </w:pPr>
-            <w:r/>
             <w:r>
               <w:rPr>
                 <w:b w:val="0"/>
@@ -1448,7 +1338,6 @@
             <w:pPr>
               <w:spacing w:after="40" w:line="240" w:lineRule="auto"/>
             </w:pPr>
-            <w:r/>
             <w:r>
               <w:rPr>
                 <w:b w:val="0"/>
@@ -1468,7 +1357,6 @@
             <w:pPr>
               <w:spacing w:after="40" w:line="240" w:lineRule="auto"/>
             </w:pPr>
-            <w:r/>
             <w:r>
               <w:rPr>
                 <w:b w:val="0"/>
@@ -1488,7 +1376,6 @@
             <w:pPr>
               <w:spacing w:after="40" w:line="240" w:lineRule="auto"/>
             </w:pPr>
-            <w:r/>
             <w:r>
               <w:rPr>
                 <w:b w:val="0"/>
@@ -1507,7 +1394,6 @@
             <w:pPr>
               <w:spacing w:after="40" w:line="240" w:lineRule="auto"/>
             </w:pPr>
-            <w:r/>
             <w:r>
               <w:rPr>
                 <w:b w:val="0"/>
@@ -1528,7 +1414,6 @@
             <w:pPr>
               <w:spacing w:after="40" w:line="240" w:lineRule="auto"/>
             </w:pPr>
-            <w:r/>
             <w:r>
               <w:rPr>
                 <w:b w:val="0"/>
@@ -1548,7 +1433,6 @@
             <w:pPr>
               <w:spacing w:after="40" w:line="240" w:lineRule="auto"/>
             </w:pPr>
-            <w:r/>
             <w:r>
               <w:rPr>
                 <w:b w:val="0"/>
@@ -1568,7 +1452,6 @@
             <w:pPr>
               <w:spacing w:after="40" w:line="240" w:lineRule="auto"/>
             </w:pPr>
-            <w:r/>
             <w:r>
               <w:rPr>
                 <w:b w:val="0"/>
@@ -1588,7 +1471,6 @@
             <w:pPr>
               <w:spacing w:after="40" w:line="240" w:lineRule="auto"/>
             </w:pPr>
-            <w:r/>
             <w:r>
               <w:rPr>
                 <w:b w:val="0"/>
@@ -1608,7 +1490,6 @@
             <w:pPr>
               <w:spacing w:after="40" w:line="240" w:lineRule="auto"/>
             </w:pPr>
-            <w:r/>
             <w:r>
               <w:rPr>
                 <w:b w:val="0"/>
@@ -1628,7 +1509,6 @@
             <w:pPr>
               <w:spacing w:after="40" w:line="240" w:lineRule="auto"/>
             </w:pPr>
-            <w:r/>
             <w:r>
               <w:rPr>
                 <w:b w:val="0"/>
@@ -1648,7 +1528,6 @@
             <w:pPr>
               <w:spacing w:after="40" w:line="240" w:lineRule="auto"/>
             </w:pPr>
-            <w:r/>
             <w:r>
               <w:rPr>
                 <w:b w:val="0"/>
@@ -1667,7 +1546,6 @@
             <w:pPr>
               <w:spacing w:after="40" w:line="240" w:lineRule="auto"/>
             </w:pPr>
-            <w:r/>
             <w:r>
               <w:rPr>
                 <w:b w:val="0"/>
@@ -1730,22 +1608,39 @@
             </w:pPr>
             <w:r>
               <w:rPr>
+                <w:b/>
+                <w:i w:val="0"/>
                 <w:color w:val="FFFFFF"/>
-              </w:rPr>
-            </w:r>
+                <w:sz w:val="19"/>
+              </w:rPr>
+              <w:t>Tip</w:t>
+            </w:r>
+          </w:p>
+        </w:tc>
+        <w:tc>
+          <w:tcPr>
+            <w:tcW w:type="dxa" w:w="2360"/>
+            <w:vAlign w:val="top"/>
+            <w:shd w:val="clear" w:fill="1C5D8C"/>
+          </w:tcPr>
+          <w:p>
+            <w:pPr>
+              <w:spacing w:after="40" w:line="240" w:lineRule="auto"/>
+            </w:pPr>
             <w:r>
               <w:rPr>
                 <w:b/>
                 <w:i w:val="0"/>
-                <w:sz w:val="19"/>
-              </w:rPr>
-              <w:t>Tip</w:t>
-            </w:r>
-          </w:p>
-        </w:tc>
-        <w:tc>
-          <w:tcPr>
-            <w:tcW w:type="dxa" w:w="2360"/>
+                <w:color w:val="FFFFFF"/>
+                <w:sz w:val="19"/>
+              </w:rPr>
+              <w:t>Examen</w:t>
+            </w:r>
+          </w:p>
+        </w:tc>
+        <w:tc>
+          <w:tcPr>
+            <w:tcW w:type="dxa" w:w="1900"/>
             <w:vAlign w:val="top"/>
             <w:shd w:val="clear" w:fill="1C5D8C"/>
           </w:tcPr>
@@ -1755,22 +1650,39 @@
             </w:pPr>
             <w:r>
               <w:rPr>
+                <w:b/>
+                <w:i w:val="0"/>
                 <w:color w:val="FFFFFF"/>
-              </w:rPr>
-            </w:r>
+                <w:sz w:val="19"/>
+              </w:rPr>
+              <w:t>Indicație</w:t>
+            </w:r>
+          </w:p>
+        </w:tc>
+        <w:tc>
+          <w:tcPr>
+            <w:tcW w:type="dxa" w:w="760"/>
+            <w:vAlign w:val="top"/>
+            <w:shd w:val="clear" w:fill="1C5D8C"/>
+          </w:tcPr>
+          <w:p>
+            <w:pPr>
+              <w:spacing w:after="40" w:line="240" w:lineRule="auto"/>
+            </w:pPr>
             <w:r>
               <w:rPr>
                 <w:b/>
                 <w:i w:val="0"/>
-                <w:sz w:val="19"/>
-              </w:rPr>
-              <w:t>Examen</w:t>
-            </w:r>
-          </w:p>
-        </w:tc>
-        <w:tc>
-          <w:tcPr>
-            <w:tcW w:type="dxa" w:w="1900"/>
+                <w:color w:val="FFFFFF"/>
+                <w:sz w:val="19"/>
+              </w:rPr>
+              <w:t>Grad</w:t>
+            </w:r>
+          </w:p>
+        </w:tc>
+        <w:tc>
+          <w:tcPr>
+            <w:tcW w:type="dxa" w:w="800"/>
             <w:vAlign w:val="top"/>
             <w:shd w:val="clear" w:fill="1C5D8C"/>
           </w:tcPr>
@@ -1780,22 +1692,39 @@
             </w:pPr>
             <w:r>
               <w:rPr>
+                <w:b/>
+                <w:i w:val="0"/>
                 <w:color w:val="FFFFFF"/>
-              </w:rPr>
-            </w:r>
+                <w:sz w:val="19"/>
+              </w:rPr>
+              <w:t>Doză</w:t>
+            </w:r>
+          </w:p>
+        </w:tc>
+        <w:tc>
+          <w:tcPr>
+            <w:tcW w:type="dxa" w:w="3400"/>
+            <w:vAlign w:val="top"/>
+            <w:shd w:val="clear" w:fill="1C5D8C"/>
+          </w:tcPr>
+          <w:p>
+            <w:pPr>
+              <w:spacing w:after="40" w:line="240" w:lineRule="auto"/>
+            </w:pPr>
             <w:r>
               <w:rPr>
                 <w:b/>
                 <w:i w:val="0"/>
-                <w:sz w:val="19"/>
-              </w:rPr>
-              <w:t>Indicație</w:t>
-            </w:r>
-          </w:p>
-        </w:tc>
-        <w:tc>
-          <w:tcPr>
-            <w:tcW w:type="dxa" w:w="760"/>
+                <w:color w:val="FFFFFF"/>
+                <w:sz w:val="19"/>
+              </w:rPr>
+              <w:t>Comentarii</w:t>
+            </w:r>
+          </w:p>
+        </w:tc>
+        <w:tc>
+          <w:tcPr>
+            <w:tcW w:type="dxa" w:w="2100"/>
             <w:vAlign w:val="top"/>
             <w:shd w:val="clear" w:fill="1C5D8C"/>
           </w:tcPr>
@@ -1805,113 +1734,30 @@
             </w:pPr>
             <w:r>
               <w:rPr>
+                <w:b/>
+                <w:i w:val="0"/>
                 <w:color w:val="FFFFFF"/>
-              </w:rPr>
-            </w:r>
+                <w:sz w:val="19"/>
+              </w:rPr>
+              <w:t>Decizie</w:t>
+            </w:r>
+          </w:p>
+        </w:tc>
+        <w:tc>
+          <w:tcPr>
+            <w:tcW w:type="dxa" w:w="3160"/>
+            <w:vAlign w:val="top"/>
+            <w:shd w:val="clear" w:fill="1C5D8C"/>
+          </w:tcPr>
+          <w:p>
+            <w:pPr>
+              <w:spacing w:after="40" w:line="240" w:lineRule="auto"/>
+            </w:pPr>
             <w:r>
               <w:rPr>
                 <w:b/>
                 <w:i w:val="0"/>
-                <w:sz w:val="19"/>
-              </w:rPr>
-              <w:t>Grad</w:t>
-            </w:r>
-          </w:p>
-        </w:tc>
-        <w:tc>
-          <w:tcPr>
-            <w:tcW w:type="dxa" w:w="800"/>
-            <w:vAlign w:val="top"/>
-            <w:shd w:val="clear" w:fill="1C5D8C"/>
-          </w:tcPr>
-          <w:p>
-            <w:pPr>
-              <w:spacing w:after="40" w:line="240" w:lineRule="auto"/>
-            </w:pPr>
-            <w:r>
-              <w:rPr>
                 <w:color w:val="FFFFFF"/>
-              </w:rPr>
-            </w:r>
-            <w:r>
-              <w:rPr>
-                <w:b/>
-                <w:i w:val="0"/>
-                <w:sz w:val="19"/>
-              </w:rPr>
-              <w:t>Doză</w:t>
-            </w:r>
-          </w:p>
-        </w:tc>
-        <w:tc>
-          <w:tcPr>
-            <w:tcW w:type="dxa" w:w="3400"/>
-            <w:vAlign w:val="top"/>
-            <w:shd w:val="clear" w:fill="1C5D8C"/>
-          </w:tcPr>
-          <w:p>
-            <w:pPr>
-              <w:spacing w:after="40" w:line="240" w:lineRule="auto"/>
-            </w:pPr>
-            <w:r>
-              <w:rPr>
-                <w:color w:val="FFFFFF"/>
-              </w:rPr>
-            </w:r>
-            <w:r>
-              <w:rPr>
-                <w:b/>
-                <w:i w:val="0"/>
-                <w:sz w:val="19"/>
-              </w:rPr>
-              <w:t>Comentarii</w:t>
-            </w:r>
-          </w:p>
-        </w:tc>
-        <w:tc>
-          <w:tcPr>
-            <w:tcW w:type="dxa" w:w="2100"/>
-            <w:vAlign w:val="top"/>
-            <w:shd w:val="clear" w:fill="1C5D8C"/>
-          </w:tcPr>
-          <w:p>
-            <w:pPr>
-              <w:spacing w:after="40" w:line="240" w:lineRule="auto"/>
-            </w:pPr>
-            <w:r>
-              <w:rPr>
-                <w:color w:val="FFFFFF"/>
-              </w:rPr>
-            </w:r>
-            <w:r>
-              <w:rPr>
-                <w:b/>
-                <w:i w:val="0"/>
-                <w:sz w:val="19"/>
-              </w:rPr>
-              <w:t>Decizie</w:t>
-            </w:r>
-          </w:p>
-        </w:tc>
-        <w:tc>
-          <w:tcPr>
-            <w:tcW w:type="dxa" w:w="3160"/>
-            <w:vAlign w:val="top"/>
-            <w:shd w:val="clear" w:fill="1C5D8C"/>
-          </w:tcPr>
-          <w:p>
-            <w:pPr>
-              <w:spacing w:after="40" w:line="240" w:lineRule="auto"/>
-            </w:pPr>
-            <w:r>
-              <w:rPr>
-                <w:color w:val="FFFFFF"/>
-              </w:rPr>
-            </w:r>
-            <w:r>
-              <w:rPr>
-                <w:b/>
-                <w:i w:val="0"/>
                 <w:sz w:val="19"/>
               </w:rPr>
               <w:t>Comentariu editor</w:t>
@@ -1929,7 +1775,6 @@
             <w:pPr>
               <w:spacing w:after="40" w:line="240" w:lineRule="auto"/>
             </w:pPr>
-            <w:r/>
             <w:r>
               <w:rPr>
                 <w:b w:val="0"/>
@@ -1949,7 +1794,6 @@
             <w:pPr>
               <w:spacing w:after="40" w:line="240" w:lineRule="auto"/>
             </w:pPr>
-            <w:r/>
             <w:r>
               <w:rPr>
                 <w:b w:val="0"/>
@@ -1969,7 +1813,6 @@
             <w:pPr>
               <w:spacing w:after="40" w:line="240" w:lineRule="auto"/>
             </w:pPr>
-            <w:r/>
             <w:r>
               <w:rPr>
                 <w:b w:val="0"/>
@@ -1989,7 +1832,6 @@
             <w:pPr>
               <w:spacing w:after="40" w:line="240" w:lineRule="auto"/>
             </w:pPr>
-            <w:r/>
             <w:r>
               <w:rPr>
                 <w:b w:val="0"/>
@@ -2009,7 +1851,6 @@
             <w:pPr>
               <w:spacing w:after="40" w:line="240" w:lineRule="auto"/>
             </w:pPr>
-            <w:r/>
             <w:r>
               <w:rPr>
                 <w:b w:val="0"/>
@@ -2029,7 +1870,6 @@
             <w:pPr>
               <w:spacing w:after="40" w:line="240" w:lineRule="auto"/>
             </w:pPr>
-            <w:r/>
             <w:r>
               <w:rPr>
                 <w:b w:val="0"/>
@@ -2049,7 +1889,6 @@
             <w:pPr>
               <w:spacing w:after="40" w:line="240" w:lineRule="auto"/>
             </w:pPr>
-            <w:r/>
             <w:r>
               <w:rPr>
                 <w:b w:val="0"/>
@@ -2068,7 +1907,6 @@
             <w:pPr>
               <w:spacing w:after="40" w:line="240" w:lineRule="auto"/>
             </w:pPr>
-            <w:r/>
             <w:r>
               <w:rPr>
                 <w:b w:val="0"/>
@@ -2089,7 +1927,6 @@
             <w:pPr>
               <w:spacing w:after="40" w:line="240" w:lineRule="auto"/>
             </w:pPr>
-            <w:r/>
             <w:r>
               <w:rPr>
                 <w:b w:val="0"/>
@@ -2109,7 +1946,6 @@
             <w:pPr>
               <w:spacing w:after="40" w:line="240" w:lineRule="auto"/>
             </w:pPr>
-            <w:r/>
             <w:r>
               <w:rPr>
                 <w:b w:val="0"/>
@@ -2129,7 +1965,6 @@
             <w:pPr>
               <w:spacing w:after="40" w:line="240" w:lineRule="auto"/>
             </w:pPr>
-            <w:r/>
             <w:r>
               <w:rPr>
                 <w:b w:val="0"/>
@@ -2149,7 +1984,6 @@
             <w:pPr>
               <w:spacing w:after="40" w:line="240" w:lineRule="auto"/>
             </w:pPr>
-            <w:r/>
             <w:r>
               <w:rPr>
                 <w:b w:val="0"/>
@@ -2169,7 +2003,6 @@
             <w:pPr>
               <w:spacing w:after="40" w:line="240" w:lineRule="auto"/>
             </w:pPr>
-            <w:r/>
             <w:r>
               <w:rPr>
                 <w:b w:val="0"/>
@@ -2189,7 +2022,6 @@
             <w:pPr>
               <w:spacing w:after="40" w:line="240" w:lineRule="auto"/>
             </w:pPr>
-            <w:r/>
             <w:r>
               <w:rPr>
                 <w:b w:val="0"/>
@@ -2209,7 +2041,6 @@
             <w:pPr>
               <w:spacing w:after="40" w:line="240" w:lineRule="auto"/>
             </w:pPr>
-            <w:r/>
             <w:r>
               <w:rPr>
                 <w:b w:val="0"/>
@@ -2228,7 +2059,6 @@
             <w:pPr>
               <w:spacing w:after="40" w:line="240" w:lineRule="auto"/>
             </w:pPr>
-            <w:r/>
             <w:r>
               <w:rPr>
                 <w:b w:val="0"/>
@@ -2291,22 +2121,39 @@
             </w:pPr>
             <w:r>
               <w:rPr>
+                <w:b/>
+                <w:i w:val="0"/>
                 <w:color w:val="FFFFFF"/>
-              </w:rPr>
-            </w:r>
+                <w:sz w:val="19"/>
+              </w:rPr>
+              <w:t>Tip</w:t>
+            </w:r>
+          </w:p>
+        </w:tc>
+        <w:tc>
+          <w:tcPr>
+            <w:tcW w:type="dxa" w:w="2360"/>
+            <w:vAlign w:val="top"/>
+            <w:shd w:val="clear" w:fill="1C5D8C"/>
+          </w:tcPr>
+          <w:p>
+            <w:pPr>
+              <w:spacing w:after="40" w:line="240" w:lineRule="auto"/>
+            </w:pPr>
             <w:r>
               <w:rPr>
                 <w:b/>
                 <w:i w:val="0"/>
-                <w:sz w:val="19"/>
-              </w:rPr>
-              <w:t>Tip</w:t>
-            </w:r>
-          </w:p>
-        </w:tc>
-        <w:tc>
-          <w:tcPr>
-            <w:tcW w:type="dxa" w:w="2360"/>
+                <w:color w:val="FFFFFF"/>
+                <w:sz w:val="19"/>
+              </w:rPr>
+              <w:t>Examen</w:t>
+            </w:r>
+          </w:p>
+        </w:tc>
+        <w:tc>
+          <w:tcPr>
+            <w:tcW w:type="dxa" w:w="1900"/>
             <w:vAlign w:val="top"/>
             <w:shd w:val="clear" w:fill="1C5D8C"/>
           </w:tcPr>
@@ -2316,22 +2163,39 @@
             </w:pPr>
             <w:r>
               <w:rPr>
+                <w:b/>
+                <w:i w:val="0"/>
                 <w:color w:val="FFFFFF"/>
-              </w:rPr>
-            </w:r>
+                <w:sz w:val="19"/>
+              </w:rPr>
+              <w:t>Indicație</w:t>
+            </w:r>
+          </w:p>
+        </w:tc>
+        <w:tc>
+          <w:tcPr>
+            <w:tcW w:type="dxa" w:w="760"/>
+            <w:vAlign w:val="top"/>
+            <w:shd w:val="clear" w:fill="1C5D8C"/>
+          </w:tcPr>
+          <w:p>
+            <w:pPr>
+              <w:spacing w:after="40" w:line="240" w:lineRule="auto"/>
+            </w:pPr>
             <w:r>
               <w:rPr>
                 <w:b/>
                 <w:i w:val="0"/>
-                <w:sz w:val="19"/>
-              </w:rPr>
-              <w:t>Examen</w:t>
-            </w:r>
-          </w:p>
-        </w:tc>
-        <w:tc>
-          <w:tcPr>
-            <w:tcW w:type="dxa" w:w="1900"/>
+                <w:color w:val="FFFFFF"/>
+                <w:sz w:val="19"/>
+              </w:rPr>
+              <w:t>Grad</w:t>
+            </w:r>
+          </w:p>
+        </w:tc>
+        <w:tc>
+          <w:tcPr>
+            <w:tcW w:type="dxa" w:w="800"/>
             <w:vAlign w:val="top"/>
             <w:shd w:val="clear" w:fill="1C5D8C"/>
           </w:tcPr>
@@ -2341,22 +2205,39 @@
             </w:pPr>
             <w:r>
               <w:rPr>
+                <w:b/>
+                <w:i w:val="0"/>
                 <w:color w:val="FFFFFF"/>
-              </w:rPr>
-            </w:r>
+                <w:sz w:val="19"/>
+              </w:rPr>
+              <w:t>Doză</w:t>
+            </w:r>
+          </w:p>
+        </w:tc>
+        <w:tc>
+          <w:tcPr>
+            <w:tcW w:type="dxa" w:w="3400"/>
+            <w:vAlign w:val="top"/>
+            <w:shd w:val="clear" w:fill="1C5D8C"/>
+          </w:tcPr>
+          <w:p>
+            <w:pPr>
+              <w:spacing w:after="40" w:line="240" w:lineRule="auto"/>
+            </w:pPr>
             <w:r>
               <w:rPr>
                 <w:b/>
                 <w:i w:val="0"/>
-                <w:sz w:val="19"/>
-              </w:rPr>
-              <w:t>Indicație</w:t>
-            </w:r>
-          </w:p>
-        </w:tc>
-        <w:tc>
-          <w:tcPr>
-            <w:tcW w:type="dxa" w:w="760"/>
+                <w:color w:val="FFFFFF"/>
+                <w:sz w:val="19"/>
+              </w:rPr>
+              <w:t>Comentarii</w:t>
+            </w:r>
+          </w:p>
+        </w:tc>
+        <w:tc>
+          <w:tcPr>
+            <w:tcW w:type="dxa" w:w="2100"/>
             <w:vAlign w:val="top"/>
             <w:shd w:val="clear" w:fill="1C5D8C"/>
           </w:tcPr>
@@ -2366,113 +2247,30 @@
             </w:pPr>
             <w:r>
               <w:rPr>
+                <w:b/>
+                <w:i w:val="0"/>
                 <w:color w:val="FFFFFF"/>
-              </w:rPr>
-            </w:r>
+                <w:sz w:val="19"/>
+              </w:rPr>
+              <w:t>Decizie</w:t>
+            </w:r>
+          </w:p>
+        </w:tc>
+        <w:tc>
+          <w:tcPr>
+            <w:tcW w:type="dxa" w:w="3160"/>
+            <w:vAlign w:val="top"/>
+            <w:shd w:val="clear" w:fill="1C5D8C"/>
+          </w:tcPr>
+          <w:p>
+            <w:pPr>
+              <w:spacing w:after="40" w:line="240" w:lineRule="auto"/>
+            </w:pPr>
             <w:r>
               <w:rPr>
                 <w:b/>
                 <w:i w:val="0"/>
-                <w:sz w:val="19"/>
-              </w:rPr>
-              <w:t>Grad</w:t>
-            </w:r>
-          </w:p>
-        </w:tc>
-        <w:tc>
-          <w:tcPr>
-            <w:tcW w:type="dxa" w:w="800"/>
-            <w:vAlign w:val="top"/>
-            <w:shd w:val="clear" w:fill="1C5D8C"/>
-          </w:tcPr>
-          <w:p>
-            <w:pPr>
-              <w:spacing w:after="40" w:line="240" w:lineRule="auto"/>
-            </w:pPr>
-            <w:r>
-              <w:rPr>
                 <w:color w:val="FFFFFF"/>
-              </w:rPr>
-            </w:r>
-            <w:r>
-              <w:rPr>
-                <w:b/>
-                <w:i w:val="0"/>
-                <w:sz w:val="19"/>
-              </w:rPr>
-              <w:t>Doză</w:t>
-            </w:r>
-          </w:p>
-        </w:tc>
-        <w:tc>
-          <w:tcPr>
-            <w:tcW w:type="dxa" w:w="3400"/>
-            <w:vAlign w:val="top"/>
-            <w:shd w:val="clear" w:fill="1C5D8C"/>
-          </w:tcPr>
-          <w:p>
-            <w:pPr>
-              <w:spacing w:after="40" w:line="240" w:lineRule="auto"/>
-            </w:pPr>
-            <w:r>
-              <w:rPr>
-                <w:color w:val="FFFFFF"/>
-              </w:rPr>
-            </w:r>
-            <w:r>
-              <w:rPr>
-                <w:b/>
-                <w:i w:val="0"/>
-                <w:sz w:val="19"/>
-              </w:rPr>
-              <w:t>Comentarii</w:t>
-            </w:r>
-          </w:p>
-        </w:tc>
-        <w:tc>
-          <w:tcPr>
-            <w:tcW w:type="dxa" w:w="2100"/>
-            <w:vAlign w:val="top"/>
-            <w:shd w:val="clear" w:fill="1C5D8C"/>
-          </w:tcPr>
-          <w:p>
-            <w:pPr>
-              <w:spacing w:after="40" w:line="240" w:lineRule="auto"/>
-            </w:pPr>
-            <w:r>
-              <w:rPr>
-                <w:color w:val="FFFFFF"/>
-              </w:rPr>
-            </w:r>
-            <w:r>
-              <w:rPr>
-                <w:b/>
-                <w:i w:val="0"/>
-                <w:sz w:val="19"/>
-              </w:rPr>
-              <w:t>Decizie</w:t>
-            </w:r>
-          </w:p>
-        </w:tc>
-        <w:tc>
-          <w:tcPr>
-            <w:tcW w:type="dxa" w:w="3160"/>
-            <w:vAlign w:val="top"/>
-            <w:shd w:val="clear" w:fill="1C5D8C"/>
-          </w:tcPr>
-          <w:p>
-            <w:pPr>
-              <w:spacing w:after="40" w:line="240" w:lineRule="auto"/>
-            </w:pPr>
-            <w:r>
-              <w:rPr>
-                <w:color w:val="FFFFFF"/>
-              </w:rPr>
-            </w:r>
-            <w:r>
-              <w:rPr>
-                <w:b/>
-                <w:i w:val="0"/>
                 <w:sz w:val="19"/>
               </w:rPr>
               <w:t>Comentariu editor</w:t>
@@ -2490,7 +2288,6 @@
             <w:pPr>
               <w:spacing w:after="40" w:line="240" w:lineRule="auto"/>
             </w:pPr>
-            <w:r/>
             <w:r>
               <w:rPr>
                 <w:b w:val="0"/>
@@ -2510,7 +2307,6 @@
             <w:pPr>
               <w:spacing w:after="40" w:line="240" w:lineRule="auto"/>
             </w:pPr>
-            <w:r/>
             <w:r>
               <w:rPr>
                 <w:b w:val="0"/>
@@ -2530,7 +2326,6 @@
             <w:pPr>
               <w:spacing w:after="40" w:line="240" w:lineRule="auto"/>
             </w:pPr>
-            <w:r/>
             <w:r>
               <w:rPr>
                 <w:b w:val="0"/>
@@ -2550,7 +2345,6 @@
             <w:pPr>
               <w:spacing w:after="40" w:line="240" w:lineRule="auto"/>
             </w:pPr>
-            <w:r/>
             <w:r>
               <w:rPr>
                 <w:b w:val="0"/>
@@ -2570,7 +2364,6 @@
             <w:pPr>
               <w:spacing w:after="40" w:line="240" w:lineRule="auto"/>
             </w:pPr>
-            <w:r/>
             <w:r>
               <w:rPr>
                 <w:b w:val="0"/>
@@ -2590,7 +2383,6 @@
             <w:pPr>
               <w:spacing w:after="40" w:line="240" w:lineRule="auto"/>
             </w:pPr>
-            <w:r/>
             <w:r>
               <w:rPr>
                 <w:b w:val="0"/>
@@ -2610,7 +2402,6 @@
             <w:pPr>
               <w:spacing w:after="40" w:line="240" w:lineRule="auto"/>
             </w:pPr>
-            <w:r/>
             <w:r>
               <w:rPr>
                 <w:b w:val="0"/>
@@ -2629,7 +2420,6 @@
             <w:pPr>
               <w:spacing w:after="40" w:line="240" w:lineRule="auto"/>
             </w:pPr>
-            <w:r/>
             <w:r>
               <w:rPr>
                 <w:b w:val="0"/>
@@ -2650,7 +2440,6 @@
             <w:pPr>
               <w:spacing w:after="40" w:line="240" w:lineRule="auto"/>
             </w:pPr>
-            <w:r/>
             <w:r>
               <w:rPr>
                 <w:b w:val="0"/>
@@ -2670,7 +2459,6 @@
             <w:pPr>
               <w:spacing w:after="40" w:line="240" w:lineRule="auto"/>
             </w:pPr>
-            <w:r/>
             <w:r>
               <w:rPr>
                 <w:b w:val="0"/>
@@ -2690,7 +2478,6 @@
             <w:pPr>
               <w:spacing w:after="40" w:line="240" w:lineRule="auto"/>
             </w:pPr>
-            <w:r/>
             <w:r>
               <w:rPr>
                 <w:b w:val="0"/>
@@ -2710,7 +2497,6 @@
             <w:pPr>
               <w:spacing w:after="40" w:line="240" w:lineRule="auto"/>
             </w:pPr>
-            <w:r/>
             <w:r>
               <w:rPr>
                 <w:b w:val="0"/>
@@ -2730,7 +2516,6 @@
             <w:pPr>
               <w:spacing w:after="40" w:line="240" w:lineRule="auto"/>
             </w:pPr>
-            <w:r/>
             <w:r>
               <w:rPr>
                 <w:b w:val="0"/>
@@ -2750,7 +2535,6 @@
             <w:pPr>
               <w:spacing w:after="40" w:line="240" w:lineRule="auto"/>
             </w:pPr>
-            <w:r/>
             <w:r>
               <w:rPr>
                 <w:b w:val="0"/>
@@ -2770,7 +2554,6 @@
             <w:pPr>
               <w:spacing w:after="40" w:line="240" w:lineRule="auto"/>
             </w:pPr>
-            <w:r/>
             <w:r>
               <w:rPr>
                 <w:b w:val="0"/>
@@ -2789,7 +2572,6 @@
             <w:pPr>
               <w:spacing w:after="40" w:line="240" w:lineRule="auto"/>
             </w:pPr>
-            <w:r/>
             <w:r>
               <w:rPr>
                 <w:b w:val="0"/>
@@ -2852,22 +2634,39 @@
             </w:pPr>
             <w:r>
               <w:rPr>
+                <w:b/>
+                <w:i w:val="0"/>
                 <w:color w:val="FFFFFF"/>
-              </w:rPr>
-            </w:r>
+                <w:sz w:val="19"/>
+              </w:rPr>
+              <w:t>Tip</w:t>
+            </w:r>
+          </w:p>
+        </w:tc>
+        <w:tc>
+          <w:tcPr>
+            <w:tcW w:type="dxa" w:w="2360"/>
+            <w:vAlign w:val="top"/>
+            <w:shd w:val="clear" w:fill="1C5D8C"/>
+          </w:tcPr>
+          <w:p>
+            <w:pPr>
+              <w:spacing w:after="40" w:line="240" w:lineRule="auto"/>
+            </w:pPr>
             <w:r>
               <w:rPr>
                 <w:b/>
                 <w:i w:val="0"/>
-                <w:sz w:val="19"/>
-              </w:rPr>
-              <w:t>Tip</w:t>
-            </w:r>
-          </w:p>
-        </w:tc>
-        <w:tc>
-          <w:tcPr>
-            <w:tcW w:type="dxa" w:w="2360"/>
+                <w:color w:val="FFFFFF"/>
+                <w:sz w:val="19"/>
+              </w:rPr>
+              <w:t>Examen</w:t>
+            </w:r>
+          </w:p>
+        </w:tc>
+        <w:tc>
+          <w:tcPr>
+            <w:tcW w:type="dxa" w:w="1900"/>
             <w:vAlign w:val="top"/>
             <w:shd w:val="clear" w:fill="1C5D8C"/>
           </w:tcPr>
@@ -2877,22 +2676,39 @@
             </w:pPr>
             <w:r>
               <w:rPr>
+                <w:b/>
+                <w:i w:val="0"/>
                 <w:color w:val="FFFFFF"/>
-              </w:rPr>
-            </w:r>
+                <w:sz w:val="19"/>
+              </w:rPr>
+              <w:t>Indicație</w:t>
+            </w:r>
+          </w:p>
+        </w:tc>
+        <w:tc>
+          <w:tcPr>
+            <w:tcW w:type="dxa" w:w="760"/>
+            <w:vAlign w:val="top"/>
+            <w:shd w:val="clear" w:fill="1C5D8C"/>
+          </w:tcPr>
+          <w:p>
+            <w:pPr>
+              <w:spacing w:after="40" w:line="240" w:lineRule="auto"/>
+            </w:pPr>
             <w:r>
               <w:rPr>
                 <w:b/>
                 <w:i w:val="0"/>
-                <w:sz w:val="19"/>
-              </w:rPr>
-              <w:t>Examen</w:t>
-            </w:r>
-          </w:p>
-        </w:tc>
-        <w:tc>
-          <w:tcPr>
-            <w:tcW w:type="dxa" w:w="1900"/>
+                <w:color w:val="FFFFFF"/>
+                <w:sz w:val="19"/>
+              </w:rPr>
+              <w:t>Grad</w:t>
+            </w:r>
+          </w:p>
+        </w:tc>
+        <w:tc>
+          <w:tcPr>
+            <w:tcW w:type="dxa" w:w="800"/>
             <w:vAlign w:val="top"/>
             <w:shd w:val="clear" w:fill="1C5D8C"/>
           </w:tcPr>
@@ -2902,22 +2718,39 @@
             </w:pPr>
             <w:r>
               <w:rPr>
+                <w:b/>
+                <w:i w:val="0"/>
                 <w:color w:val="FFFFFF"/>
-              </w:rPr>
-            </w:r>
+                <w:sz w:val="19"/>
+              </w:rPr>
+              <w:t>Doză</w:t>
+            </w:r>
+          </w:p>
+        </w:tc>
+        <w:tc>
+          <w:tcPr>
+            <w:tcW w:type="dxa" w:w="3400"/>
+            <w:vAlign w:val="top"/>
+            <w:shd w:val="clear" w:fill="1C5D8C"/>
+          </w:tcPr>
+          <w:p>
+            <w:pPr>
+              <w:spacing w:after="40" w:line="240" w:lineRule="auto"/>
+            </w:pPr>
             <w:r>
               <w:rPr>
                 <w:b/>
                 <w:i w:val="0"/>
-                <w:sz w:val="19"/>
-              </w:rPr>
-              <w:t>Indicație</w:t>
-            </w:r>
-          </w:p>
-        </w:tc>
-        <w:tc>
-          <w:tcPr>
-            <w:tcW w:type="dxa" w:w="760"/>
+                <w:color w:val="FFFFFF"/>
+                <w:sz w:val="19"/>
+              </w:rPr>
+              <w:t>Comentarii</w:t>
+            </w:r>
+          </w:p>
+        </w:tc>
+        <w:tc>
+          <w:tcPr>
+            <w:tcW w:type="dxa" w:w="2100"/>
             <w:vAlign w:val="top"/>
             <w:shd w:val="clear" w:fill="1C5D8C"/>
           </w:tcPr>
@@ -2927,113 +2760,30 @@
             </w:pPr>
             <w:r>
               <w:rPr>
+                <w:b/>
+                <w:i w:val="0"/>
                 <w:color w:val="FFFFFF"/>
-              </w:rPr>
-            </w:r>
+                <w:sz w:val="19"/>
+              </w:rPr>
+              <w:t>Decizie</w:t>
+            </w:r>
+          </w:p>
+        </w:tc>
+        <w:tc>
+          <w:tcPr>
+            <w:tcW w:type="dxa" w:w="3160"/>
+            <w:vAlign w:val="top"/>
+            <w:shd w:val="clear" w:fill="1C5D8C"/>
+          </w:tcPr>
+          <w:p>
+            <w:pPr>
+              <w:spacing w:after="40" w:line="240" w:lineRule="auto"/>
+            </w:pPr>
             <w:r>
               <w:rPr>
                 <w:b/>
                 <w:i w:val="0"/>
-                <w:sz w:val="19"/>
-              </w:rPr>
-              <w:t>Grad</w:t>
-            </w:r>
-          </w:p>
-        </w:tc>
-        <w:tc>
-          <w:tcPr>
-            <w:tcW w:type="dxa" w:w="800"/>
-            <w:vAlign w:val="top"/>
-            <w:shd w:val="clear" w:fill="1C5D8C"/>
-          </w:tcPr>
-          <w:p>
-            <w:pPr>
-              <w:spacing w:after="40" w:line="240" w:lineRule="auto"/>
-            </w:pPr>
-            <w:r>
-              <w:rPr>
                 <w:color w:val="FFFFFF"/>
-              </w:rPr>
-            </w:r>
-            <w:r>
-              <w:rPr>
-                <w:b/>
-                <w:i w:val="0"/>
-                <w:sz w:val="19"/>
-              </w:rPr>
-              <w:t>Doză</w:t>
-            </w:r>
-          </w:p>
-        </w:tc>
-        <w:tc>
-          <w:tcPr>
-            <w:tcW w:type="dxa" w:w="3400"/>
-            <w:vAlign w:val="top"/>
-            <w:shd w:val="clear" w:fill="1C5D8C"/>
-          </w:tcPr>
-          <w:p>
-            <w:pPr>
-              <w:spacing w:after="40" w:line="240" w:lineRule="auto"/>
-            </w:pPr>
-            <w:r>
-              <w:rPr>
-                <w:color w:val="FFFFFF"/>
-              </w:rPr>
-            </w:r>
-            <w:r>
-              <w:rPr>
-                <w:b/>
-                <w:i w:val="0"/>
-                <w:sz w:val="19"/>
-              </w:rPr>
-              <w:t>Comentarii</w:t>
-            </w:r>
-          </w:p>
-        </w:tc>
-        <w:tc>
-          <w:tcPr>
-            <w:tcW w:type="dxa" w:w="2100"/>
-            <w:vAlign w:val="top"/>
-            <w:shd w:val="clear" w:fill="1C5D8C"/>
-          </w:tcPr>
-          <w:p>
-            <w:pPr>
-              <w:spacing w:after="40" w:line="240" w:lineRule="auto"/>
-            </w:pPr>
-            <w:r>
-              <w:rPr>
-                <w:color w:val="FFFFFF"/>
-              </w:rPr>
-            </w:r>
-            <w:r>
-              <w:rPr>
-                <w:b/>
-                <w:i w:val="0"/>
-                <w:sz w:val="19"/>
-              </w:rPr>
-              <w:t>Decizie</w:t>
-            </w:r>
-          </w:p>
-        </w:tc>
-        <w:tc>
-          <w:tcPr>
-            <w:tcW w:type="dxa" w:w="3160"/>
-            <w:vAlign w:val="top"/>
-            <w:shd w:val="clear" w:fill="1C5D8C"/>
-          </w:tcPr>
-          <w:p>
-            <w:pPr>
-              <w:spacing w:after="40" w:line="240" w:lineRule="auto"/>
-            </w:pPr>
-            <w:r>
-              <w:rPr>
-                <w:color w:val="FFFFFF"/>
-              </w:rPr>
-            </w:r>
-            <w:r>
-              <w:rPr>
-                <w:b/>
-                <w:i w:val="0"/>
                 <w:sz w:val="19"/>
               </w:rPr>
               <w:t>Comentariu editor</w:t>
@@ -3051,7 +2801,6 @@
             <w:pPr>
               <w:spacing w:after="40" w:line="240" w:lineRule="auto"/>
             </w:pPr>
-            <w:r/>
             <w:r>
               <w:rPr>
                 <w:b w:val="0"/>
@@ -3071,7 +2820,6 @@
             <w:pPr>
               <w:spacing w:after="40" w:line="240" w:lineRule="auto"/>
             </w:pPr>
-            <w:r/>
             <w:r>
               <w:rPr>
                 <w:b w:val="0"/>
@@ -3091,7 +2839,6 @@
             <w:pPr>
               <w:spacing w:after="40" w:line="240" w:lineRule="auto"/>
             </w:pPr>
-            <w:r/>
             <w:r>
               <w:rPr>
                 <w:b w:val="0"/>
@@ -3111,7 +2858,6 @@
             <w:pPr>
               <w:spacing w:after="40" w:line="240" w:lineRule="auto"/>
             </w:pPr>
-            <w:r/>
             <w:r>
               <w:rPr>
                 <w:b w:val="0"/>
@@ -3131,7 +2877,6 @@
             <w:pPr>
               <w:spacing w:after="40" w:line="240" w:lineRule="auto"/>
             </w:pPr>
-            <w:r/>
             <w:r>
               <w:rPr>
                 <w:b w:val="0"/>
@@ -3151,7 +2896,6 @@
             <w:pPr>
               <w:spacing w:after="40" w:line="240" w:lineRule="auto"/>
             </w:pPr>
-            <w:r/>
             <w:r>
               <w:rPr>
                 <w:b w:val="0"/>
@@ -3171,7 +2915,6 @@
             <w:pPr>
               <w:spacing w:after="40" w:line="240" w:lineRule="auto"/>
             </w:pPr>
-            <w:r/>
             <w:r>
               <w:rPr>
                 <w:b w:val="0"/>
@@ -3190,7 +2933,6 @@
             <w:pPr>
               <w:spacing w:after="40" w:line="240" w:lineRule="auto"/>
             </w:pPr>
-            <w:r/>
             <w:r>
               <w:rPr>
                 <w:b w:val="0"/>
@@ -3211,7 +2953,6 @@
             <w:pPr>
               <w:spacing w:after="40" w:line="240" w:lineRule="auto"/>
             </w:pPr>
-            <w:r/>
             <w:r>
               <w:rPr>
                 <w:b w:val="0"/>
@@ -3231,7 +2972,6 @@
             <w:pPr>
               <w:spacing w:after="40" w:line="240" w:lineRule="auto"/>
             </w:pPr>
-            <w:r/>
             <w:r>
               <w:rPr>
                 <w:b w:val="0"/>
@@ -3251,7 +2991,6 @@
             <w:pPr>
               <w:spacing w:after="40" w:line="240" w:lineRule="auto"/>
             </w:pPr>
-            <w:r/>
             <w:r>
               <w:rPr>
                 <w:b w:val="0"/>
@@ -3271,7 +3010,6 @@
             <w:pPr>
               <w:spacing w:after="40" w:line="240" w:lineRule="auto"/>
             </w:pPr>
-            <w:r/>
             <w:r>
               <w:rPr>
                 <w:b w:val="0"/>
@@ -3291,7 +3029,6 @@
             <w:pPr>
               <w:spacing w:after="40" w:line="240" w:lineRule="auto"/>
             </w:pPr>
-            <w:r/>
             <w:r>
               <w:rPr>
                 <w:b w:val="0"/>
@@ -3311,7 +3048,6 @@
             <w:pPr>
               <w:spacing w:after="40" w:line="240" w:lineRule="auto"/>
             </w:pPr>
-            <w:r/>
             <w:r>
               <w:rPr>
                 <w:b w:val="0"/>
@@ -3331,7 +3067,6 @@
             <w:pPr>
               <w:spacing w:after="40" w:line="240" w:lineRule="auto"/>
             </w:pPr>
-            <w:r/>
             <w:r>
               <w:rPr>
                 <w:b w:val="0"/>
@@ -3350,7 +3085,6 @@
             <w:pPr>
               <w:spacing w:after="40" w:line="240" w:lineRule="auto"/>
             </w:pPr>
-            <w:r/>
             <w:r>
               <w:rPr>
                 <w:b w:val="0"/>
@@ -3413,22 +3147,39 @@
             </w:pPr>
             <w:r>
               <w:rPr>
+                <w:b/>
+                <w:i w:val="0"/>
                 <w:color w:val="FFFFFF"/>
-              </w:rPr>
-            </w:r>
+                <w:sz w:val="19"/>
+              </w:rPr>
+              <w:t>Tip</w:t>
+            </w:r>
+          </w:p>
+        </w:tc>
+        <w:tc>
+          <w:tcPr>
+            <w:tcW w:type="dxa" w:w="2360"/>
+            <w:vAlign w:val="top"/>
+            <w:shd w:val="clear" w:fill="1C5D8C"/>
+          </w:tcPr>
+          <w:p>
+            <w:pPr>
+              <w:spacing w:after="40" w:line="240" w:lineRule="auto"/>
+            </w:pPr>
             <w:r>
               <w:rPr>
                 <w:b/>
                 <w:i w:val="0"/>
-                <w:sz w:val="19"/>
-              </w:rPr>
-              <w:t>Tip</w:t>
-            </w:r>
-          </w:p>
-        </w:tc>
-        <w:tc>
-          <w:tcPr>
-            <w:tcW w:type="dxa" w:w="2360"/>
+                <w:color w:val="FFFFFF"/>
+                <w:sz w:val="19"/>
+              </w:rPr>
+              <w:t>Examen</w:t>
+            </w:r>
+          </w:p>
+        </w:tc>
+        <w:tc>
+          <w:tcPr>
+            <w:tcW w:type="dxa" w:w="1900"/>
             <w:vAlign w:val="top"/>
             <w:shd w:val="clear" w:fill="1C5D8C"/>
           </w:tcPr>
@@ -3438,22 +3189,39 @@
             </w:pPr>
             <w:r>
               <w:rPr>
+                <w:b/>
+                <w:i w:val="0"/>
                 <w:color w:val="FFFFFF"/>
-              </w:rPr>
-            </w:r>
+                <w:sz w:val="19"/>
+              </w:rPr>
+              <w:t>Indicație</w:t>
+            </w:r>
+          </w:p>
+        </w:tc>
+        <w:tc>
+          <w:tcPr>
+            <w:tcW w:type="dxa" w:w="760"/>
+            <w:vAlign w:val="top"/>
+            <w:shd w:val="clear" w:fill="1C5D8C"/>
+          </w:tcPr>
+          <w:p>
+            <w:pPr>
+              <w:spacing w:after="40" w:line="240" w:lineRule="auto"/>
+            </w:pPr>
             <w:r>
               <w:rPr>
                 <w:b/>
                 <w:i w:val="0"/>
-                <w:sz w:val="19"/>
-              </w:rPr>
-              <w:t>Examen</w:t>
-            </w:r>
-          </w:p>
-        </w:tc>
-        <w:tc>
-          <w:tcPr>
-            <w:tcW w:type="dxa" w:w="1900"/>
+                <w:color w:val="FFFFFF"/>
+                <w:sz w:val="19"/>
+              </w:rPr>
+              <w:t>Grad</w:t>
+            </w:r>
+          </w:p>
+        </w:tc>
+        <w:tc>
+          <w:tcPr>
+            <w:tcW w:type="dxa" w:w="800"/>
             <w:vAlign w:val="top"/>
             <w:shd w:val="clear" w:fill="1C5D8C"/>
           </w:tcPr>
@@ -3463,22 +3231,39 @@
             </w:pPr>
             <w:r>
               <w:rPr>
+                <w:b/>
+                <w:i w:val="0"/>
                 <w:color w:val="FFFFFF"/>
-              </w:rPr>
-            </w:r>
+                <w:sz w:val="19"/>
+              </w:rPr>
+              <w:t>Doză</w:t>
+            </w:r>
+          </w:p>
+        </w:tc>
+        <w:tc>
+          <w:tcPr>
+            <w:tcW w:type="dxa" w:w="3400"/>
+            <w:vAlign w:val="top"/>
+            <w:shd w:val="clear" w:fill="1C5D8C"/>
+          </w:tcPr>
+          <w:p>
+            <w:pPr>
+              <w:spacing w:after="40" w:line="240" w:lineRule="auto"/>
+            </w:pPr>
             <w:r>
               <w:rPr>
                 <w:b/>
                 <w:i w:val="0"/>
-                <w:sz w:val="19"/>
-              </w:rPr>
-              <w:t>Indicație</w:t>
-            </w:r>
-          </w:p>
-        </w:tc>
-        <w:tc>
-          <w:tcPr>
-            <w:tcW w:type="dxa" w:w="760"/>
+                <w:color w:val="FFFFFF"/>
+                <w:sz w:val="19"/>
+              </w:rPr>
+              <w:t>Comentarii</w:t>
+            </w:r>
+          </w:p>
+        </w:tc>
+        <w:tc>
+          <w:tcPr>
+            <w:tcW w:type="dxa" w:w="2100"/>
             <w:vAlign w:val="top"/>
             <w:shd w:val="clear" w:fill="1C5D8C"/>
           </w:tcPr>
@@ -3488,113 +3273,30 @@
             </w:pPr>
             <w:r>
               <w:rPr>
+                <w:b/>
+                <w:i w:val="0"/>
                 <w:color w:val="FFFFFF"/>
-              </w:rPr>
-            </w:r>
+                <w:sz w:val="19"/>
+              </w:rPr>
+              <w:t>Decizie</w:t>
+            </w:r>
+          </w:p>
+        </w:tc>
+        <w:tc>
+          <w:tcPr>
+            <w:tcW w:type="dxa" w:w="3160"/>
+            <w:vAlign w:val="top"/>
+            <w:shd w:val="clear" w:fill="1C5D8C"/>
+          </w:tcPr>
+          <w:p>
+            <w:pPr>
+              <w:spacing w:after="40" w:line="240" w:lineRule="auto"/>
+            </w:pPr>
             <w:r>
               <w:rPr>
                 <w:b/>
                 <w:i w:val="0"/>
-                <w:sz w:val="19"/>
-              </w:rPr>
-              <w:t>Grad</w:t>
-            </w:r>
-          </w:p>
-        </w:tc>
-        <w:tc>
-          <w:tcPr>
-            <w:tcW w:type="dxa" w:w="800"/>
-            <w:vAlign w:val="top"/>
-            <w:shd w:val="clear" w:fill="1C5D8C"/>
-          </w:tcPr>
-          <w:p>
-            <w:pPr>
-              <w:spacing w:after="40" w:line="240" w:lineRule="auto"/>
-            </w:pPr>
-            <w:r>
-              <w:rPr>
                 <w:color w:val="FFFFFF"/>
-              </w:rPr>
-            </w:r>
-            <w:r>
-              <w:rPr>
-                <w:b/>
-                <w:i w:val="0"/>
-                <w:sz w:val="19"/>
-              </w:rPr>
-              <w:t>Doză</w:t>
-            </w:r>
-          </w:p>
-        </w:tc>
-        <w:tc>
-          <w:tcPr>
-            <w:tcW w:type="dxa" w:w="3400"/>
-            <w:vAlign w:val="top"/>
-            <w:shd w:val="clear" w:fill="1C5D8C"/>
-          </w:tcPr>
-          <w:p>
-            <w:pPr>
-              <w:spacing w:after="40" w:line="240" w:lineRule="auto"/>
-            </w:pPr>
-            <w:r>
-              <w:rPr>
-                <w:color w:val="FFFFFF"/>
-              </w:rPr>
-            </w:r>
-            <w:r>
-              <w:rPr>
-                <w:b/>
-                <w:i w:val="0"/>
-                <w:sz w:val="19"/>
-              </w:rPr>
-              <w:t>Comentarii</w:t>
-            </w:r>
-          </w:p>
-        </w:tc>
-        <w:tc>
-          <w:tcPr>
-            <w:tcW w:type="dxa" w:w="2100"/>
-            <w:vAlign w:val="top"/>
-            <w:shd w:val="clear" w:fill="1C5D8C"/>
-          </w:tcPr>
-          <w:p>
-            <w:pPr>
-              <w:spacing w:after="40" w:line="240" w:lineRule="auto"/>
-            </w:pPr>
-            <w:r>
-              <w:rPr>
-                <w:color w:val="FFFFFF"/>
-              </w:rPr>
-            </w:r>
-            <w:r>
-              <w:rPr>
-                <w:b/>
-                <w:i w:val="0"/>
-                <w:sz w:val="19"/>
-              </w:rPr>
-              <w:t>Decizie</w:t>
-            </w:r>
-          </w:p>
-        </w:tc>
-        <w:tc>
-          <w:tcPr>
-            <w:tcW w:type="dxa" w:w="3160"/>
-            <w:vAlign w:val="top"/>
-            <w:shd w:val="clear" w:fill="1C5D8C"/>
-          </w:tcPr>
-          <w:p>
-            <w:pPr>
-              <w:spacing w:after="40" w:line="240" w:lineRule="auto"/>
-            </w:pPr>
-            <w:r>
-              <w:rPr>
-                <w:color w:val="FFFFFF"/>
-              </w:rPr>
-            </w:r>
-            <w:r>
-              <w:rPr>
-                <w:b/>
-                <w:i w:val="0"/>
                 <w:sz w:val="19"/>
               </w:rPr>
               <w:t>Comentariu editor</w:t>
@@ -3612,7 +3314,6 @@
             <w:pPr>
               <w:spacing w:after="40" w:line="240" w:lineRule="auto"/>
             </w:pPr>
-            <w:r/>
             <w:r>
               <w:rPr>
                 <w:b w:val="0"/>
@@ -3632,7 +3333,6 @@
             <w:pPr>
               <w:spacing w:after="40" w:line="240" w:lineRule="auto"/>
             </w:pPr>
-            <w:r/>
             <w:r>
               <w:rPr>
                 <w:b w:val="0"/>
@@ -3652,7 +3352,6 @@
             <w:pPr>
               <w:spacing w:after="40" w:line="240" w:lineRule="auto"/>
             </w:pPr>
-            <w:r/>
             <w:r>
               <w:rPr>
                 <w:b w:val="0"/>
@@ -3672,7 +3371,6 @@
             <w:pPr>
               <w:spacing w:after="40" w:line="240" w:lineRule="auto"/>
             </w:pPr>
-            <w:r/>
             <w:r>
               <w:rPr>
                 <w:b w:val="0"/>
@@ -3692,7 +3390,6 @@
             <w:pPr>
               <w:spacing w:after="40" w:line="240" w:lineRule="auto"/>
             </w:pPr>
-            <w:r/>
             <w:r>
               <w:rPr>
                 <w:b w:val="0"/>
@@ -3712,7 +3409,6 @@
             <w:pPr>
               <w:spacing w:after="40" w:line="240" w:lineRule="auto"/>
             </w:pPr>
-            <w:r/>
             <w:r>
               <w:rPr>
                 <w:b w:val="0"/>
@@ -3732,7 +3428,6 @@
             <w:pPr>
               <w:spacing w:after="40" w:line="240" w:lineRule="auto"/>
             </w:pPr>
-            <w:r/>
             <w:r>
               <w:rPr>
                 <w:b w:val="0"/>
@@ -3751,7 +3446,6 @@
             <w:pPr>
               <w:spacing w:after="40" w:line="240" w:lineRule="auto"/>
             </w:pPr>
-            <w:r/>
             <w:r>
               <w:rPr>
                 <w:b w:val="0"/>
@@ -3772,7 +3466,6 @@
             <w:pPr>
               <w:spacing w:after="40" w:line="240" w:lineRule="auto"/>
             </w:pPr>
-            <w:r/>
             <w:r>
               <w:rPr>
                 <w:b w:val="0"/>
@@ -3792,7 +3485,6 @@
             <w:pPr>
               <w:spacing w:after="40" w:line="240" w:lineRule="auto"/>
             </w:pPr>
-            <w:r/>
             <w:r>
               <w:rPr>
                 <w:b w:val="0"/>
@@ -3812,7 +3504,6 @@
             <w:pPr>
               <w:spacing w:after="40" w:line="240" w:lineRule="auto"/>
             </w:pPr>
-            <w:r/>
             <w:r>
               <w:rPr>
                 <w:b w:val="0"/>
@@ -3832,7 +3523,6 @@
             <w:pPr>
               <w:spacing w:after="40" w:line="240" w:lineRule="auto"/>
             </w:pPr>
-            <w:r/>
             <w:r>
               <w:rPr>
                 <w:b w:val="0"/>
@@ -3852,7 +3542,6 @@
             <w:pPr>
               <w:spacing w:after="40" w:line="240" w:lineRule="auto"/>
             </w:pPr>
-            <w:r/>
             <w:r>
               <w:rPr>
                 <w:b w:val="0"/>
@@ -3872,7 +3561,6 @@
             <w:pPr>
               <w:spacing w:after="40" w:line="240" w:lineRule="auto"/>
             </w:pPr>
-            <w:r/>
             <w:r>
               <w:rPr>
                 <w:b w:val="0"/>
@@ -3892,7 +3580,6 @@
             <w:pPr>
               <w:spacing w:after="40" w:line="240" w:lineRule="auto"/>
             </w:pPr>
-            <w:r/>
             <w:r>
               <w:rPr>
                 <w:b w:val="0"/>
@@ -3911,7 +3598,6 @@
             <w:pPr>
               <w:spacing w:after="40" w:line="240" w:lineRule="auto"/>
             </w:pPr>
-            <w:r/>
             <w:r>
               <w:rPr>
                 <w:b w:val="0"/>
@@ -3974,22 +3660,39 @@
             </w:pPr>
             <w:r>
               <w:rPr>
+                <w:b/>
+                <w:i w:val="0"/>
                 <w:color w:val="FFFFFF"/>
-              </w:rPr>
-            </w:r>
+                <w:sz w:val="19"/>
+              </w:rPr>
+              <w:t>Tip</w:t>
+            </w:r>
+          </w:p>
+        </w:tc>
+        <w:tc>
+          <w:tcPr>
+            <w:tcW w:type="dxa" w:w="2360"/>
+            <w:vAlign w:val="top"/>
+            <w:shd w:val="clear" w:fill="1C5D8C"/>
+          </w:tcPr>
+          <w:p>
+            <w:pPr>
+              <w:spacing w:after="40" w:line="240" w:lineRule="auto"/>
+            </w:pPr>
             <w:r>
               <w:rPr>
                 <w:b/>
                 <w:i w:val="0"/>
-                <w:sz w:val="19"/>
-              </w:rPr>
-              <w:t>Tip</w:t>
-            </w:r>
-          </w:p>
-        </w:tc>
-        <w:tc>
-          <w:tcPr>
-            <w:tcW w:type="dxa" w:w="2360"/>
+                <w:color w:val="FFFFFF"/>
+                <w:sz w:val="19"/>
+              </w:rPr>
+              <w:t>Examen</w:t>
+            </w:r>
+          </w:p>
+        </w:tc>
+        <w:tc>
+          <w:tcPr>
+            <w:tcW w:type="dxa" w:w="1900"/>
             <w:vAlign w:val="top"/>
             <w:shd w:val="clear" w:fill="1C5D8C"/>
           </w:tcPr>
@@ -3999,22 +3702,39 @@
             </w:pPr>
             <w:r>
               <w:rPr>
+                <w:b/>
+                <w:i w:val="0"/>
                 <w:color w:val="FFFFFF"/>
-              </w:rPr>
-            </w:r>
+                <w:sz w:val="19"/>
+              </w:rPr>
+              <w:t>Indicație</w:t>
+            </w:r>
+          </w:p>
+        </w:tc>
+        <w:tc>
+          <w:tcPr>
+            <w:tcW w:type="dxa" w:w="760"/>
+            <w:vAlign w:val="top"/>
+            <w:shd w:val="clear" w:fill="1C5D8C"/>
+          </w:tcPr>
+          <w:p>
+            <w:pPr>
+              <w:spacing w:after="40" w:line="240" w:lineRule="auto"/>
+            </w:pPr>
             <w:r>
               <w:rPr>
                 <w:b/>
                 <w:i w:val="0"/>
-                <w:sz w:val="19"/>
-              </w:rPr>
-              <w:t>Examen</w:t>
-            </w:r>
-          </w:p>
-        </w:tc>
-        <w:tc>
-          <w:tcPr>
-            <w:tcW w:type="dxa" w:w="1900"/>
+                <w:color w:val="FFFFFF"/>
+                <w:sz w:val="19"/>
+              </w:rPr>
+              <w:t>Grad</w:t>
+            </w:r>
+          </w:p>
+        </w:tc>
+        <w:tc>
+          <w:tcPr>
+            <w:tcW w:type="dxa" w:w="800"/>
             <w:vAlign w:val="top"/>
             <w:shd w:val="clear" w:fill="1C5D8C"/>
           </w:tcPr>
@@ -4024,22 +3744,39 @@
             </w:pPr>
             <w:r>
               <w:rPr>
+                <w:b/>
+                <w:i w:val="0"/>
                 <w:color w:val="FFFFFF"/>
-              </w:rPr>
-            </w:r>
+                <w:sz w:val="19"/>
+              </w:rPr>
+              <w:t>Doză</w:t>
+            </w:r>
+          </w:p>
+        </w:tc>
+        <w:tc>
+          <w:tcPr>
+            <w:tcW w:type="dxa" w:w="3400"/>
+            <w:vAlign w:val="top"/>
+            <w:shd w:val="clear" w:fill="1C5D8C"/>
+          </w:tcPr>
+          <w:p>
+            <w:pPr>
+              <w:spacing w:after="40" w:line="240" w:lineRule="auto"/>
+            </w:pPr>
             <w:r>
               <w:rPr>
                 <w:b/>
                 <w:i w:val="0"/>
-                <w:sz w:val="19"/>
-              </w:rPr>
-              <w:t>Indicație</w:t>
-            </w:r>
-          </w:p>
-        </w:tc>
-        <w:tc>
-          <w:tcPr>
-            <w:tcW w:type="dxa" w:w="760"/>
+                <w:color w:val="FFFFFF"/>
+                <w:sz w:val="19"/>
+              </w:rPr>
+              <w:t>Comentarii</w:t>
+            </w:r>
+          </w:p>
+        </w:tc>
+        <w:tc>
+          <w:tcPr>
+            <w:tcW w:type="dxa" w:w="2100"/>
             <w:vAlign w:val="top"/>
             <w:shd w:val="clear" w:fill="1C5D8C"/>
           </w:tcPr>
@@ -4049,113 +3786,30 @@
             </w:pPr>
             <w:r>
               <w:rPr>
+                <w:b/>
+                <w:i w:val="0"/>
                 <w:color w:val="FFFFFF"/>
-              </w:rPr>
-            </w:r>
+                <w:sz w:val="19"/>
+              </w:rPr>
+              <w:t>Decizie</w:t>
+            </w:r>
+          </w:p>
+        </w:tc>
+        <w:tc>
+          <w:tcPr>
+            <w:tcW w:type="dxa" w:w="3160"/>
+            <w:vAlign w:val="top"/>
+            <w:shd w:val="clear" w:fill="1C5D8C"/>
+          </w:tcPr>
+          <w:p>
+            <w:pPr>
+              <w:spacing w:after="40" w:line="240" w:lineRule="auto"/>
+            </w:pPr>
             <w:r>
               <w:rPr>
                 <w:b/>
                 <w:i w:val="0"/>
-                <w:sz w:val="19"/>
-              </w:rPr>
-              <w:t>Grad</w:t>
-            </w:r>
-          </w:p>
-        </w:tc>
-        <w:tc>
-          <w:tcPr>
-            <w:tcW w:type="dxa" w:w="800"/>
-            <w:vAlign w:val="top"/>
-            <w:shd w:val="clear" w:fill="1C5D8C"/>
-          </w:tcPr>
-          <w:p>
-            <w:pPr>
-              <w:spacing w:after="40" w:line="240" w:lineRule="auto"/>
-            </w:pPr>
-            <w:r>
-              <w:rPr>
                 <w:color w:val="FFFFFF"/>
-              </w:rPr>
-            </w:r>
-            <w:r>
-              <w:rPr>
-                <w:b/>
-                <w:i w:val="0"/>
-                <w:sz w:val="19"/>
-              </w:rPr>
-              <w:t>Doză</w:t>
-            </w:r>
-          </w:p>
-        </w:tc>
-        <w:tc>
-          <w:tcPr>
-            <w:tcW w:type="dxa" w:w="3400"/>
-            <w:vAlign w:val="top"/>
-            <w:shd w:val="clear" w:fill="1C5D8C"/>
-          </w:tcPr>
-          <w:p>
-            <w:pPr>
-              <w:spacing w:after="40" w:line="240" w:lineRule="auto"/>
-            </w:pPr>
-            <w:r>
-              <w:rPr>
-                <w:color w:val="FFFFFF"/>
-              </w:rPr>
-            </w:r>
-            <w:r>
-              <w:rPr>
-                <w:b/>
-                <w:i w:val="0"/>
-                <w:sz w:val="19"/>
-              </w:rPr>
-              <w:t>Comentarii</w:t>
-            </w:r>
-          </w:p>
-        </w:tc>
-        <w:tc>
-          <w:tcPr>
-            <w:tcW w:type="dxa" w:w="2100"/>
-            <w:vAlign w:val="top"/>
-            <w:shd w:val="clear" w:fill="1C5D8C"/>
-          </w:tcPr>
-          <w:p>
-            <w:pPr>
-              <w:spacing w:after="40" w:line="240" w:lineRule="auto"/>
-            </w:pPr>
-            <w:r>
-              <w:rPr>
-                <w:color w:val="FFFFFF"/>
-              </w:rPr>
-            </w:r>
-            <w:r>
-              <w:rPr>
-                <w:b/>
-                <w:i w:val="0"/>
-                <w:sz w:val="19"/>
-              </w:rPr>
-              <w:t>Decizie</w:t>
-            </w:r>
-          </w:p>
-        </w:tc>
-        <w:tc>
-          <w:tcPr>
-            <w:tcW w:type="dxa" w:w="3160"/>
-            <w:vAlign w:val="top"/>
-            <w:shd w:val="clear" w:fill="1C5D8C"/>
-          </w:tcPr>
-          <w:p>
-            <w:pPr>
-              <w:spacing w:after="40" w:line="240" w:lineRule="auto"/>
-            </w:pPr>
-            <w:r>
-              <w:rPr>
-                <w:color w:val="FFFFFF"/>
-              </w:rPr>
-            </w:r>
-            <w:r>
-              <w:rPr>
-                <w:b/>
-                <w:i w:val="0"/>
                 <w:sz w:val="19"/>
               </w:rPr>
               <w:t>Comentariu editor</w:t>
@@ -4173,7 +3827,6 @@
             <w:pPr>
               <w:spacing w:after="40" w:line="240" w:lineRule="auto"/>
             </w:pPr>
-            <w:r/>
             <w:r>
               <w:rPr>
                 <w:b w:val="0"/>
@@ -4193,7 +3846,6 @@
             <w:pPr>
               <w:spacing w:after="40" w:line="240" w:lineRule="auto"/>
             </w:pPr>
-            <w:r/>
             <w:r>
               <w:rPr>
                 <w:b w:val="0"/>
@@ -4213,7 +3865,6 @@
             <w:pPr>
               <w:spacing w:after="40" w:line="240" w:lineRule="auto"/>
             </w:pPr>
-            <w:r/>
             <w:r>
               <w:rPr>
                 <w:b w:val="0"/>
@@ -4233,7 +3884,6 @@
             <w:pPr>
               <w:spacing w:after="40" w:line="240" w:lineRule="auto"/>
             </w:pPr>
-            <w:r/>
             <w:r>
               <w:rPr>
                 <w:b w:val="0"/>
@@ -4253,7 +3903,6 @@
             <w:pPr>
               <w:spacing w:after="40" w:line="240" w:lineRule="auto"/>
             </w:pPr>
-            <w:r/>
             <w:r>
               <w:rPr>
                 <w:b w:val="0"/>
@@ -4273,7 +3922,6 @@
             <w:pPr>
               <w:spacing w:after="40" w:line="240" w:lineRule="auto"/>
             </w:pPr>
-            <w:r/>
             <w:r>
               <w:rPr>
                 <w:b w:val="0"/>
@@ -4293,7 +3941,6 @@
             <w:pPr>
               <w:spacing w:after="40" w:line="240" w:lineRule="auto"/>
             </w:pPr>
-            <w:r/>
             <w:r>
               <w:rPr>
                 <w:b w:val="0"/>
@@ -4312,7 +3959,6 @@
             <w:pPr>
               <w:spacing w:after="40" w:line="240" w:lineRule="auto"/>
             </w:pPr>
-            <w:r/>
             <w:r>
               <w:rPr>
                 <w:b w:val="0"/>
@@ -4333,7 +3979,6 @@
             <w:pPr>
               <w:spacing w:after="40" w:line="240" w:lineRule="auto"/>
             </w:pPr>
-            <w:r/>
             <w:r>
               <w:rPr>
                 <w:b w:val="0"/>
@@ -4353,7 +3998,6 @@
             <w:pPr>
               <w:spacing w:after="40" w:line="240" w:lineRule="auto"/>
             </w:pPr>
-            <w:r/>
             <w:r>
               <w:rPr>
                 <w:b w:val="0"/>
@@ -4373,7 +4017,6 @@
             <w:pPr>
               <w:spacing w:after="40" w:line="240" w:lineRule="auto"/>
             </w:pPr>
-            <w:r/>
             <w:r>
               <w:rPr>
                 <w:b w:val="0"/>
@@ -4393,7 +4036,6 @@
             <w:pPr>
               <w:spacing w:after="40" w:line="240" w:lineRule="auto"/>
             </w:pPr>
-            <w:r/>
             <w:r>
               <w:rPr>
                 <w:b w:val="0"/>
@@ -4413,7 +4055,6 @@
             <w:pPr>
               <w:spacing w:after="40" w:line="240" w:lineRule="auto"/>
             </w:pPr>
-            <w:r/>
             <w:r>
               <w:rPr>
                 <w:b w:val="0"/>
@@ -4433,7 +4074,6 @@
             <w:pPr>
               <w:spacing w:after="40" w:line="240" w:lineRule="auto"/>
             </w:pPr>
-            <w:r/>
             <w:r>
               <w:rPr>
                 <w:b w:val="0"/>
@@ -4453,7 +4093,6 @@
             <w:pPr>
               <w:spacing w:after="40" w:line="240" w:lineRule="auto"/>
             </w:pPr>
-            <w:r/>
             <w:r>
               <w:rPr>
                 <w:b w:val="0"/>
@@ -4472,7 +4111,6 @@
             <w:pPr>
               <w:spacing w:after="40" w:line="240" w:lineRule="auto"/>
             </w:pPr>
-            <w:r/>
             <w:r>
               <w:rPr>
                 <w:b w:val="0"/>
@@ -4535,22 +4173,39 @@
             </w:pPr>
             <w:r>
               <w:rPr>
+                <w:b/>
+                <w:i w:val="0"/>
                 <w:color w:val="FFFFFF"/>
-              </w:rPr>
-            </w:r>
+                <w:sz w:val="19"/>
+              </w:rPr>
+              <w:t>Tip</w:t>
+            </w:r>
+          </w:p>
+        </w:tc>
+        <w:tc>
+          <w:tcPr>
+            <w:tcW w:type="dxa" w:w="2360"/>
+            <w:vAlign w:val="top"/>
+            <w:shd w:val="clear" w:fill="1C5D8C"/>
+          </w:tcPr>
+          <w:p>
+            <w:pPr>
+              <w:spacing w:after="40" w:line="240" w:lineRule="auto"/>
+            </w:pPr>
             <w:r>
               <w:rPr>
                 <w:b/>
                 <w:i w:val="0"/>
-                <w:sz w:val="19"/>
-              </w:rPr>
-              <w:t>Tip</w:t>
-            </w:r>
-          </w:p>
-        </w:tc>
-        <w:tc>
-          <w:tcPr>
-            <w:tcW w:type="dxa" w:w="2360"/>
+                <w:color w:val="FFFFFF"/>
+                <w:sz w:val="19"/>
+              </w:rPr>
+              <w:t>Examen</w:t>
+            </w:r>
+          </w:p>
+        </w:tc>
+        <w:tc>
+          <w:tcPr>
+            <w:tcW w:type="dxa" w:w="1900"/>
             <w:vAlign w:val="top"/>
             <w:shd w:val="clear" w:fill="1C5D8C"/>
           </w:tcPr>
@@ -4560,22 +4215,39 @@
             </w:pPr>
             <w:r>
               <w:rPr>
+                <w:b/>
+                <w:i w:val="0"/>
                 <w:color w:val="FFFFFF"/>
-              </w:rPr>
-            </w:r>
+                <w:sz w:val="19"/>
+              </w:rPr>
+              <w:t>Indicație</w:t>
+            </w:r>
+          </w:p>
+        </w:tc>
+        <w:tc>
+          <w:tcPr>
+            <w:tcW w:type="dxa" w:w="760"/>
+            <w:vAlign w:val="top"/>
+            <w:shd w:val="clear" w:fill="1C5D8C"/>
+          </w:tcPr>
+          <w:p>
+            <w:pPr>
+              <w:spacing w:after="40" w:line="240" w:lineRule="auto"/>
+            </w:pPr>
             <w:r>
               <w:rPr>
                 <w:b/>
                 <w:i w:val="0"/>
-                <w:sz w:val="19"/>
-              </w:rPr>
-              <w:t>Examen</w:t>
-            </w:r>
-          </w:p>
-        </w:tc>
-        <w:tc>
-          <w:tcPr>
-            <w:tcW w:type="dxa" w:w="1900"/>
+                <w:color w:val="FFFFFF"/>
+                <w:sz w:val="19"/>
+              </w:rPr>
+              <w:t>Grad</w:t>
+            </w:r>
+          </w:p>
+        </w:tc>
+        <w:tc>
+          <w:tcPr>
+            <w:tcW w:type="dxa" w:w="800"/>
             <w:vAlign w:val="top"/>
             <w:shd w:val="clear" w:fill="1C5D8C"/>
           </w:tcPr>
@@ -4585,22 +4257,39 @@
             </w:pPr>
             <w:r>
               <w:rPr>
+                <w:b/>
+                <w:i w:val="0"/>
                 <w:color w:val="FFFFFF"/>
-              </w:rPr>
-            </w:r>
+                <w:sz w:val="19"/>
+              </w:rPr>
+              <w:t>Doză</w:t>
+            </w:r>
+          </w:p>
+        </w:tc>
+        <w:tc>
+          <w:tcPr>
+            <w:tcW w:type="dxa" w:w="3400"/>
+            <w:vAlign w:val="top"/>
+            <w:shd w:val="clear" w:fill="1C5D8C"/>
+          </w:tcPr>
+          <w:p>
+            <w:pPr>
+              <w:spacing w:after="40" w:line="240" w:lineRule="auto"/>
+            </w:pPr>
             <w:r>
               <w:rPr>
                 <w:b/>
                 <w:i w:val="0"/>
-                <w:sz w:val="19"/>
-              </w:rPr>
-              <w:t>Indicație</w:t>
-            </w:r>
-          </w:p>
-        </w:tc>
-        <w:tc>
-          <w:tcPr>
-            <w:tcW w:type="dxa" w:w="760"/>
+                <w:color w:val="FFFFFF"/>
+                <w:sz w:val="19"/>
+              </w:rPr>
+              <w:t>Comentarii</w:t>
+            </w:r>
+          </w:p>
+        </w:tc>
+        <w:tc>
+          <w:tcPr>
+            <w:tcW w:type="dxa" w:w="2100"/>
             <w:vAlign w:val="top"/>
             <w:shd w:val="clear" w:fill="1C5D8C"/>
           </w:tcPr>
@@ -4610,113 +4299,30 @@
             </w:pPr>
             <w:r>
               <w:rPr>
+                <w:b/>
+                <w:i w:val="0"/>
                 <w:color w:val="FFFFFF"/>
-              </w:rPr>
-            </w:r>
+                <w:sz w:val="19"/>
+              </w:rPr>
+              <w:t>Decizie</w:t>
+            </w:r>
+          </w:p>
+        </w:tc>
+        <w:tc>
+          <w:tcPr>
+            <w:tcW w:type="dxa" w:w="3160"/>
+            <w:vAlign w:val="top"/>
+            <w:shd w:val="clear" w:fill="1C5D8C"/>
+          </w:tcPr>
+          <w:p>
+            <w:pPr>
+              <w:spacing w:after="40" w:line="240" w:lineRule="auto"/>
+            </w:pPr>
             <w:r>
               <w:rPr>
                 <w:b/>
                 <w:i w:val="0"/>
-                <w:sz w:val="19"/>
-              </w:rPr>
-              <w:t>Grad</w:t>
-            </w:r>
-          </w:p>
-        </w:tc>
-        <w:tc>
-          <w:tcPr>
-            <w:tcW w:type="dxa" w:w="800"/>
-            <w:vAlign w:val="top"/>
-            <w:shd w:val="clear" w:fill="1C5D8C"/>
-          </w:tcPr>
-          <w:p>
-            <w:pPr>
-              <w:spacing w:after="40" w:line="240" w:lineRule="auto"/>
-            </w:pPr>
-            <w:r>
-              <w:rPr>
                 <w:color w:val="FFFFFF"/>
-              </w:rPr>
-            </w:r>
-            <w:r>
-              <w:rPr>
-                <w:b/>
-                <w:i w:val="0"/>
-                <w:sz w:val="19"/>
-              </w:rPr>
-              <w:t>Doză</w:t>
-            </w:r>
-          </w:p>
-        </w:tc>
-        <w:tc>
-          <w:tcPr>
-            <w:tcW w:type="dxa" w:w="3400"/>
-            <w:vAlign w:val="top"/>
-            <w:shd w:val="clear" w:fill="1C5D8C"/>
-          </w:tcPr>
-          <w:p>
-            <w:pPr>
-              <w:spacing w:after="40" w:line="240" w:lineRule="auto"/>
-            </w:pPr>
-            <w:r>
-              <w:rPr>
-                <w:color w:val="FFFFFF"/>
-              </w:rPr>
-            </w:r>
-            <w:r>
-              <w:rPr>
-                <w:b/>
-                <w:i w:val="0"/>
-                <w:sz w:val="19"/>
-              </w:rPr>
-              <w:t>Comentarii</w:t>
-            </w:r>
-          </w:p>
-        </w:tc>
-        <w:tc>
-          <w:tcPr>
-            <w:tcW w:type="dxa" w:w="2100"/>
-            <w:vAlign w:val="top"/>
-            <w:shd w:val="clear" w:fill="1C5D8C"/>
-          </w:tcPr>
-          <w:p>
-            <w:pPr>
-              <w:spacing w:after="40" w:line="240" w:lineRule="auto"/>
-            </w:pPr>
-            <w:r>
-              <w:rPr>
-                <w:color w:val="FFFFFF"/>
-              </w:rPr>
-            </w:r>
-            <w:r>
-              <w:rPr>
-                <w:b/>
-                <w:i w:val="0"/>
-                <w:sz w:val="19"/>
-              </w:rPr>
-              <w:t>Decizie</w:t>
-            </w:r>
-          </w:p>
-        </w:tc>
-        <w:tc>
-          <w:tcPr>
-            <w:tcW w:type="dxa" w:w="3160"/>
-            <w:vAlign w:val="top"/>
-            <w:shd w:val="clear" w:fill="1C5D8C"/>
-          </w:tcPr>
-          <w:p>
-            <w:pPr>
-              <w:spacing w:after="40" w:line="240" w:lineRule="auto"/>
-            </w:pPr>
-            <w:r>
-              <w:rPr>
-                <w:color w:val="FFFFFF"/>
-              </w:rPr>
-            </w:r>
-            <w:r>
-              <w:rPr>
-                <w:b/>
-                <w:i w:val="0"/>
                 <w:sz w:val="19"/>
               </w:rPr>
               <w:t>Comentariu editor</w:t>
@@ -4734,7 +4340,6 @@
             <w:pPr>
               <w:spacing w:after="40" w:line="240" w:lineRule="auto"/>
             </w:pPr>
-            <w:r/>
             <w:r>
               <w:rPr>
                 <w:b w:val="0"/>
@@ -4754,7 +4359,6 @@
             <w:pPr>
               <w:spacing w:after="40" w:line="240" w:lineRule="auto"/>
             </w:pPr>
-            <w:r/>
             <w:r>
               <w:rPr>
                 <w:b w:val="0"/>
@@ -4774,7 +4378,6 @@
             <w:pPr>
               <w:spacing w:after="40" w:line="240" w:lineRule="auto"/>
             </w:pPr>
-            <w:r/>
             <w:r>
               <w:rPr>
                 <w:b w:val="0"/>
@@ -4794,7 +4397,6 @@
             <w:pPr>
               <w:spacing w:after="40" w:line="240" w:lineRule="auto"/>
             </w:pPr>
-            <w:r/>
             <w:r>
               <w:rPr>
                 <w:b w:val="0"/>
@@ -4814,7 +4416,6 @@
             <w:pPr>
               <w:spacing w:after="40" w:line="240" w:lineRule="auto"/>
             </w:pPr>
-            <w:r/>
             <w:r>
               <w:rPr>
                 <w:b w:val="0"/>
@@ -4834,7 +4435,6 @@
             <w:pPr>
               <w:spacing w:after="40" w:line="240" w:lineRule="auto"/>
             </w:pPr>
-            <w:r/>
             <w:r>
               <w:rPr>
                 <w:b w:val="0"/>
@@ -4854,7 +4454,6 @@
             <w:pPr>
               <w:spacing w:after="40" w:line="240" w:lineRule="auto"/>
             </w:pPr>
-            <w:r/>
             <w:r>
               <w:rPr>
                 <w:b w:val="0"/>
@@ -4873,7 +4472,6 @@
             <w:pPr>
               <w:spacing w:after="40" w:line="240" w:lineRule="auto"/>
             </w:pPr>
-            <w:r/>
             <w:r>
               <w:rPr>
                 <w:b w:val="0"/>
@@ -4894,7 +4492,6 @@
             <w:pPr>
               <w:spacing w:after="40" w:line="240" w:lineRule="auto"/>
             </w:pPr>
-            <w:r/>
             <w:r>
               <w:rPr>
                 <w:b w:val="0"/>
@@ -4914,7 +4511,6 @@
             <w:pPr>
               <w:spacing w:after="40" w:line="240" w:lineRule="auto"/>
             </w:pPr>
-            <w:r/>
             <w:r>
               <w:rPr>
                 <w:b w:val="0"/>
@@ -4934,7 +4530,6 @@
             <w:pPr>
               <w:spacing w:after="40" w:line="240" w:lineRule="auto"/>
             </w:pPr>
-            <w:r/>
             <w:r>
               <w:rPr>
                 <w:b w:val="0"/>
@@ -4954,7 +4549,6 @@
             <w:pPr>
               <w:spacing w:after="40" w:line="240" w:lineRule="auto"/>
             </w:pPr>
-            <w:r/>
             <w:r>
               <w:rPr>
                 <w:b w:val="0"/>
@@ -4974,7 +4568,6 @@
             <w:pPr>
               <w:spacing w:after="40" w:line="240" w:lineRule="auto"/>
             </w:pPr>
-            <w:r/>
             <w:r>
               <w:rPr>
                 <w:b w:val="0"/>
@@ -4994,7 +4587,6 @@
             <w:pPr>
               <w:spacing w:after="40" w:line="240" w:lineRule="auto"/>
             </w:pPr>
-            <w:r/>
             <w:r>
               <w:rPr>
                 <w:b w:val="0"/>
@@ -5014,7 +4606,6 @@
             <w:pPr>
               <w:spacing w:after="40" w:line="240" w:lineRule="auto"/>
             </w:pPr>
-            <w:r/>
             <w:r>
               <w:rPr>
                 <w:b w:val="0"/>
@@ -5033,7 +4624,6 @@
             <w:pPr>
               <w:spacing w:after="40" w:line="240" w:lineRule="auto"/>
             </w:pPr>
-            <w:r/>
             <w:r>
               <w:rPr>
                 <w:b w:val="0"/>
@@ -5096,22 +4686,39 @@
             </w:pPr>
             <w:r>
               <w:rPr>
+                <w:b/>
+                <w:i w:val="0"/>
                 <w:color w:val="FFFFFF"/>
-              </w:rPr>
-            </w:r>
+                <w:sz w:val="19"/>
+              </w:rPr>
+              <w:t>Tip</w:t>
+            </w:r>
+          </w:p>
+        </w:tc>
+        <w:tc>
+          <w:tcPr>
+            <w:tcW w:type="dxa" w:w="2360"/>
+            <w:vAlign w:val="top"/>
+            <w:shd w:val="clear" w:fill="1C5D8C"/>
+          </w:tcPr>
+          <w:p>
+            <w:pPr>
+              <w:spacing w:after="40" w:line="240" w:lineRule="auto"/>
+            </w:pPr>
             <w:r>
               <w:rPr>
                 <w:b/>
                 <w:i w:val="0"/>
-                <w:sz w:val="19"/>
-              </w:rPr>
-              <w:t>Tip</w:t>
-            </w:r>
-          </w:p>
-        </w:tc>
-        <w:tc>
-          <w:tcPr>
-            <w:tcW w:type="dxa" w:w="2360"/>
+                <w:color w:val="FFFFFF"/>
+                <w:sz w:val="19"/>
+              </w:rPr>
+              <w:t>Examen</w:t>
+            </w:r>
+          </w:p>
+        </w:tc>
+        <w:tc>
+          <w:tcPr>
+            <w:tcW w:type="dxa" w:w="1900"/>
             <w:vAlign w:val="top"/>
             <w:shd w:val="clear" w:fill="1C5D8C"/>
           </w:tcPr>
@@ -5121,22 +4728,39 @@
             </w:pPr>
             <w:r>
               <w:rPr>
+                <w:b/>
+                <w:i w:val="0"/>
                 <w:color w:val="FFFFFF"/>
-              </w:rPr>
-            </w:r>
+                <w:sz w:val="19"/>
+              </w:rPr>
+              <w:t>Indicație</w:t>
+            </w:r>
+          </w:p>
+        </w:tc>
+        <w:tc>
+          <w:tcPr>
+            <w:tcW w:type="dxa" w:w="760"/>
+            <w:vAlign w:val="top"/>
+            <w:shd w:val="clear" w:fill="1C5D8C"/>
+          </w:tcPr>
+          <w:p>
+            <w:pPr>
+              <w:spacing w:after="40" w:line="240" w:lineRule="auto"/>
+            </w:pPr>
             <w:r>
               <w:rPr>
                 <w:b/>
                 <w:i w:val="0"/>
-                <w:sz w:val="19"/>
-              </w:rPr>
-              <w:t>Examen</w:t>
-            </w:r>
-          </w:p>
-        </w:tc>
-        <w:tc>
-          <w:tcPr>
-            <w:tcW w:type="dxa" w:w="1900"/>
+                <w:color w:val="FFFFFF"/>
+                <w:sz w:val="19"/>
+              </w:rPr>
+              <w:t>Grad</w:t>
+            </w:r>
+          </w:p>
+        </w:tc>
+        <w:tc>
+          <w:tcPr>
+            <w:tcW w:type="dxa" w:w="800"/>
             <w:vAlign w:val="top"/>
             <w:shd w:val="clear" w:fill="1C5D8C"/>
           </w:tcPr>
@@ -5146,22 +4770,39 @@
             </w:pPr>
             <w:r>
               <w:rPr>
+                <w:b/>
+                <w:i w:val="0"/>
                 <w:color w:val="FFFFFF"/>
-              </w:rPr>
-            </w:r>
+                <w:sz w:val="19"/>
+              </w:rPr>
+              <w:t>Doză</w:t>
+            </w:r>
+          </w:p>
+        </w:tc>
+        <w:tc>
+          <w:tcPr>
+            <w:tcW w:type="dxa" w:w="3400"/>
+            <w:vAlign w:val="top"/>
+            <w:shd w:val="clear" w:fill="1C5D8C"/>
+          </w:tcPr>
+          <w:p>
+            <w:pPr>
+              <w:spacing w:after="40" w:line="240" w:lineRule="auto"/>
+            </w:pPr>
             <w:r>
               <w:rPr>
                 <w:b/>
                 <w:i w:val="0"/>
-                <w:sz w:val="19"/>
-              </w:rPr>
-              <w:t>Indicație</w:t>
-            </w:r>
-          </w:p>
-        </w:tc>
-        <w:tc>
-          <w:tcPr>
-            <w:tcW w:type="dxa" w:w="760"/>
+                <w:color w:val="FFFFFF"/>
+                <w:sz w:val="19"/>
+              </w:rPr>
+              <w:t>Comentarii</w:t>
+            </w:r>
+          </w:p>
+        </w:tc>
+        <w:tc>
+          <w:tcPr>
+            <w:tcW w:type="dxa" w:w="2100"/>
             <w:vAlign w:val="top"/>
             <w:shd w:val="clear" w:fill="1C5D8C"/>
           </w:tcPr>
@@ -5171,113 +4812,30 @@
             </w:pPr>
             <w:r>
               <w:rPr>
+                <w:b/>
+                <w:i w:val="0"/>
                 <w:color w:val="FFFFFF"/>
-              </w:rPr>
-            </w:r>
+                <w:sz w:val="19"/>
+              </w:rPr>
+              <w:t>Decizie</w:t>
+            </w:r>
+          </w:p>
+        </w:tc>
+        <w:tc>
+          <w:tcPr>
+            <w:tcW w:type="dxa" w:w="3160"/>
+            <w:vAlign w:val="top"/>
+            <w:shd w:val="clear" w:fill="1C5D8C"/>
+          </w:tcPr>
+          <w:p>
+            <w:pPr>
+              <w:spacing w:after="40" w:line="240" w:lineRule="auto"/>
+            </w:pPr>
             <w:r>
               <w:rPr>
                 <w:b/>
                 <w:i w:val="0"/>
-                <w:sz w:val="19"/>
-              </w:rPr>
-              <w:t>Grad</w:t>
-            </w:r>
-          </w:p>
-        </w:tc>
-        <w:tc>
-          <w:tcPr>
-            <w:tcW w:type="dxa" w:w="800"/>
-            <w:vAlign w:val="top"/>
-            <w:shd w:val="clear" w:fill="1C5D8C"/>
-          </w:tcPr>
-          <w:p>
-            <w:pPr>
-              <w:spacing w:after="40" w:line="240" w:lineRule="auto"/>
-            </w:pPr>
-            <w:r>
-              <w:rPr>
                 <w:color w:val="FFFFFF"/>
-              </w:rPr>
-            </w:r>
-            <w:r>
-              <w:rPr>
-                <w:b/>
-                <w:i w:val="0"/>
-                <w:sz w:val="19"/>
-              </w:rPr>
-              <w:t>Doză</w:t>
-            </w:r>
-          </w:p>
-        </w:tc>
-        <w:tc>
-          <w:tcPr>
-            <w:tcW w:type="dxa" w:w="3400"/>
-            <w:vAlign w:val="top"/>
-            <w:shd w:val="clear" w:fill="1C5D8C"/>
-          </w:tcPr>
-          <w:p>
-            <w:pPr>
-              <w:spacing w:after="40" w:line="240" w:lineRule="auto"/>
-            </w:pPr>
-            <w:r>
-              <w:rPr>
-                <w:color w:val="FFFFFF"/>
-              </w:rPr>
-            </w:r>
-            <w:r>
-              <w:rPr>
-                <w:b/>
-                <w:i w:val="0"/>
-                <w:sz w:val="19"/>
-              </w:rPr>
-              <w:t>Comentarii</w:t>
-            </w:r>
-          </w:p>
-        </w:tc>
-        <w:tc>
-          <w:tcPr>
-            <w:tcW w:type="dxa" w:w="2100"/>
-            <w:vAlign w:val="top"/>
-            <w:shd w:val="clear" w:fill="1C5D8C"/>
-          </w:tcPr>
-          <w:p>
-            <w:pPr>
-              <w:spacing w:after="40" w:line="240" w:lineRule="auto"/>
-            </w:pPr>
-            <w:r>
-              <w:rPr>
-                <w:color w:val="FFFFFF"/>
-              </w:rPr>
-            </w:r>
-            <w:r>
-              <w:rPr>
-                <w:b/>
-                <w:i w:val="0"/>
-                <w:sz w:val="19"/>
-              </w:rPr>
-              <w:t>Decizie</w:t>
-            </w:r>
-          </w:p>
-        </w:tc>
-        <w:tc>
-          <w:tcPr>
-            <w:tcW w:type="dxa" w:w="3160"/>
-            <w:vAlign w:val="top"/>
-            <w:shd w:val="clear" w:fill="1C5D8C"/>
-          </w:tcPr>
-          <w:p>
-            <w:pPr>
-              <w:spacing w:after="40" w:line="240" w:lineRule="auto"/>
-            </w:pPr>
-            <w:r>
-              <w:rPr>
-                <w:color w:val="FFFFFF"/>
-              </w:rPr>
-            </w:r>
-            <w:r>
-              <w:rPr>
-                <w:b/>
-                <w:i w:val="0"/>
                 <w:sz w:val="19"/>
               </w:rPr>
               <w:t>Comentariu editor</w:t>
@@ -5295,7 +4853,6 @@
             <w:pPr>
               <w:spacing w:after="40" w:line="240" w:lineRule="auto"/>
             </w:pPr>
-            <w:r/>
             <w:r>
               <w:rPr>
                 <w:b w:val="0"/>
@@ -5315,7 +4872,6 @@
             <w:pPr>
               <w:spacing w:after="40" w:line="240" w:lineRule="auto"/>
             </w:pPr>
-            <w:r/>
             <w:r>
               <w:rPr>
                 <w:b w:val="0"/>
@@ -5335,7 +4891,6 @@
             <w:pPr>
               <w:spacing w:after="40" w:line="240" w:lineRule="auto"/>
             </w:pPr>
-            <w:r/>
             <w:r>
               <w:rPr>
                 <w:b w:val="0"/>
@@ -5355,7 +4910,6 @@
             <w:pPr>
               <w:spacing w:after="40" w:line="240" w:lineRule="auto"/>
             </w:pPr>
-            <w:r/>
             <w:r>
               <w:rPr>
                 <w:b w:val="0"/>
@@ -5375,7 +4929,6 @@
             <w:pPr>
               <w:spacing w:after="40" w:line="240" w:lineRule="auto"/>
             </w:pPr>
-            <w:r/>
             <w:r>
               <w:rPr>
                 <w:b w:val="0"/>
@@ -5395,7 +4948,6 @@
             <w:pPr>
               <w:spacing w:after="40" w:line="240" w:lineRule="auto"/>
             </w:pPr>
-            <w:r/>
             <w:r>
               <w:rPr>
                 <w:b w:val="0"/>
@@ -5415,7 +4967,6 @@
             <w:pPr>
               <w:spacing w:after="40" w:line="240" w:lineRule="auto"/>
             </w:pPr>
-            <w:r/>
             <w:r>
               <w:rPr>
                 <w:b w:val="0"/>
@@ -5434,7 +4985,6 @@
             <w:pPr>
               <w:spacing w:after="40" w:line="240" w:lineRule="auto"/>
             </w:pPr>
-            <w:r/>
             <w:r>
               <w:rPr>
                 <w:b w:val="0"/>
@@ -5455,7 +5005,6 @@
             <w:pPr>
               <w:spacing w:after="40" w:line="240" w:lineRule="auto"/>
             </w:pPr>
-            <w:r/>
             <w:r>
               <w:rPr>
                 <w:b w:val="0"/>
@@ -5475,7 +5024,6 @@
             <w:pPr>
               <w:spacing w:after="40" w:line="240" w:lineRule="auto"/>
             </w:pPr>
-            <w:r/>
             <w:r>
               <w:rPr>
                 <w:b w:val="0"/>
@@ -5495,7 +5043,6 @@
             <w:pPr>
               <w:spacing w:after="40" w:line="240" w:lineRule="auto"/>
             </w:pPr>
-            <w:r/>
             <w:r>
               <w:rPr>
                 <w:b w:val="0"/>
@@ -5515,7 +5062,6 @@
             <w:pPr>
               <w:spacing w:after="40" w:line="240" w:lineRule="auto"/>
             </w:pPr>
-            <w:r/>
             <w:r>
               <w:rPr>
                 <w:b w:val="0"/>
@@ -5535,7 +5081,6 @@
             <w:pPr>
               <w:spacing w:after="40" w:line="240" w:lineRule="auto"/>
             </w:pPr>
-            <w:r/>
             <w:r>
               <w:rPr>
                 <w:b w:val="0"/>
@@ -5555,7 +5100,6 @@
             <w:pPr>
               <w:spacing w:after="40" w:line="240" w:lineRule="auto"/>
             </w:pPr>
-            <w:r/>
             <w:r>
               <w:rPr>
                 <w:b w:val="0"/>
@@ -5575,7 +5119,6 @@
             <w:pPr>
               <w:spacing w:after="40" w:line="240" w:lineRule="auto"/>
             </w:pPr>
-            <w:r/>
             <w:r>
               <w:rPr>
                 <w:b w:val="0"/>
@@ -5594,7 +5137,6 @@
             <w:pPr>
               <w:spacing w:after="40" w:line="240" w:lineRule="auto"/>
             </w:pPr>
-            <w:r/>
             <w:r>
               <w:rPr>
                 <w:b w:val="0"/>
@@ -5615,7 +5157,6 @@
             <w:pPr>
               <w:spacing w:after="40" w:line="240" w:lineRule="auto"/>
             </w:pPr>
-            <w:r/>
             <w:r>
               <w:rPr>
                 <w:b w:val="0"/>
@@ -5635,7 +5176,6 @@
             <w:pPr>
               <w:spacing w:after="40" w:line="240" w:lineRule="auto"/>
             </w:pPr>
-            <w:r/>
             <w:r>
               <w:rPr>
                 <w:b w:val="0"/>
@@ -5655,7 +5195,6 @@
             <w:pPr>
               <w:spacing w:after="40" w:line="240" w:lineRule="auto"/>
             </w:pPr>
-            <w:r/>
             <w:r>
               <w:rPr>
                 <w:b w:val="0"/>
@@ -5675,7 +5214,6 @@
             <w:pPr>
               <w:spacing w:after="40" w:line="240" w:lineRule="auto"/>
             </w:pPr>
-            <w:r/>
             <w:r>
               <w:rPr>
                 <w:b w:val="0"/>
@@ -5695,7 +5233,6 @@
             <w:pPr>
               <w:spacing w:after="40" w:line="240" w:lineRule="auto"/>
             </w:pPr>
-            <w:r/>
             <w:r>
               <w:rPr>
                 <w:b w:val="0"/>
@@ -5715,7 +5252,6 @@
             <w:pPr>
               <w:spacing w:after="40" w:line="240" w:lineRule="auto"/>
             </w:pPr>
-            <w:r/>
             <w:r>
               <w:rPr>
                 <w:b w:val="0"/>
@@ -5735,7 +5271,6 @@
             <w:pPr>
               <w:spacing w:after="40" w:line="240" w:lineRule="auto"/>
             </w:pPr>
-            <w:r/>
             <w:r>
               <w:rPr>
                 <w:b w:val="0"/>
@@ -5754,7 +5289,6 @@
             <w:pPr>
               <w:spacing w:after="40" w:line="240" w:lineRule="auto"/>
             </w:pPr>
-            <w:r/>
             <w:r>
               <w:rPr>
                 <w:b w:val="0"/>
@@ -5817,22 +5351,39 @@
             </w:pPr>
             <w:r>
               <w:rPr>
+                <w:b/>
+                <w:i w:val="0"/>
                 <w:color w:val="FFFFFF"/>
-              </w:rPr>
-            </w:r>
+                <w:sz w:val="19"/>
+              </w:rPr>
+              <w:t>Tip</w:t>
+            </w:r>
+          </w:p>
+        </w:tc>
+        <w:tc>
+          <w:tcPr>
+            <w:tcW w:type="dxa" w:w="2360"/>
+            <w:vAlign w:val="top"/>
+            <w:shd w:val="clear" w:fill="1C5D8C"/>
+          </w:tcPr>
+          <w:p>
+            <w:pPr>
+              <w:spacing w:after="40" w:line="240" w:lineRule="auto"/>
+            </w:pPr>
             <w:r>
               <w:rPr>
                 <w:b/>
                 <w:i w:val="0"/>
-                <w:sz w:val="19"/>
-              </w:rPr>
-              <w:t>Tip</w:t>
-            </w:r>
-          </w:p>
-        </w:tc>
-        <w:tc>
-          <w:tcPr>
-            <w:tcW w:type="dxa" w:w="2360"/>
+                <w:color w:val="FFFFFF"/>
+                <w:sz w:val="19"/>
+              </w:rPr>
+              <w:t>Examen</w:t>
+            </w:r>
+          </w:p>
+        </w:tc>
+        <w:tc>
+          <w:tcPr>
+            <w:tcW w:type="dxa" w:w="1900"/>
             <w:vAlign w:val="top"/>
             <w:shd w:val="clear" w:fill="1C5D8C"/>
           </w:tcPr>
@@ -5842,22 +5393,39 @@
             </w:pPr>
             <w:r>
               <w:rPr>
+                <w:b/>
+                <w:i w:val="0"/>
                 <w:color w:val="FFFFFF"/>
-              </w:rPr>
-            </w:r>
+                <w:sz w:val="19"/>
+              </w:rPr>
+              <w:t>Indicație</w:t>
+            </w:r>
+          </w:p>
+        </w:tc>
+        <w:tc>
+          <w:tcPr>
+            <w:tcW w:type="dxa" w:w="760"/>
+            <w:vAlign w:val="top"/>
+            <w:shd w:val="clear" w:fill="1C5D8C"/>
+          </w:tcPr>
+          <w:p>
+            <w:pPr>
+              <w:spacing w:after="40" w:line="240" w:lineRule="auto"/>
+            </w:pPr>
             <w:r>
               <w:rPr>
                 <w:b/>
                 <w:i w:val="0"/>
-                <w:sz w:val="19"/>
-              </w:rPr>
-              <w:t>Examen</w:t>
-            </w:r>
-          </w:p>
-        </w:tc>
-        <w:tc>
-          <w:tcPr>
-            <w:tcW w:type="dxa" w:w="1900"/>
+                <w:color w:val="FFFFFF"/>
+                <w:sz w:val="19"/>
+              </w:rPr>
+              <w:t>Grad</w:t>
+            </w:r>
+          </w:p>
+        </w:tc>
+        <w:tc>
+          <w:tcPr>
+            <w:tcW w:type="dxa" w:w="800"/>
             <w:vAlign w:val="top"/>
             <w:shd w:val="clear" w:fill="1C5D8C"/>
           </w:tcPr>
@@ -5867,22 +5435,39 @@
             </w:pPr>
             <w:r>
               <w:rPr>
+                <w:b/>
+                <w:i w:val="0"/>
                 <w:color w:val="FFFFFF"/>
-              </w:rPr>
-            </w:r>
+                <w:sz w:val="19"/>
+              </w:rPr>
+              <w:t>Doză</w:t>
+            </w:r>
+          </w:p>
+        </w:tc>
+        <w:tc>
+          <w:tcPr>
+            <w:tcW w:type="dxa" w:w="3400"/>
+            <w:vAlign w:val="top"/>
+            <w:shd w:val="clear" w:fill="1C5D8C"/>
+          </w:tcPr>
+          <w:p>
+            <w:pPr>
+              <w:spacing w:after="40" w:line="240" w:lineRule="auto"/>
+            </w:pPr>
             <w:r>
               <w:rPr>
                 <w:b/>
                 <w:i w:val="0"/>
-                <w:sz w:val="19"/>
-              </w:rPr>
-              <w:t>Indicație</w:t>
-            </w:r>
-          </w:p>
-        </w:tc>
-        <w:tc>
-          <w:tcPr>
-            <w:tcW w:type="dxa" w:w="760"/>
+                <w:color w:val="FFFFFF"/>
+                <w:sz w:val="19"/>
+              </w:rPr>
+              <w:t>Comentarii</w:t>
+            </w:r>
+          </w:p>
+        </w:tc>
+        <w:tc>
+          <w:tcPr>
+            <w:tcW w:type="dxa" w:w="2100"/>
             <w:vAlign w:val="top"/>
             <w:shd w:val="clear" w:fill="1C5D8C"/>
           </w:tcPr>
@@ -5892,113 +5477,30 @@
             </w:pPr>
             <w:r>
               <w:rPr>
+                <w:b/>
+                <w:i w:val="0"/>
                 <w:color w:val="FFFFFF"/>
-              </w:rPr>
-            </w:r>
+                <w:sz w:val="19"/>
+              </w:rPr>
+              <w:t>Decizie</w:t>
+            </w:r>
+          </w:p>
+        </w:tc>
+        <w:tc>
+          <w:tcPr>
+            <w:tcW w:type="dxa" w:w="3160"/>
+            <w:vAlign w:val="top"/>
+            <w:shd w:val="clear" w:fill="1C5D8C"/>
+          </w:tcPr>
+          <w:p>
+            <w:pPr>
+              <w:spacing w:after="40" w:line="240" w:lineRule="auto"/>
+            </w:pPr>
             <w:r>
               <w:rPr>
                 <w:b/>
                 <w:i w:val="0"/>
-                <w:sz w:val="19"/>
-              </w:rPr>
-              <w:t>Grad</w:t>
-            </w:r>
-          </w:p>
-        </w:tc>
-        <w:tc>
-          <w:tcPr>
-            <w:tcW w:type="dxa" w:w="800"/>
-            <w:vAlign w:val="top"/>
-            <w:shd w:val="clear" w:fill="1C5D8C"/>
-          </w:tcPr>
-          <w:p>
-            <w:pPr>
-              <w:spacing w:after="40" w:line="240" w:lineRule="auto"/>
-            </w:pPr>
-            <w:r>
-              <w:rPr>
                 <w:color w:val="FFFFFF"/>
-              </w:rPr>
-            </w:r>
-            <w:r>
-              <w:rPr>
-                <w:b/>
-                <w:i w:val="0"/>
-                <w:sz w:val="19"/>
-              </w:rPr>
-              <w:t>Doză</w:t>
-            </w:r>
-          </w:p>
-        </w:tc>
-        <w:tc>
-          <w:tcPr>
-            <w:tcW w:type="dxa" w:w="3400"/>
-            <w:vAlign w:val="top"/>
-            <w:shd w:val="clear" w:fill="1C5D8C"/>
-          </w:tcPr>
-          <w:p>
-            <w:pPr>
-              <w:spacing w:after="40" w:line="240" w:lineRule="auto"/>
-            </w:pPr>
-            <w:r>
-              <w:rPr>
-                <w:color w:val="FFFFFF"/>
-              </w:rPr>
-            </w:r>
-            <w:r>
-              <w:rPr>
-                <w:b/>
-                <w:i w:val="0"/>
-                <w:sz w:val="19"/>
-              </w:rPr>
-              <w:t>Comentarii</w:t>
-            </w:r>
-          </w:p>
-        </w:tc>
-        <w:tc>
-          <w:tcPr>
-            <w:tcW w:type="dxa" w:w="2100"/>
-            <w:vAlign w:val="top"/>
-            <w:shd w:val="clear" w:fill="1C5D8C"/>
-          </w:tcPr>
-          <w:p>
-            <w:pPr>
-              <w:spacing w:after="40" w:line="240" w:lineRule="auto"/>
-            </w:pPr>
-            <w:r>
-              <w:rPr>
-                <w:color w:val="FFFFFF"/>
-              </w:rPr>
-            </w:r>
-            <w:r>
-              <w:rPr>
-                <w:b/>
-                <w:i w:val="0"/>
-                <w:sz w:val="19"/>
-              </w:rPr>
-              <w:t>Decizie</w:t>
-            </w:r>
-          </w:p>
-        </w:tc>
-        <w:tc>
-          <w:tcPr>
-            <w:tcW w:type="dxa" w:w="3160"/>
-            <w:vAlign w:val="top"/>
-            <w:shd w:val="clear" w:fill="1C5D8C"/>
-          </w:tcPr>
-          <w:p>
-            <w:pPr>
-              <w:spacing w:after="40" w:line="240" w:lineRule="auto"/>
-            </w:pPr>
-            <w:r>
-              <w:rPr>
-                <w:color w:val="FFFFFF"/>
-              </w:rPr>
-            </w:r>
-            <w:r>
-              <w:rPr>
-                <w:b/>
-                <w:i w:val="0"/>
                 <w:sz w:val="19"/>
               </w:rPr>
               <w:t>Comentariu editor</w:t>
@@ -6016,7 +5518,6 @@
             <w:pPr>
               <w:spacing w:after="40" w:line="240" w:lineRule="auto"/>
             </w:pPr>
-            <w:r/>
             <w:r>
               <w:rPr>
                 <w:b w:val="0"/>
@@ -6036,7 +5537,6 @@
             <w:pPr>
               <w:spacing w:after="40" w:line="240" w:lineRule="auto"/>
             </w:pPr>
-            <w:r/>
             <w:r>
               <w:rPr>
                 <w:b w:val="0"/>
@@ -6056,7 +5556,6 @@
             <w:pPr>
               <w:spacing w:after="40" w:line="240" w:lineRule="auto"/>
             </w:pPr>
-            <w:r/>
             <w:r>
               <w:rPr>
                 <w:b w:val="0"/>
@@ -6076,7 +5575,6 @@
             <w:pPr>
               <w:spacing w:after="40" w:line="240" w:lineRule="auto"/>
             </w:pPr>
-            <w:r/>
             <w:r>
               <w:rPr>
                 <w:b w:val="0"/>
@@ -6096,7 +5594,6 @@
             <w:pPr>
               <w:spacing w:after="40" w:line="240" w:lineRule="auto"/>
             </w:pPr>
-            <w:r/>
             <w:r>
               <w:rPr>
                 <w:b w:val="0"/>
@@ -6116,7 +5613,6 @@
             <w:pPr>
               <w:spacing w:after="40" w:line="240" w:lineRule="auto"/>
             </w:pPr>
-            <w:r/>
             <w:r>
               <w:rPr>
                 <w:b w:val="0"/>
@@ -6136,7 +5632,6 @@
             <w:pPr>
               <w:spacing w:after="40" w:line="240" w:lineRule="auto"/>
             </w:pPr>
-            <w:r/>
             <w:r>
               <w:rPr>
                 <w:b w:val="0"/>
@@ -6155,7 +5650,6 @@
             <w:pPr>
               <w:spacing w:after="40" w:line="240" w:lineRule="auto"/>
             </w:pPr>
-            <w:r/>
             <w:r>
               <w:rPr>
                 <w:b w:val="0"/>
@@ -6176,7 +5670,6 @@
             <w:pPr>
               <w:spacing w:after="40" w:line="240" w:lineRule="auto"/>
             </w:pPr>
-            <w:r/>
             <w:r>
               <w:rPr>
                 <w:b w:val="0"/>
@@ -6196,7 +5689,6 @@
             <w:pPr>
               <w:spacing w:after="40" w:line="240" w:lineRule="auto"/>
             </w:pPr>
-            <w:r/>
             <w:r>
               <w:rPr>
                 <w:b w:val="0"/>
@@ -6216,7 +5708,6 @@
             <w:pPr>
               <w:spacing w:after="40" w:line="240" w:lineRule="auto"/>
             </w:pPr>
-            <w:r/>
             <w:r>
               <w:rPr>
                 <w:b w:val="0"/>
@@ -6236,7 +5727,6 @@
             <w:pPr>
               <w:spacing w:after="40" w:line="240" w:lineRule="auto"/>
             </w:pPr>
-            <w:r/>
             <w:r>
               <w:rPr>
                 <w:b w:val="0"/>
@@ -6256,7 +5746,6 @@
             <w:pPr>
               <w:spacing w:after="40" w:line="240" w:lineRule="auto"/>
             </w:pPr>
-            <w:r/>
             <w:r>
               <w:rPr>
                 <w:b w:val="0"/>
@@ -6276,7 +5765,6 @@
             <w:pPr>
               <w:spacing w:after="40" w:line="240" w:lineRule="auto"/>
             </w:pPr>
-            <w:r/>
             <w:r>
               <w:rPr>
                 <w:b w:val="0"/>
@@ -6296,7 +5784,6 @@
             <w:pPr>
               <w:spacing w:after="40" w:line="240" w:lineRule="auto"/>
             </w:pPr>
-            <w:r/>
             <w:r>
               <w:rPr>
                 <w:b w:val="0"/>
@@ -6315,7 +5802,6 @@
             <w:pPr>
               <w:spacing w:after="40" w:line="240" w:lineRule="auto"/>
             </w:pPr>
-            <w:r/>
             <w:r>
               <w:rPr>
                 <w:b w:val="0"/>
@@ -6378,22 +5864,39 @@
             </w:pPr>
             <w:r>
               <w:rPr>
+                <w:b/>
+                <w:i w:val="0"/>
                 <w:color w:val="FFFFFF"/>
-              </w:rPr>
-            </w:r>
+                <w:sz w:val="19"/>
+              </w:rPr>
+              <w:t>Tip</w:t>
+            </w:r>
+          </w:p>
+        </w:tc>
+        <w:tc>
+          <w:tcPr>
+            <w:tcW w:type="dxa" w:w="2360"/>
+            <w:vAlign w:val="top"/>
+            <w:shd w:val="clear" w:fill="1C5D8C"/>
+          </w:tcPr>
+          <w:p>
+            <w:pPr>
+              <w:spacing w:after="40" w:line="240" w:lineRule="auto"/>
+            </w:pPr>
             <w:r>
               <w:rPr>
                 <w:b/>
                 <w:i w:val="0"/>
-                <w:sz w:val="19"/>
-              </w:rPr>
-              <w:t>Tip</w:t>
-            </w:r>
-          </w:p>
-        </w:tc>
-        <w:tc>
-          <w:tcPr>
-            <w:tcW w:type="dxa" w:w="2360"/>
+                <w:color w:val="FFFFFF"/>
+                <w:sz w:val="19"/>
+              </w:rPr>
+              <w:t>Examen</w:t>
+            </w:r>
+          </w:p>
+        </w:tc>
+        <w:tc>
+          <w:tcPr>
+            <w:tcW w:type="dxa" w:w="1900"/>
             <w:vAlign w:val="top"/>
             <w:shd w:val="clear" w:fill="1C5D8C"/>
           </w:tcPr>
@@ -6403,22 +5906,39 @@
             </w:pPr>
             <w:r>
               <w:rPr>
+                <w:b/>
+                <w:i w:val="0"/>
                 <w:color w:val="FFFFFF"/>
-              </w:rPr>
-            </w:r>
+                <w:sz w:val="19"/>
+              </w:rPr>
+              <w:t>Indicație</w:t>
+            </w:r>
+          </w:p>
+        </w:tc>
+        <w:tc>
+          <w:tcPr>
+            <w:tcW w:type="dxa" w:w="760"/>
+            <w:vAlign w:val="top"/>
+            <w:shd w:val="clear" w:fill="1C5D8C"/>
+          </w:tcPr>
+          <w:p>
+            <w:pPr>
+              <w:spacing w:after="40" w:line="240" w:lineRule="auto"/>
+            </w:pPr>
             <w:r>
               <w:rPr>
                 <w:b/>
                 <w:i w:val="0"/>
-                <w:sz w:val="19"/>
-              </w:rPr>
-              <w:t>Examen</w:t>
-            </w:r>
-          </w:p>
-        </w:tc>
-        <w:tc>
-          <w:tcPr>
-            <w:tcW w:type="dxa" w:w="1900"/>
+                <w:color w:val="FFFFFF"/>
+                <w:sz w:val="19"/>
+              </w:rPr>
+              <w:t>Grad</w:t>
+            </w:r>
+          </w:p>
+        </w:tc>
+        <w:tc>
+          <w:tcPr>
+            <w:tcW w:type="dxa" w:w="800"/>
             <w:vAlign w:val="top"/>
             <w:shd w:val="clear" w:fill="1C5D8C"/>
           </w:tcPr>
@@ -6428,22 +5948,39 @@
             </w:pPr>
             <w:r>
               <w:rPr>
+                <w:b/>
+                <w:i w:val="0"/>
                 <w:color w:val="FFFFFF"/>
-              </w:rPr>
-            </w:r>
+                <w:sz w:val="19"/>
+              </w:rPr>
+              <w:t>Doză</w:t>
+            </w:r>
+          </w:p>
+        </w:tc>
+        <w:tc>
+          <w:tcPr>
+            <w:tcW w:type="dxa" w:w="3400"/>
+            <w:vAlign w:val="top"/>
+            <w:shd w:val="clear" w:fill="1C5D8C"/>
+          </w:tcPr>
+          <w:p>
+            <w:pPr>
+              <w:spacing w:after="40" w:line="240" w:lineRule="auto"/>
+            </w:pPr>
             <w:r>
               <w:rPr>
                 <w:b/>
                 <w:i w:val="0"/>
-                <w:sz w:val="19"/>
-              </w:rPr>
-              <w:t>Indicație</w:t>
-            </w:r>
-          </w:p>
-        </w:tc>
-        <w:tc>
-          <w:tcPr>
-            <w:tcW w:type="dxa" w:w="760"/>
+                <w:color w:val="FFFFFF"/>
+                <w:sz w:val="19"/>
+              </w:rPr>
+              <w:t>Comentarii</w:t>
+            </w:r>
+          </w:p>
+        </w:tc>
+        <w:tc>
+          <w:tcPr>
+            <w:tcW w:type="dxa" w:w="2100"/>
             <w:vAlign w:val="top"/>
             <w:shd w:val="clear" w:fill="1C5D8C"/>
           </w:tcPr>
@@ -6453,113 +5990,30 @@
             </w:pPr>
             <w:r>
               <w:rPr>
+                <w:b/>
+                <w:i w:val="0"/>
                 <w:color w:val="FFFFFF"/>
-              </w:rPr>
-            </w:r>
+                <w:sz w:val="19"/>
+              </w:rPr>
+              <w:t>Decizie</w:t>
+            </w:r>
+          </w:p>
+        </w:tc>
+        <w:tc>
+          <w:tcPr>
+            <w:tcW w:type="dxa" w:w="3160"/>
+            <w:vAlign w:val="top"/>
+            <w:shd w:val="clear" w:fill="1C5D8C"/>
+          </w:tcPr>
+          <w:p>
+            <w:pPr>
+              <w:spacing w:after="40" w:line="240" w:lineRule="auto"/>
+            </w:pPr>
             <w:r>
               <w:rPr>
                 <w:b/>
                 <w:i w:val="0"/>
-                <w:sz w:val="19"/>
-              </w:rPr>
-              <w:t>Grad</w:t>
-            </w:r>
-          </w:p>
-        </w:tc>
-        <w:tc>
-          <w:tcPr>
-            <w:tcW w:type="dxa" w:w="800"/>
-            <w:vAlign w:val="top"/>
-            <w:shd w:val="clear" w:fill="1C5D8C"/>
-          </w:tcPr>
-          <w:p>
-            <w:pPr>
-              <w:spacing w:after="40" w:line="240" w:lineRule="auto"/>
-            </w:pPr>
-            <w:r>
-              <w:rPr>
                 <w:color w:val="FFFFFF"/>
-              </w:rPr>
-            </w:r>
-            <w:r>
-              <w:rPr>
-                <w:b/>
-                <w:i w:val="0"/>
-                <w:sz w:val="19"/>
-              </w:rPr>
-              <w:t>Doză</w:t>
-            </w:r>
-          </w:p>
-        </w:tc>
-        <w:tc>
-          <w:tcPr>
-            <w:tcW w:type="dxa" w:w="3400"/>
-            <w:vAlign w:val="top"/>
-            <w:shd w:val="clear" w:fill="1C5D8C"/>
-          </w:tcPr>
-          <w:p>
-            <w:pPr>
-              <w:spacing w:after="40" w:line="240" w:lineRule="auto"/>
-            </w:pPr>
-            <w:r>
-              <w:rPr>
-                <w:color w:val="FFFFFF"/>
-              </w:rPr>
-            </w:r>
-            <w:r>
-              <w:rPr>
-                <w:b/>
-                <w:i w:val="0"/>
-                <w:sz w:val="19"/>
-              </w:rPr>
-              <w:t>Comentarii</w:t>
-            </w:r>
-          </w:p>
-        </w:tc>
-        <w:tc>
-          <w:tcPr>
-            <w:tcW w:type="dxa" w:w="2100"/>
-            <w:vAlign w:val="top"/>
-            <w:shd w:val="clear" w:fill="1C5D8C"/>
-          </w:tcPr>
-          <w:p>
-            <w:pPr>
-              <w:spacing w:after="40" w:line="240" w:lineRule="auto"/>
-            </w:pPr>
-            <w:r>
-              <w:rPr>
-                <w:color w:val="FFFFFF"/>
-              </w:rPr>
-            </w:r>
-            <w:r>
-              <w:rPr>
-                <w:b/>
-                <w:i w:val="0"/>
-                <w:sz w:val="19"/>
-              </w:rPr>
-              <w:t>Decizie</w:t>
-            </w:r>
-          </w:p>
-        </w:tc>
-        <w:tc>
-          <w:tcPr>
-            <w:tcW w:type="dxa" w:w="3160"/>
-            <w:vAlign w:val="top"/>
-            <w:shd w:val="clear" w:fill="1C5D8C"/>
-          </w:tcPr>
-          <w:p>
-            <w:pPr>
-              <w:spacing w:after="40" w:line="240" w:lineRule="auto"/>
-            </w:pPr>
-            <w:r>
-              <w:rPr>
-                <w:color w:val="FFFFFF"/>
-              </w:rPr>
-            </w:r>
-            <w:r>
-              <w:rPr>
-                <w:b/>
-                <w:i w:val="0"/>
                 <w:sz w:val="19"/>
               </w:rPr>
               <w:t>Comentariu editor</w:t>
@@ -6577,7 +6031,6 @@
             <w:pPr>
               <w:spacing w:after="40" w:line="240" w:lineRule="auto"/>
             </w:pPr>
-            <w:r/>
             <w:r>
               <w:rPr>
                 <w:b w:val="0"/>
@@ -6597,7 +6050,6 @@
             <w:pPr>
               <w:spacing w:after="40" w:line="240" w:lineRule="auto"/>
             </w:pPr>
-            <w:r/>
             <w:r>
               <w:rPr>
                 <w:b w:val="0"/>
@@ -6617,7 +6069,6 @@
             <w:pPr>
               <w:spacing w:after="40" w:line="240" w:lineRule="auto"/>
             </w:pPr>
-            <w:r/>
             <w:r>
               <w:rPr>
                 <w:b w:val="0"/>
@@ -6637,7 +6088,6 @@
             <w:pPr>
               <w:spacing w:after="40" w:line="240" w:lineRule="auto"/>
             </w:pPr>
-            <w:r/>
             <w:r>
               <w:rPr>
                 <w:b w:val="0"/>
@@ -6657,7 +6107,6 @@
             <w:pPr>
               <w:spacing w:after="40" w:line="240" w:lineRule="auto"/>
             </w:pPr>
-            <w:r/>
             <w:r>
               <w:rPr>
                 <w:b w:val="0"/>
@@ -6677,7 +6126,6 @@
             <w:pPr>
               <w:spacing w:after="40" w:line="240" w:lineRule="auto"/>
             </w:pPr>
-            <w:r/>
             <w:r>
               <w:rPr>
                 <w:b w:val="0"/>
@@ -6697,7 +6145,6 @@
             <w:pPr>
               <w:spacing w:after="40" w:line="240" w:lineRule="auto"/>
             </w:pPr>
-            <w:r/>
             <w:r>
               <w:rPr>
                 <w:b w:val="0"/>
@@ -6716,7 +6163,6 @@
             <w:pPr>
               <w:spacing w:after="40" w:line="240" w:lineRule="auto"/>
             </w:pPr>
-            <w:r/>
             <w:r>
               <w:rPr>
                 <w:b w:val="0"/>
@@ -6737,7 +6183,6 @@
             <w:pPr>
               <w:spacing w:after="40" w:line="240" w:lineRule="auto"/>
             </w:pPr>
-            <w:r/>
             <w:r>
               <w:rPr>
                 <w:b w:val="0"/>
@@ -6757,7 +6202,6 @@
             <w:pPr>
               <w:spacing w:after="40" w:line="240" w:lineRule="auto"/>
             </w:pPr>
-            <w:r/>
             <w:r>
               <w:rPr>
                 <w:b w:val="0"/>
@@ -6777,7 +6221,6 @@
             <w:pPr>
               <w:spacing w:after="40" w:line="240" w:lineRule="auto"/>
             </w:pPr>
-            <w:r/>
             <w:r>
               <w:rPr>
                 <w:b w:val="0"/>
@@ -6797,7 +6240,6 @@
             <w:pPr>
               <w:spacing w:after="40" w:line="240" w:lineRule="auto"/>
             </w:pPr>
-            <w:r/>
             <w:r>
               <w:rPr>
                 <w:b w:val="0"/>
@@ -6817,7 +6259,6 @@
             <w:pPr>
               <w:spacing w:after="40" w:line="240" w:lineRule="auto"/>
             </w:pPr>
-            <w:r/>
             <w:r>
               <w:rPr>
                 <w:b w:val="0"/>
@@ -6837,7 +6278,6 @@
             <w:pPr>
               <w:spacing w:after="40" w:line="240" w:lineRule="auto"/>
             </w:pPr>
-            <w:r/>
             <w:r>
               <w:rPr>
                 <w:b w:val="0"/>
@@ -6857,7 +6297,6 @@
             <w:pPr>
               <w:spacing w:after="40" w:line="240" w:lineRule="auto"/>
             </w:pPr>
-            <w:r/>
             <w:r>
               <w:rPr>
                 <w:b w:val="0"/>
@@ -6876,7 +6315,6 @@
             <w:pPr>
               <w:spacing w:after="40" w:line="240" w:lineRule="auto"/>
             </w:pPr>
-            <w:r/>
             <w:r>
               <w:rPr>
                 <w:b w:val="0"/>
@@ -6939,22 +6377,39 @@
             </w:pPr>
             <w:r>
               <w:rPr>
+                <w:b/>
+                <w:i w:val="0"/>
                 <w:color w:val="FFFFFF"/>
-              </w:rPr>
-            </w:r>
+                <w:sz w:val="19"/>
+              </w:rPr>
+              <w:t>Tip</w:t>
+            </w:r>
+          </w:p>
+        </w:tc>
+        <w:tc>
+          <w:tcPr>
+            <w:tcW w:type="dxa" w:w="2360"/>
+            <w:vAlign w:val="top"/>
+            <w:shd w:val="clear" w:fill="1C5D8C"/>
+          </w:tcPr>
+          <w:p>
+            <w:pPr>
+              <w:spacing w:after="40" w:line="240" w:lineRule="auto"/>
+            </w:pPr>
             <w:r>
               <w:rPr>
                 <w:b/>
                 <w:i w:val="0"/>
-                <w:sz w:val="19"/>
-              </w:rPr>
-              <w:t>Tip</w:t>
-            </w:r>
-          </w:p>
-        </w:tc>
-        <w:tc>
-          <w:tcPr>
-            <w:tcW w:type="dxa" w:w="2360"/>
+                <w:color w:val="FFFFFF"/>
+                <w:sz w:val="19"/>
+              </w:rPr>
+              <w:t>Examen</w:t>
+            </w:r>
+          </w:p>
+        </w:tc>
+        <w:tc>
+          <w:tcPr>
+            <w:tcW w:type="dxa" w:w="1900"/>
             <w:vAlign w:val="top"/>
             <w:shd w:val="clear" w:fill="1C5D8C"/>
           </w:tcPr>
@@ -6964,22 +6419,39 @@
             </w:pPr>
             <w:r>
               <w:rPr>
+                <w:b/>
+                <w:i w:val="0"/>
                 <w:color w:val="FFFFFF"/>
-              </w:rPr>
-            </w:r>
+                <w:sz w:val="19"/>
+              </w:rPr>
+              <w:t>Indicație</w:t>
+            </w:r>
+          </w:p>
+        </w:tc>
+        <w:tc>
+          <w:tcPr>
+            <w:tcW w:type="dxa" w:w="760"/>
+            <w:vAlign w:val="top"/>
+            <w:shd w:val="clear" w:fill="1C5D8C"/>
+          </w:tcPr>
+          <w:p>
+            <w:pPr>
+              <w:spacing w:after="40" w:line="240" w:lineRule="auto"/>
+            </w:pPr>
             <w:r>
               <w:rPr>
                 <w:b/>
                 <w:i w:val="0"/>
-                <w:sz w:val="19"/>
-              </w:rPr>
-              <w:t>Examen</w:t>
-            </w:r>
-          </w:p>
-        </w:tc>
-        <w:tc>
-          <w:tcPr>
-            <w:tcW w:type="dxa" w:w="1900"/>
+                <w:color w:val="FFFFFF"/>
+                <w:sz w:val="19"/>
+              </w:rPr>
+              <w:t>Grad</w:t>
+            </w:r>
+          </w:p>
+        </w:tc>
+        <w:tc>
+          <w:tcPr>
+            <w:tcW w:type="dxa" w:w="800"/>
             <w:vAlign w:val="top"/>
             <w:shd w:val="clear" w:fill="1C5D8C"/>
           </w:tcPr>
@@ -6989,22 +6461,39 @@
             </w:pPr>
             <w:r>
               <w:rPr>
+                <w:b/>
+                <w:i w:val="0"/>
                 <w:color w:val="FFFFFF"/>
-              </w:rPr>
-            </w:r>
+                <w:sz w:val="19"/>
+              </w:rPr>
+              <w:t>Doză</w:t>
+            </w:r>
+          </w:p>
+        </w:tc>
+        <w:tc>
+          <w:tcPr>
+            <w:tcW w:type="dxa" w:w="3400"/>
+            <w:vAlign w:val="top"/>
+            <w:shd w:val="clear" w:fill="1C5D8C"/>
+          </w:tcPr>
+          <w:p>
+            <w:pPr>
+              <w:spacing w:after="40" w:line="240" w:lineRule="auto"/>
+            </w:pPr>
             <w:r>
               <w:rPr>
                 <w:b/>
                 <w:i w:val="0"/>
-                <w:sz w:val="19"/>
-              </w:rPr>
-              <w:t>Indicație</w:t>
-            </w:r>
-          </w:p>
-        </w:tc>
-        <w:tc>
-          <w:tcPr>
-            <w:tcW w:type="dxa" w:w="760"/>
+                <w:color w:val="FFFFFF"/>
+                <w:sz w:val="19"/>
+              </w:rPr>
+              <w:t>Comentarii</w:t>
+            </w:r>
+          </w:p>
+        </w:tc>
+        <w:tc>
+          <w:tcPr>
+            <w:tcW w:type="dxa" w:w="2100"/>
             <w:vAlign w:val="top"/>
             <w:shd w:val="clear" w:fill="1C5D8C"/>
           </w:tcPr>
@@ -7014,113 +6503,30 @@
             </w:pPr>
             <w:r>
               <w:rPr>
+                <w:b/>
+                <w:i w:val="0"/>
                 <w:color w:val="FFFFFF"/>
-              </w:rPr>
-            </w:r>
+                <w:sz w:val="19"/>
+              </w:rPr>
+              <w:t>Decizie</w:t>
+            </w:r>
+          </w:p>
+        </w:tc>
+        <w:tc>
+          <w:tcPr>
+            <w:tcW w:type="dxa" w:w="3160"/>
+            <w:vAlign w:val="top"/>
+            <w:shd w:val="clear" w:fill="1C5D8C"/>
+          </w:tcPr>
+          <w:p>
+            <w:pPr>
+              <w:spacing w:after="40" w:line="240" w:lineRule="auto"/>
+            </w:pPr>
             <w:r>
               <w:rPr>
                 <w:b/>
                 <w:i w:val="0"/>
-                <w:sz w:val="19"/>
-              </w:rPr>
-              <w:t>Grad</w:t>
-            </w:r>
-          </w:p>
-        </w:tc>
-        <w:tc>
-          <w:tcPr>
-            <w:tcW w:type="dxa" w:w="800"/>
-            <w:vAlign w:val="top"/>
-            <w:shd w:val="clear" w:fill="1C5D8C"/>
-          </w:tcPr>
-          <w:p>
-            <w:pPr>
-              <w:spacing w:after="40" w:line="240" w:lineRule="auto"/>
-            </w:pPr>
-            <w:r>
-              <w:rPr>
                 <w:color w:val="FFFFFF"/>
-              </w:rPr>
-            </w:r>
-            <w:r>
-              <w:rPr>
-                <w:b/>
-                <w:i w:val="0"/>
-                <w:sz w:val="19"/>
-              </w:rPr>
-              <w:t>Doză</w:t>
-            </w:r>
-          </w:p>
-        </w:tc>
-        <w:tc>
-          <w:tcPr>
-            <w:tcW w:type="dxa" w:w="3400"/>
-            <w:vAlign w:val="top"/>
-            <w:shd w:val="clear" w:fill="1C5D8C"/>
-          </w:tcPr>
-          <w:p>
-            <w:pPr>
-              <w:spacing w:after="40" w:line="240" w:lineRule="auto"/>
-            </w:pPr>
-            <w:r>
-              <w:rPr>
-                <w:color w:val="FFFFFF"/>
-              </w:rPr>
-            </w:r>
-            <w:r>
-              <w:rPr>
-                <w:b/>
-                <w:i w:val="0"/>
-                <w:sz w:val="19"/>
-              </w:rPr>
-              <w:t>Comentarii</w:t>
-            </w:r>
-          </w:p>
-        </w:tc>
-        <w:tc>
-          <w:tcPr>
-            <w:tcW w:type="dxa" w:w="2100"/>
-            <w:vAlign w:val="top"/>
-            <w:shd w:val="clear" w:fill="1C5D8C"/>
-          </w:tcPr>
-          <w:p>
-            <w:pPr>
-              <w:spacing w:after="40" w:line="240" w:lineRule="auto"/>
-            </w:pPr>
-            <w:r>
-              <w:rPr>
-                <w:color w:val="FFFFFF"/>
-              </w:rPr>
-            </w:r>
-            <w:r>
-              <w:rPr>
-                <w:b/>
-                <w:i w:val="0"/>
-                <w:sz w:val="19"/>
-              </w:rPr>
-              <w:t>Decizie</w:t>
-            </w:r>
-          </w:p>
-        </w:tc>
-        <w:tc>
-          <w:tcPr>
-            <w:tcW w:type="dxa" w:w="3160"/>
-            <w:vAlign w:val="top"/>
-            <w:shd w:val="clear" w:fill="1C5D8C"/>
-          </w:tcPr>
-          <w:p>
-            <w:pPr>
-              <w:spacing w:after="40" w:line="240" w:lineRule="auto"/>
-            </w:pPr>
-            <w:r>
-              <w:rPr>
-                <w:color w:val="FFFFFF"/>
-              </w:rPr>
-            </w:r>
-            <w:r>
-              <w:rPr>
-                <w:b/>
-                <w:i w:val="0"/>
                 <w:sz w:val="19"/>
               </w:rPr>
               <w:t>Comentariu editor</w:t>
@@ -7138,7 +6544,6 @@
             <w:pPr>
               <w:spacing w:after="40" w:line="240" w:lineRule="auto"/>
             </w:pPr>
-            <w:r/>
             <w:r>
               <w:rPr>
                 <w:b w:val="0"/>
@@ -7158,7 +6563,6 @@
             <w:pPr>
               <w:spacing w:after="40" w:line="240" w:lineRule="auto"/>
             </w:pPr>
-            <w:r/>
             <w:r>
               <w:rPr>
                 <w:b w:val="0"/>
@@ -7178,7 +6582,6 @@
             <w:pPr>
               <w:spacing w:after="40" w:line="240" w:lineRule="auto"/>
             </w:pPr>
-            <w:r/>
             <w:r>
               <w:rPr>
                 <w:b w:val="0"/>
@@ -7198,7 +6601,6 @@
             <w:pPr>
               <w:spacing w:after="40" w:line="240" w:lineRule="auto"/>
             </w:pPr>
-            <w:r/>
             <w:r>
               <w:rPr>
                 <w:b w:val="0"/>
@@ -7218,7 +6620,6 @@
             <w:pPr>
               <w:spacing w:after="40" w:line="240" w:lineRule="auto"/>
             </w:pPr>
-            <w:r/>
             <w:r>
               <w:rPr>
                 <w:b w:val="0"/>
@@ -7238,7 +6639,6 @@
             <w:pPr>
               <w:spacing w:after="40" w:line="240" w:lineRule="auto"/>
             </w:pPr>
-            <w:r/>
             <w:r>
               <w:rPr>
                 <w:b w:val="0"/>
@@ -7258,7 +6658,6 @@
             <w:pPr>
               <w:spacing w:after="40" w:line="240" w:lineRule="auto"/>
             </w:pPr>
-            <w:r/>
             <w:r>
               <w:rPr>
                 <w:b w:val="0"/>
@@ -7277,7 +6676,6 @@
             <w:pPr>
               <w:spacing w:after="40" w:line="240" w:lineRule="auto"/>
             </w:pPr>
-            <w:r/>
             <w:r>
               <w:rPr>
                 <w:b w:val="0"/>
@@ -7298,7 +6696,6 @@
             <w:pPr>
               <w:spacing w:after="40" w:line="240" w:lineRule="auto"/>
             </w:pPr>
-            <w:r/>
             <w:r>
               <w:rPr>
                 <w:b w:val="0"/>
@@ -7318,7 +6715,6 @@
             <w:pPr>
               <w:spacing w:after="40" w:line="240" w:lineRule="auto"/>
             </w:pPr>
-            <w:r/>
             <w:r>
               <w:rPr>
                 <w:b w:val="0"/>
@@ -7338,7 +6734,6 @@
             <w:pPr>
               <w:spacing w:after="40" w:line="240" w:lineRule="auto"/>
             </w:pPr>
-            <w:r/>
             <w:r>
               <w:rPr>
                 <w:b w:val="0"/>
@@ -7358,7 +6753,6 @@
             <w:pPr>
               <w:spacing w:after="40" w:line="240" w:lineRule="auto"/>
             </w:pPr>
-            <w:r/>
             <w:r>
               <w:rPr>
                 <w:b w:val="0"/>
@@ -7378,7 +6772,6 @@
             <w:pPr>
               <w:spacing w:after="40" w:line="240" w:lineRule="auto"/>
             </w:pPr>
-            <w:r/>
             <w:r>
               <w:rPr>
                 <w:b w:val="0"/>
@@ -7398,7 +6791,6 @@
             <w:pPr>
               <w:spacing w:after="40" w:line="240" w:lineRule="auto"/>
             </w:pPr>
-            <w:r/>
             <w:r>
               <w:rPr>
                 <w:b w:val="0"/>
@@ -7418,7 +6810,6 @@
             <w:pPr>
               <w:spacing w:after="40" w:line="240" w:lineRule="auto"/>
             </w:pPr>
-            <w:r/>
             <w:r>
               <w:rPr>
                 <w:b w:val="0"/>
@@ -7437,7 +6828,6 @@
             <w:pPr>
               <w:spacing w:after="40" w:line="240" w:lineRule="auto"/>
             </w:pPr>
-            <w:r/>
             <w:r>
               <w:rPr>
                 <w:b w:val="0"/>
@@ -7500,22 +6890,39 @@
             </w:pPr>
             <w:r>
               <w:rPr>
+                <w:b/>
+                <w:i w:val="0"/>
                 <w:color w:val="FFFFFF"/>
-              </w:rPr>
-            </w:r>
+                <w:sz w:val="19"/>
+              </w:rPr>
+              <w:t>Tip</w:t>
+            </w:r>
+          </w:p>
+        </w:tc>
+        <w:tc>
+          <w:tcPr>
+            <w:tcW w:type="dxa" w:w="2360"/>
+            <w:vAlign w:val="top"/>
+            <w:shd w:val="clear" w:fill="1C5D8C"/>
+          </w:tcPr>
+          <w:p>
+            <w:pPr>
+              <w:spacing w:after="40" w:line="240" w:lineRule="auto"/>
+            </w:pPr>
             <w:r>
               <w:rPr>
                 <w:b/>
                 <w:i w:val="0"/>
-                <w:sz w:val="19"/>
-              </w:rPr>
-              <w:t>Tip</w:t>
-            </w:r>
-          </w:p>
-        </w:tc>
-        <w:tc>
-          <w:tcPr>
-            <w:tcW w:type="dxa" w:w="2360"/>
+                <w:color w:val="FFFFFF"/>
+                <w:sz w:val="19"/>
+              </w:rPr>
+              <w:t>Examen</w:t>
+            </w:r>
+          </w:p>
+        </w:tc>
+        <w:tc>
+          <w:tcPr>
+            <w:tcW w:type="dxa" w:w="1900"/>
             <w:vAlign w:val="top"/>
             <w:shd w:val="clear" w:fill="1C5D8C"/>
           </w:tcPr>
@@ -7525,22 +6932,39 @@
             </w:pPr>
             <w:r>
               <w:rPr>
+                <w:b/>
+                <w:i w:val="0"/>
                 <w:color w:val="FFFFFF"/>
-              </w:rPr>
-            </w:r>
+                <w:sz w:val="19"/>
+              </w:rPr>
+              <w:t>Indicație</w:t>
+            </w:r>
+          </w:p>
+        </w:tc>
+        <w:tc>
+          <w:tcPr>
+            <w:tcW w:type="dxa" w:w="760"/>
+            <w:vAlign w:val="top"/>
+            <w:shd w:val="clear" w:fill="1C5D8C"/>
+          </w:tcPr>
+          <w:p>
+            <w:pPr>
+              <w:spacing w:after="40" w:line="240" w:lineRule="auto"/>
+            </w:pPr>
             <w:r>
               <w:rPr>
                 <w:b/>
                 <w:i w:val="0"/>
-                <w:sz w:val="19"/>
-              </w:rPr>
-              <w:t>Examen</w:t>
-            </w:r>
-          </w:p>
-        </w:tc>
-        <w:tc>
-          <w:tcPr>
-            <w:tcW w:type="dxa" w:w="1900"/>
+                <w:color w:val="FFFFFF"/>
+                <w:sz w:val="19"/>
+              </w:rPr>
+              <w:t>Grad</w:t>
+            </w:r>
+          </w:p>
+        </w:tc>
+        <w:tc>
+          <w:tcPr>
+            <w:tcW w:type="dxa" w:w="800"/>
             <w:vAlign w:val="top"/>
             <w:shd w:val="clear" w:fill="1C5D8C"/>
           </w:tcPr>
@@ -7550,22 +6974,39 @@
             </w:pPr>
             <w:r>
               <w:rPr>
+                <w:b/>
+                <w:i w:val="0"/>
                 <w:color w:val="FFFFFF"/>
-              </w:rPr>
-            </w:r>
+                <w:sz w:val="19"/>
+              </w:rPr>
+              <w:t>Doză</w:t>
+            </w:r>
+          </w:p>
+        </w:tc>
+        <w:tc>
+          <w:tcPr>
+            <w:tcW w:type="dxa" w:w="3400"/>
+            <w:vAlign w:val="top"/>
+            <w:shd w:val="clear" w:fill="1C5D8C"/>
+          </w:tcPr>
+          <w:p>
+            <w:pPr>
+              <w:spacing w:after="40" w:line="240" w:lineRule="auto"/>
+            </w:pPr>
             <w:r>
               <w:rPr>
                 <w:b/>
                 <w:i w:val="0"/>
-                <w:sz w:val="19"/>
-              </w:rPr>
-              <w:t>Indicație</w:t>
-            </w:r>
-          </w:p>
-        </w:tc>
-        <w:tc>
-          <w:tcPr>
-            <w:tcW w:type="dxa" w:w="760"/>
+                <w:color w:val="FFFFFF"/>
+                <w:sz w:val="19"/>
+              </w:rPr>
+              <w:t>Comentarii</w:t>
+            </w:r>
+          </w:p>
+        </w:tc>
+        <w:tc>
+          <w:tcPr>
+            <w:tcW w:type="dxa" w:w="2100"/>
             <w:vAlign w:val="top"/>
             <w:shd w:val="clear" w:fill="1C5D8C"/>
           </w:tcPr>
@@ -7575,113 +7016,30 @@
             </w:pPr>
             <w:r>
               <w:rPr>
+                <w:b/>
+                <w:i w:val="0"/>
                 <w:color w:val="FFFFFF"/>
-              </w:rPr>
-            </w:r>
+                <w:sz w:val="19"/>
+              </w:rPr>
+              <w:t>Decizie</w:t>
+            </w:r>
+          </w:p>
+        </w:tc>
+        <w:tc>
+          <w:tcPr>
+            <w:tcW w:type="dxa" w:w="3160"/>
+            <w:vAlign w:val="top"/>
+            <w:shd w:val="clear" w:fill="1C5D8C"/>
+          </w:tcPr>
+          <w:p>
+            <w:pPr>
+              <w:spacing w:after="40" w:line="240" w:lineRule="auto"/>
+            </w:pPr>
             <w:r>
               <w:rPr>
                 <w:b/>
                 <w:i w:val="0"/>
-                <w:sz w:val="19"/>
-              </w:rPr>
-              <w:t>Grad</w:t>
-            </w:r>
-          </w:p>
-        </w:tc>
-        <w:tc>
-          <w:tcPr>
-            <w:tcW w:type="dxa" w:w="800"/>
-            <w:vAlign w:val="top"/>
-            <w:shd w:val="clear" w:fill="1C5D8C"/>
-          </w:tcPr>
-          <w:p>
-            <w:pPr>
-              <w:spacing w:after="40" w:line="240" w:lineRule="auto"/>
-            </w:pPr>
-            <w:r>
-              <w:rPr>
                 <w:color w:val="FFFFFF"/>
-              </w:rPr>
-            </w:r>
-            <w:r>
-              <w:rPr>
-                <w:b/>
-                <w:i w:val="0"/>
-                <w:sz w:val="19"/>
-              </w:rPr>
-              <w:t>Doză</w:t>
-            </w:r>
-          </w:p>
-        </w:tc>
-        <w:tc>
-          <w:tcPr>
-            <w:tcW w:type="dxa" w:w="3400"/>
-            <w:vAlign w:val="top"/>
-            <w:shd w:val="clear" w:fill="1C5D8C"/>
-          </w:tcPr>
-          <w:p>
-            <w:pPr>
-              <w:spacing w:after="40" w:line="240" w:lineRule="auto"/>
-            </w:pPr>
-            <w:r>
-              <w:rPr>
-                <w:color w:val="FFFFFF"/>
-              </w:rPr>
-            </w:r>
-            <w:r>
-              <w:rPr>
-                <w:b/>
-                <w:i w:val="0"/>
-                <w:sz w:val="19"/>
-              </w:rPr>
-              <w:t>Comentarii</w:t>
-            </w:r>
-          </w:p>
-        </w:tc>
-        <w:tc>
-          <w:tcPr>
-            <w:tcW w:type="dxa" w:w="2100"/>
-            <w:vAlign w:val="top"/>
-            <w:shd w:val="clear" w:fill="1C5D8C"/>
-          </w:tcPr>
-          <w:p>
-            <w:pPr>
-              <w:spacing w:after="40" w:line="240" w:lineRule="auto"/>
-            </w:pPr>
-            <w:r>
-              <w:rPr>
-                <w:color w:val="FFFFFF"/>
-              </w:rPr>
-            </w:r>
-            <w:r>
-              <w:rPr>
-                <w:b/>
-                <w:i w:val="0"/>
-                <w:sz w:val="19"/>
-              </w:rPr>
-              <w:t>Decizie</w:t>
-            </w:r>
-          </w:p>
-        </w:tc>
-        <w:tc>
-          <w:tcPr>
-            <w:tcW w:type="dxa" w:w="3160"/>
-            <w:vAlign w:val="top"/>
-            <w:shd w:val="clear" w:fill="1C5D8C"/>
-          </w:tcPr>
-          <w:p>
-            <w:pPr>
-              <w:spacing w:after="40" w:line="240" w:lineRule="auto"/>
-            </w:pPr>
-            <w:r>
-              <w:rPr>
-                <w:color w:val="FFFFFF"/>
-              </w:rPr>
-            </w:r>
-            <w:r>
-              <w:rPr>
-                <w:b/>
-                <w:i w:val="0"/>
                 <w:sz w:val="19"/>
               </w:rPr>
               <w:t>Comentariu editor</w:t>
@@ -7699,7 +7057,6 @@
             <w:pPr>
               <w:spacing w:after="40" w:line="240" w:lineRule="auto"/>
             </w:pPr>
-            <w:r/>
             <w:r>
               <w:rPr>
                 <w:b w:val="0"/>
@@ -7719,7 +7076,6 @@
             <w:pPr>
               <w:spacing w:after="40" w:line="240" w:lineRule="auto"/>
             </w:pPr>
-            <w:r/>
             <w:r>
               <w:rPr>
                 <w:b w:val="0"/>
@@ -7739,7 +7095,6 @@
             <w:pPr>
               <w:spacing w:after="40" w:line="240" w:lineRule="auto"/>
             </w:pPr>
-            <w:r/>
             <w:r>
               <w:rPr>
                 <w:b w:val="0"/>
@@ -7759,7 +7114,6 @@
             <w:pPr>
               <w:spacing w:after="40" w:line="240" w:lineRule="auto"/>
             </w:pPr>
-            <w:r/>
             <w:r>
               <w:rPr>
                 <w:b w:val="0"/>
@@ -7779,7 +7133,6 @@
             <w:pPr>
               <w:spacing w:after="40" w:line="240" w:lineRule="auto"/>
             </w:pPr>
-            <w:r/>
             <w:r>
               <w:rPr>
                 <w:b w:val="0"/>
@@ -7799,7 +7152,6 @@
             <w:pPr>
               <w:spacing w:after="40" w:line="240" w:lineRule="auto"/>
             </w:pPr>
-            <w:r/>
             <w:r>
               <w:rPr>
                 <w:b w:val="0"/>
@@ -7819,7 +7171,6 @@
             <w:pPr>
               <w:spacing w:after="40" w:line="240" w:lineRule="auto"/>
             </w:pPr>
-            <w:r/>
             <w:r>
               <w:rPr>
                 <w:b w:val="0"/>
@@ -7838,7 +7189,6 @@
             <w:pPr>
               <w:spacing w:after="40" w:line="240" w:lineRule="auto"/>
             </w:pPr>
-            <w:r/>
             <w:r>
               <w:rPr>
                 <w:b w:val="0"/>
@@ -7901,22 +7251,39 @@
             </w:pPr>
             <w:r>
               <w:rPr>
+                <w:b/>
+                <w:i w:val="0"/>
                 <w:color w:val="FFFFFF"/>
-              </w:rPr>
-            </w:r>
+                <w:sz w:val="19"/>
+              </w:rPr>
+              <w:t>Tip</w:t>
+            </w:r>
+          </w:p>
+        </w:tc>
+        <w:tc>
+          <w:tcPr>
+            <w:tcW w:type="dxa" w:w="2360"/>
+            <w:vAlign w:val="top"/>
+            <w:shd w:val="clear" w:fill="1C5D8C"/>
+          </w:tcPr>
+          <w:p>
+            <w:pPr>
+              <w:spacing w:after="40" w:line="240" w:lineRule="auto"/>
+            </w:pPr>
             <w:r>
               <w:rPr>
                 <w:b/>
                 <w:i w:val="0"/>
-                <w:sz w:val="19"/>
-              </w:rPr>
-              <w:t>Tip</w:t>
-            </w:r>
-          </w:p>
-        </w:tc>
-        <w:tc>
-          <w:tcPr>
-            <w:tcW w:type="dxa" w:w="2360"/>
+                <w:color w:val="FFFFFF"/>
+                <w:sz w:val="19"/>
+              </w:rPr>
+              <w:t>Examen</w:t>
+            </w:r>
+          </w:p>
+        </w:tc>
+        <w:tc>
+          <w:tcPr>
+            <w:tcW w:type="dxa" w:w="1900"/>
             <w:vAlign w:val="top"/>
             <w:shd w:val="clear" w:fill="1C5D8C"/>
           </w:tcPr>
@@ -7926,22 +7293,39 @@
             </w:pPr>
             <w:r>
               <w:rPr>
+                <w:b/>
+                <w:i w:val="0"/>
                 <w:color w:val="FFFFFF"/>
-              </w:rPr>
-            </w:r>
+                <w:sz w:val="19"/>
+              </w:rPr>
+              <w:t>Indicație</w:t>
+            </w:r>
+          </w:p>
+        </w:tc>
+        <w:tc>
+          <w:tcPr>
+            <w:tcW w:type="dxa" w:w="760"/>
+            <w:vAlign w:val="top"/>
+            <w:shd w:val="clear" w:fill="1C5D8C"/>
+          </w:tcPr>
+          <w:p>
+            <w:pPr>
+              <w:spacing w:after="40" w:line="240" w:lineRule="auto"/>
+            </w:pPr>
             <w:r>
               <w:rPr>
                 <w:b/>
                 <w:i w:val="0"/>
-                <w:sz w:val="19"/>
-              </w:rPr>
-              <w:t>Examen</w:t>
-            </w:r>
-          </w:p>
-        </w:tc>
-        <w:tc>
-          <w:tcPr>
-            <w:tcW w:type="dxa" w:w="1900"/>
+                <w:color w:val="FFFFFF"/>
+                <w:sz w:val="19"/>
+              </w:rPr>
+              <w:t>Grad</w:t>
+            </w:r>
+          </w:p>
+        </w:tc>
+        <w:tc>
+          <w:tcPr>
+            <w:tcW w:type="dxa" w:w="800"/>
             <w:vAlign w:val="top"/>
             <w:shd w:val="clear" w:fill="1C5D8C"/>
           </w:tcPr>
@@ -7951,22 +7335,39 @@
             </w:pPr>
             <w:r>
               <w:rPr>
+                <w:b/>
+                <w:i w:val="0"/>
                 <w:color w:val="FFFFFF"/>
-              </w:rPr>
-            </w:r>
+                <w:sz w:val="19"/>
+              </w:rPr>
+              <w:t>Doză</w:t>
+            </w:r>
+          </w:p>
+        </w:tc>
+        <w:tc>
+          <w:tcPr>
+            <w:tcW w:type="dxa" w:w="3400"/>
+            <w:vAlign w:val="top"/>
+            <w:shd w:val="clear" w:fill="1C5D8C"/>
+          </w:tcPr>
+          <w:p>
+            <w:pPr>
+              <w:spacing w:after="40" w:line="240" w:lineRule="auto"/>
+            </w:pPr>
             <w:r>
               <w:rPr>
                 <w:b/>
                 <w:i w:val="0"/>
-                <w:sz w:val="19"/>
-              </w:rPr>
-              <w:t>Indicație</w:t>
-            </w:r>
-          </w:p>
-        </w:tc>
-        <w:tc>
-          <w:tcPr>
-            <w:tcW w:type="dxa" w:w="760"/>
+                <w:color w:val="FFFFFF"/>
+                <w:sz w:val="19"/>
+              </w:rPr>
+              <w:t>Comentarii</w:t>
+            </w:r>
+          </w:p>
+        </w:tc>
+        <w:tc>
+          <w:tcPr>
+            <w:tcW w:type="dxa" w:w="2100"/>
             <w:vAlign w:val="top"/>
             <w:shd w:val="clear" w:fill="1C5D8C"/>
           </w:tcPr>
@@ -7976,113 +7377,30 @@
             </w:pPr>
             <w:r>
               <w:rPr>
+                <w:b/>
+                <w:i w:val="0"/>
                 <w:color w:val="FFFFFF"/>
-              </w:rPr>
-            </w:r>
+                <w:sz w:val="19"/>
+              </w:rPr>
+              <w:t>Decizie</w:t>
+            </w:r>
+          </w:p>
+        </w:tc>
+        <w:tc>
+          <w:tcPr>
+            <w:tcW w:type="dxa" w:w="3160"/>
+            <w:vAlign w:val="top"/>
+            <w:shd w:val="clear" w:fill="1C5D8C"/>
+          </w:tcPr>
+          <w:p>
+            <w:pPr>
+              <w:spacing w:after="40" w:line="240" w:lineRule="auto"/>
+            </w:pPr>
             <w:r>
               <w:rPr>
                 <w:b/>
                 <w:i w:val="0"/>
-                <w:sz w:val="19"/>
-              </w:rPr>
-              <w:t>Grad</w:t>
-            </w:r>
-          </w:p>
-        </w:tc>
-        <w:tc>
-          <w:tcPr>
-            <w:tcW w:type="dxa" w:w="800"/>
-            <w:vAlign w:val="top"/>
-            <w:shd w:val="clear" w:fill="1C5D8C"/>
-          </w:tcPr>
-          <w:p>
-            <w:pPr>
-              <w:spacing w:after="40" w:line="240" w:lineRule="auto"/>
-            </w:pPr>
-            <w:r>
-              <w:rPr>
                 <w:color w:val="FFFFFF"/>
-              </w:rPr>
-            </w:r>
-            <w:r>
-              <w:rPr>
-                <w:b/>
-                <w:i w:val="0"/>
-                <w:sz w:val="19"/>
-              </w:rPr>
-              <w:t>Doză</w:t>
-            </w:r>
-          </w:p>
-        </w:tc>
-        <w:tc>
-          <w:tcPr>
-            <w:tcW w:type="dxa" w:w="3400"/>
-            <w:vAlign w:val="top"/>
-            <w:shd w:val="clear" w:fill="1C5D8C"/>
-          </w:tcPr>
-          <w:p>
-            <w:pPr>
-              <w:spacing w:after="40" w:line="240" w:lineRule="auto"/>
-            </w:pPr>
-            <w:r>
-              <w:rPr>
-                <w:color w:val="FFFFFF"/>
-              </w:rPr>
-            </w:r>
-            <w:r>
-              <w:rPr>
-                <w:b/>
-                <w:i w:val="0"/>
-                <w:sz w:val="19"/>
-              </w:rPr>
-              <w:t>Comentarii</w:t>
-            </w:r>
-          </w:p>
-        </w:tc>
-        <w:tc>
-          <w:tcPr>
-            <w:tcW w:type="dxa" w:w="2100"/>
-            <w:vAlign w:val="top"/>
-            <w:shd w:val="clear" w:fill="1C5D8C"/>
-          </w:tcPr>
-          <w:p>
-            <w:pPr>
-              <w:spacing w:after="40" w:line="240" w:lineRule="auto"/>
-            </w:pPr>
-            <w:r>
-              <w:rPr>
-                <w:color w:val="FFFFFF"/>
-              </w:rPr>
-            </w:r>
-            <w:r>
-              <w:rPr>
-                <w:b/>
-                <w:i w:val="0"/>
-                <w:sz w:val="19"/>
-              </w:rPr>
-              <w:t>Decizie</w:t>
-            </w:r>
-          </w:p>
-        </w:tc>
-        <w:tc>
-          <w:tcPr>
-            <w:tcW w:type="dxa" w:w="3160"/>
-            <w:vAlign w:val="top"/>
-            <w:shd w:val="clear" w:fill="1C5D8C"/>
-          </w:tcPr>
-          <w:p>
-            <w:pPr>
-              <w:spacing w:after="40" w:line="240" w:lineRule="auto"/>
-            </w:pPr>
-            <w:r>
-              <w:rPr>
-                <w:color w:val="FFFFFF"/>
-              </w:rPr>
-            </w:r>
-            <w:r>
-              <w:rPr>
-                <w:b/>
-                <w:i w:val="0"/>
                 <w:sz w:val="19"/>
               </w:rPr>
               <w:t>Comentariu editor</w:t>
@@ -8100,7 +7418,6 @@
             <w:pPr>
               <w:spacing w:after="40" w:line="240" w:lineRule="auto"/>
             </w:pPr>
-            <w:r/>
             <w:r>
               <w:rPr>
                 <w:b w:val="0"/>
@@ -8120,7 +7437,6 @@
             <w:pPr>
               <w:spacing w:after="40" w:line="240" w:lineRule="auto"/>
             </w:pPr>
-            <w:r/>
             <w:r>
               <w:rPr>
                 <w:b w:val="0"/>
@@ -8140,7 +7456,6 @@
             <w:pPr>
               <w:spacing w:after="40" w:line="240" w:lineRule="auto"/>
             </w:pPr>
-            <w:r/>
             <w:r>
               <w:rPr>
                 <w:b w:val="0"/>
@@ -8160,7 +7475,6 @@
             <w:pPr>
               <w:spacing w:after="40" w:line="240" w:lineRule="auto"/>
             </w:pPr>
-            <w:r/>
             <w:r>
               <w:rPr>
                 <w:b w:val="0"/>
@@ -8180,7 +7494,6 @@
             <w:pPr>
               <w:spacing w:after="40" w:line="240" w:lineRule="auto"/>
             </w:pPr>
-            <w:r/>
             <w:r>
               <w:rPr>
                 <w:b w:val="0"/>
@@ -8200,7 +7513,6 @@
             <w:pPr>
               <w:spacing w:after="40" w:line="240" w:lineRule="auto"/>
             </w:pPr>
-            <w:r/>
             <w:r>
               <w:rPr>
                 <w:b w:val="0"/>
@@ -8220,7 +7532,6 @@
             <w:pPr>
               <w:spacing w:after="40" w:line="240" w:lineRule="auto"/>
             </w:pPr>
-            <w:r/>
             <w:r>
               <w:rPr>
                 <w:b w:val="0"/>
@@ -8239,7 +7550,6 @@
             <w:pPr>
               <w:spacing w:after="40" w:line="240" w:lineRule="auto"/>
             </w:pPr>
-            <w:r/>
             <w:r>
               <w:rPr>
                 <w:b w:val="0"/>
@@ -8302,22 +7612,39 @@
             </w:pPr>
             <w:r>
               <w:rPr>
+                <w:b/>
+                <w:i w:val="0"/>
                 <w:color w:val="FFFFFF"/>
-              </w:rPr>
-            </w:r>
+                <w:sz w:val="19"/>
+              </w:rPr>
+              <w:t>Tip</w:t>
+            </w:r>
+          </w:p>
+        </w:tc>
+        <w:tc>
+          <w:tcPr>
+            <w:tcW w:type="dxa" w:w="2360"/>
+            <w:vAlign w:val="top"/>
+            <w:shd w:val="clear" w:fill="1C5D8C"/>
+          </w:tcPr>
+          <w:p>
+            <w:pPr>
+              <w:spacing w:after="40" w:line="240" w:lineRule="auto"/>
+            </w:pPr>
             <w:r>
               <w:rPr>
                 <w:b/>
                 <w:i w:val="0"/>
-                <w:sz w:val="19"/>
-              </w:rPr>
-              <w:t>Tip</w:t>
-            </w:r>
-          </w:p>
-        </w:tc>
-        <w:tc>
-          <w:tcPr>
-            <w:tcW w:type="dxa" w:w="2360"/>
+                <w:color w:val="FFFFFF"/>
+                <w:sz w:val="19"/>
+              </w:rPr>
+              <w:t>Examen</w:t>
+            </w:r>
+          </w:p>
+        </w:tc>
+        <w:tc>
+          <w:tcPr>
+            <w:tcW w:type="dxa" w:w="1900"/>
             <w:vAlign w:val="top"/>
             <w:shd w:val="clear" w:fill="1C5D8C"/>
           </w:tcPr>
@@ -8327,22 +7654,39 @@
             </w:pPr>
             <w:r>
               <w:rPr>
+                <w:b/>
+                <w:i w:val="0"/>
                 <w:color w:val="FFFFFF"/>
-              </w:rPr>
-            </w:r>
+                <w:sz w:val="19"/>
+              </w:rPr>
+              <w:t>Indicație</w:t>
+            </w:r>
+          </w:p>
+        </w:tc>
+        <w:tc>
+          <w:tcPr>
+            <w:tcW w:type="dxa" w:w="760"/>
+            <w:vAlign w:val="top"/>
+            <w:shd w:val="clear" w:fill="1C5D8C"/>
+          </w:tcPr>
+          <w:p>
+            <w:pPr>
+              <w:spacing w:after="40" w:line="240" w:lineRule="auto"/>
+            </w:pPr>
             <w:r>
               <w:rPr>
                 <w:b/>
                 <w:i w:val="0"/>
-                <w:sz w:val="19"/>
-              </w:rPr>
-              <w:t>Examen</w:t>
-            </w:r>
-          </w:p>
-        </w:tc>
-        <w:tc>
-          <w:tcPr>
-            <w:tcW w:type="dxa" w:w="1900"/>
+                <w:color w:val="FFFFFF"/>
+                <w:sz w:val="19"/>
+              </w:rPr>
+              <w:t>Grad</w:t>
+            </w:r>
+          </w:p>
+        </w:tc>
+        <w:tc>
+          <w:tcPr>
+            <w:tcW w:type="dxa" w:w="800"/>
             <w:vAlign w:val="top"/>
             <w:shd w:val="clear" w:fill="1C5D8C"/>
           </w:tcPr>
@@ -8352,22 +7696,39 @@
             </w:pPr>
             <w:r>
               <w:rPr>
+                <w:b/>
+                <w:i w:val="0"/>
                 <w:color w:val="FFFFFF"/>
-              </w:rPr>
-            </w:r>
+                <w:sz w:val="19"/>
+              </w:rPr>
+              <w:t>Doză</w:t>
+            </w:r>
+          </w:p>
+        </w:tc>
+        <w:tc>
+          <w:tcPr>
+            <w:tcW w:type="dxa" w:w="3400"/>
+            <w:vAlign w:val="top"/>
+            <w:shd w:val="clear" w:fill="1C5D8C"/>
+          </w:tcPr>
+          <w:p>
+            <w:pPr>
+              <w:spacing w:after="40" w:line="240" w:lineRule="auto"/>
+            </w:pPr>
             <w:r>
               <w:rPr>
                 <w:b/>
                 <w:i w:val="0"/>
-                <w:sz w:val="19"/>
-              </w:rPr>
-              <w:t>Indicație</w:t>
-            </w:r>
-          </w:p>
-        </w:tc>
-        <w:tc>
-          <w:tcPr>
-            <w:tcW w:type="dxa" w:w="760"/>
+                <w:color w:val="FFFFFF"/>
+                <w:sz w:val="19"/>
+              </w:rPr>
+              <w:t>Comentarii</w:t>
+            </w:r>
+          </w:p>
+        </w:tc>
+        <w:tc>
+          <w:tcPr>
+            <w:tcW w:type="dxa" w:w="2100"/>
             <w:vAlign w:val="top"/>
             <w:shd w:val="clear" w:fill="1C5D8C"/>
           </w:tcPr>
@@ -8377,113 +7738,30 @@
             </w:pPr>
             <w:r>
               <w:rPr>
+                <w:b/>
+                <w:i w:val="0"/>
                 <w:color w:val="FFFFFF"/>
-              </w:rPr>
-            </w:r>
+                <w:sz w:val="19"/>
+              </w:rPr>
+              <w:t>Decizie</w:t>
+            </w:r>
+          </w:p>
+        </w:tc>
+        <w:tc>
+          <w:tcPr>
+            <w:tcW w:type="dxa" w:w="3160"/>
+            <w:vAlign w:val="top"/>
+            <w:shd w:val="clear" w:fill="1C5D8C"/>
+          </w:tcPr>
+          <w:p>
+            <w:pPr>
+              <w:spacing w:after="40" w:line="240" w:lineRule="auto"/>
+            </w:pPr>
             <w:r>
               <w:rPr>
                 <w:b/>
                 <w:i w:val="0"/>
-                <w:sz w:val="19"/>
-              </w:rPr>
-              <w:t>Grad</w:t>
-            </w:r>
-          </w:p>
-        </w:tc>
-        <w:tc>
-          <w:tcPr>
-            <w:tcW w:type="dxa" w:w="800"/>
-            <w:vAlign w:val="top"/>
-            <w:shd w:val="clear" w:fill="1C5D8C"/>
-          </w:tcPr>
-          <w:p>
-            <w:pPr>
-              <w:spacing w:after="40" w:line="240" w:lineRule="auto"/>
-            </w:pPr>
-            <w:r>
-              <w:rPr>
                 <w:color w:val="FFFFFF"/>
-              </w:rPr>
-            </w:r>
-            <w:r>
-              <w:rPr>
-                <w:b/>
-                <w:i w:val="0"/>
-                <w:sz w:val="19"/>
-              </w:rPr>
-              <w:t>Doză</w:t>
-            </w:r>
-          </w:p>
-        </w:tc>
-        <w:tc>
-          <w:tcPr>
-            <w:tcW w:type="dxa" w:w="3400"/>
-            <w:vAlign w:val="top"/>
-            <w:shd w:val="clear" w:fill="1C5D8C"/>
-          </w:tcPr>
-          <w:p>
-            <w:pPr>
-              <w:spacing w:after="40" w:line="240" w:lineRule="auto"/>
-            </w:pPr>
-            <w:r>
-              <w:rPr>
-                <w:color w:val="FFFFFF"/>
-              </w:rPr>
-            </w:r>
-            <w:r>
-              <w:rPr>
-                <w:b/>
-                <w:i w:val="0"/>
-                <w:sz w:val="19"/>
-              </w:rPr>
-              <w:t>Comentarii</w:t>
-            </w:r>
-          </w:p>
-        </w:tc>
-        <w:tc>
-          <w:tcPr>
-            <w:tcW w:type="dxa" w:w="2100"/>
-            <w:vAlign w:val="top"/>
-            <w:shd w:val="clear" w:fill="1C5D8C"/>
-          </w:tcPr>
-          <w:p>
-            <w:pPr>
-              <w:spacing w:after="40" w:line="240" w:lineRule="auto"/>
-            </w:pPr>
-            <w:r>
-              <w:rPr>
-                <w:color w:val="FFFFFF"/>
-              </w:rPr>
-            </w:r>
-            <w:r>
-              <w:rPr>
-                <w:b/>
-                <w:i w:val="0"/>
-                <w:sz w:val="19"/>
-              </w:rPr>
-              <w:t>Decizie</w:t>
-            </w:r>
-          </w:p>
-        </w:tc>
-        <w:tc>
-          <w:tcPr>
-            <w:tcW w:type="dxa" w:w="3160"/>
-            <w:vAlign w:val="top"/>
-            <w:shd w:val="clear" w:fill="1C5D8C"/>
-          </w:tcPr>
-          <w:p>
-            <w:pPr>
-              <w:spacing w:after="40" w:line="240" w:lineRule="auto"/>
-            </w:pPr>
-            <w:r>
-              <w:rPr>
-                <w:color w:val="FFFFFF"/>
-              </w:rPr>
-            </w:r>
-            <w:r>
-              <w:rPr>
-                <w:b/>
-                <w:i w:val="0"/>
                 <w:sz w:val="19"/>
               </w:rPr>
               <w:t>Comentariu editor</w:t>
@@ -8501,7 +7779,6 @@
             <w:pPr>
               <w:spacing w:after="40" w:line="240" w:lineRule="auto"/>
             </w:pPr>
-            <w:r/>
             <w:r>
               <w:rPr>
                 <w:b w:val="0"/>
@@ -8521,7 +7798,6 @@
             <w:pPr>
               <w:spacing w:after="40" w:line="240" w:lineRule="auto"/>
             </w:pPr>
-            <w:r/>
             <w:r>
               <w:rPr>
                 <w:b w:val="0"/>
@@ -8541,7 +7817,6 @@
             <w:pPr>
               <w:spacing w:after="40" w:line="240" w:lineRule="auto"/>
             </w:pPr>
-            <w:r/>
             <w:r>
               <w:rPr>
                 <w:b w:val="0"/>
@@ -8561,7 +7836,6 @@
             <w:pPr>
               <w:spacing w:after="40" w:line="240" w:lineRule="auto"/>
             </w:pPr>
-            <w:r/>
             <w:r>
               <w:rPr>
                 <w:b w:val="0"/>
@@ -8581,7 +7855,6 @@
             <w:pPr>
               <w:spacing w:after="40" w:line="240" w:lineRule="auto"/>
             </w:pPr>
-            <w:r/>
             <w:r>
               <w:rPr>
                 <w:b w:val="0"/>
@@ -8601,7 +7874,6 @@
             <w:pPr>
               <w:spacing w:after="40" w:line="240" w:lineRule="auto"/>
             </w:pPr>
-            <w:r/>
             <w:r>
               <w:rPr>
                 <w:b w:val="0"/>
@@ -8621,7 +7893,6 @@
             <w:pPr>
               <w:spacing w:after="40" w:line="240" w:lineRule="auto"/>
             </w:pPr>
-            <w:r/>
             <w:r>
               <w:rPr>
                 <w:b w:val="0"/>
@@ -8640,7 +7911,6 @@
             <w:pPr>
               <w:spacing w:after="40" w:line="240" w:lineRule="auto"/>
             </w:pPr>
-            <w:r/>
             <w:r>
               <w:rPr>
                 <w:b w:val="0"/>
@@ -8703,22 +7973,39 @@
             </w:pPr>
             <w:r>
               <w:rPr>
+                <w:b/>
+                <w:i w:val="0"/>
                 <w:color w:val="FFFFFF"/>
-              </w:rPr>
-            </w:r>
+                <w:sz w:val="19"/>
+              </w:rPr>
+              <w:t>Tip</w:t>
+            </w:r>
+          </w:p>
+        </w:tc>
+        <w:tc>
+          <w:tcPr>
+            <w:tcW w:type="dxa" w:w="2360"/>
+            <w:vAlign w:val="top"/>
+            <w:shd w:val="clear" w:fill="1C5D8C"/>
+          </w:tcPr>
+          <w:p>
+            <w:pPr>
+              <w:spacing w:after="40" w:line="240" w:lineRule="auto"/>
+            </w:pPr>
             <w:r>
               <w:rPr>
                 <w:b/>
                 <w:i w:val="0"/>
-                <w:sz w:val="19"/>
-              </w:rPr>
-              <w:t>Tip</w:t>
-            </w:r>
-          </w:p>
-        </w:tc>
-        <w:tc>
-          <w:tcPr>
-            <w:tcW w:type="dxa" w:w="2360"/>
+                <w:color w:val="FFFFFF"/>
+                <w:sz w:val="19"/>
+              </w:rPr>
+              <w:t>Examen</w:t>
+            </w:r>
+          </w:p>
+        </w:tc>
+        <w:tc>
+          <w:tcPr>
+            <w:tcW w:type="dxa" w:w="1900"/>
             <w:vAlign w:val="top"/>
             <w:shd w:val="clear" w:fill="1C5D8C"/>
           </w:tcPr>
@@ -8728,22 +8015,39 @@
             </w:pPr>
             <w:r>
               <w:rPr>
+                <w:b/>
+                <w:i w:val="0"/>
                 <w:color w:val="FFFFFF"/>
-              </w:rPr>
-            </w:r>
+                <w:sz w:val="19"/>
+              </w:rPr>
+              <w:t>Indicație</w:t>
+            </w:r>
+          </w:p>
+        </w:tc>
+        <w:tc>
+          <w:tcPr>
+            <w:tcW w:type="dxa" w:w="760"/>
+            <w:vAlign w:val="top"/>
+            <w:shd w:val="clear" w:fill="1C5D8C"/>
+          </w:tcPr>
+          <w:p>
+            <w:pPr>
+              <w:spacing w:after="40" w:line="240" w:lineRule="auto"/>
+            </w:pPr>
             <w:r>
               <w:rPr>
                 <w:b/>
                 <w:i w:val="0"/>
-                <w:sz w:val="19"/>
-              </w:rPr>
-              <w:t>Examen</w:t>
-            </w:r>
-          </w:p>
-        </w:tc>
-        <w:tc>
-          <w:tcPr>
-            <w:tcW w:type="dxa" w:w="1900"/>
+                <w:color w:val="FFFFFF"/>
+                <w:sz w:val="19"/>
+              </w:rPr>
+              <w:t>Grad</w:t>
+            </w:r>
+          </w:p>
+        </w:tc>
+        <w:tc>
+          <w:tcPr>
+            <w:tcW w:type="dxa" w:w="800"/>
             <w:vAlign w:val="top"/>
             <w:shd w:val="clear" w:fill="1C5D8C"/>
           </w:tcPr>
@@ -8753,22 +8057,39 @@
             </w:pPr>
             <w:r>
               <w:rPr>
+                <w:b/>
+                <w:i w:val="0"/>
                 <w:color w:val="FFFFFF"/>
-              </w:rPr>
-            </w:r>
+                <w:sz w:val="19"/>
+              </w:rPr>
+              <w:t>Doză</w:t>
+            </w:r>
+          </w:p>
+        </w:tc>
+        <w:tc>
+          <w:tcPr>
+            <w:tcW w:type="dxa" w:w="3400"/>
+            <w:vAlign w:val="top"/>
+            <w:shd w:val="clear" w:fill="1C5D8C"/>
+          </w:tcPr>
+          <w:p>
+            <w:pPr>
+              <w:spacing w:after="40" w:line="240" w:lineRule="auto"/>
+            </w:pPr>
             <w:r>
               <w:rPr>
                 <w:b/>
                 <w:i w:val="0"/>
-                <w:sz w:val="19"/>
-              </w:rPr>
-              <w:t>Indicație</w:t>
-            </w:r>
-          </w:p>
-        </w:tc>
-        <w:tc>
-          <w:tcPr>
-            <w:tcW w:type="dxa" w:w="760"/>
+                <w:color w:val="FFFFFF"/>
+                <w:sz w:val="19"/>
+              </w:rPr>
+              <w:t>Comentarii</w:t>
+            </w:r>
+          </w:p>
+        </w:tc>
+        <w:tc>
+          <w:tcPr>
+            <w:tcW w:type="dxa" w:w="2100"/>
             <w:vAlign w:val="top"/>
             <w:shd w:val="clear" w:fill="1C5D8C"/>
           </w:tcPr>
@@ -8778,113 +8099,30 @@
             </w:pPr>
             <w:r>
               <w:rPr>
+                <w:b/>
+                <w:i w:val="0"/>
                 <w:color w:val="FFFFFF"/>
-              </w:rPr>
-            </w:r>
+                <w:sz w:val="19"/>
+              </w:rPr>
+              <w:t>Decizie</w:t>
+            </w:r>
+          </w:p>
+        </w:tc>
+        <w:tc>
+          <w:tcPr>
+            <w:tcW w:type="dxa" w:w="3160"/>
+            <w:vAlign w:val="top"/>
+            <w:shd w:val="clear" w:fill="1C5D8C"/>
+          </w:tcPr>
+          <w:p>
+            <w:pPr>
+              <w:spacing w:after="40" w:line="240" w:lineRule="auto"/>
+            </w:pPr>
             <w:r>
               <w:rPr>
                 <w:b/>
                 <w:i w:val="0"/>
-                <w:sz w:val="19"/>
-              </w:rPr>
-              <w:t>Grad</w:t>
-            </w:r>
-          </w:p>
-        </w:tc>
-        <w:tc>
-          <w:tcPr>
-            <w:tcW w:type="dxa" w:w="800"/>
-            <w:vAlign w:val="top"/>
-            <w:shd w:val="clear" w:fill="1C5D8C"/>
-          </w:tcPr>
-          <w:p>
-            <w:pPr>
-              <w:spacing w:after="40" w:line="240" w:lineRule="auto"/>
-            </w:pPr>
-            <w:r>
-              <w:rPr>
                 <w:color w:val="FFFFFF"/>
-              </w:rPr>
-            </w:r>
-            <w:r>
-              <w:rPr>
-                <w:b/>
-                <w:i w:val="0"/>
-                <w:sz w:val="19"/>
-              </w:rPr>
-              <w:t>Doză</w:t>
-            </w:r>
-          </w:p>
-        </w:tc>
-        <w:tc>
-          <w:tcPr>
-            <w:tcW w:type="dxa" w:w="3400"/>
-            <w:vAlign w:val="top"/>
-            <w:shd w:val="clear" w:fill="1C5D8C"/>
-          </w:tcPr>
-          <w:p>
-            <w:pPr>
-              <w:spacing w:after="40" w:line="240" w:lineRule="auto"/>
-            </w:pPr>
-            <w:r>
-              <w:rPr>
-                <w:color w:val="FFFFFF"/>
-              </w:rPr>
-            </w:r>
-            <w:r>
-              <w:rPr>
-                <w:b/>
-                <w:i w:val="0"/>
-                <w:sz w:val="19"/>
-              </w:rPr>
-              <w:t>Comentarii</w:t>
-            </w:r>
-          </w:p>
-        </w:tc>
-        <w:tc>
-          <w:tcPr>
-            <w:tcW w:type="dxa" w:w="2100"/>
-            <w:vAlign w:val="top"/>
-            <w:shd w:val="clear" w:fill="1C5D8C"/>
-          </w:tcPr>
-          <w:p>
-            <w:pPr>
-              <w:spacing w:after="40" w:line="240" w:lineRule="auto"/>
-            </w:pPr>
-            <w:r>
-              <w:rPr>
-                <w:color w:val="FFFFFF"/>
-              </w:rPr>
-            </w:r>
-            <w:r>
-              <w:rPr>
-                <w:b/>
-                <w:i w:val="0"/>
-                <w:sz w:val="19"/>
-              </w:rPr>
-              <w:t>Decizie</w:t>
-            </w:r>
-          </w:p>
-        </w:tc>
-        <w:tc>
-          <w:tcPr>
-            <w:tcW w:type="dxa" w:w="3160"/>
-            <w:vAlign w:val="top"/>
-            <w:shd w:val="clear" w:fill="1C5D8C"/>
-          </w:tcPr>
-          <w:p>
-            <w:pPr>
-              <w:spacing w:after="40" w:line="240" w:lineRule="auto"/>
-            </w:pPr>
-            <w:r>
-              <w:rPr>
-                <w:color w:val="FFFFFF"/>
-              </w:rPr>
-            </w:r>
-            <w:r>
-              <w:rPr>
-                <w:b/>
-                <w:i w:val="0"/>
                 <w:sz w:val="19"/>
               </w:rPr>
               <w:t>Comentariu editor</w:t>
@@ -8902,7 +8140,6 @@
             <w:pPr>
               <w:spacing w:after="40" w:line="240" w:lineRule="auto"/>
             </w:pPr>
-            <w:r/>
             <w:r>
               <w:rPr>
                 <w:b w:val="0"/>
@@ -8922,7 +8159,6 @@
             <w:pPr>
               <w:spacing w:after="40" w:line="240" w:lineRule="auto"/>
             </w:pPr>
-            <w:r/>
             <w:r>
               <w:rPr>
                 <w:b w:val="0"/>
@@ -8942,7 +8178,6 @@
             <w:pPr>
               <w:spacing w:after="40" w:line="240" w:lineRule="auto"/>
             </w:pPr>
-            <w:r/>
             <w:r>
               <w:rPr>
                 <w:b w:val="0"/>
@@ -8962,7 +8197,6 @@
             <w:pPr>
               <w:spacing w:after="40" w:line="240" w:lineRule="auto"/>
             </w:pPr>
-            <w:r/>
             <w:r>
               <w:rPr>
                 <w:b w:val="0"/>
@@ -8982,7 +8216,6 @@
             <w:pPr>
               <w:spacing w:after="40" w:line="240" w:lineRule="auto"/>
             </w:pPr>
-            <w:r/>
             <w:r>
               <w:rPr>
                 <w:b w:val="0"/>
@@ -9002,7 +8235,6 @@
             <w:pPr>
               <w:spacing w:after="40" w:line="240" w:lineRule="auto"/>
             </w:pPr>
-            <w:r/>
             <w:r>
               <w:rPr>
                 <w:b w:val="0"/>
@@ -9022,7 +8254,6 @@
             <w:pPr>
               <w:spacing w:after="40" w:line="240" w:lineRule="auto"/>
             </w:pPr>
-            <w:r/>
             <w:r>
               <w:rPr>
                 <w:b w:val="0"/>
@@ -9041,7 +8272,6 @@
             <w:pPr>
               <w:spacing w:after="40" w:line="240" w:lineRule="auto"/>
             </w:pPr>
-            <w:r/>
             <w:r>
               <w:rPr>
                 <w:b w:val="0"/>
@@ -9062,7 +8292,6 @@
             <w:pPr>
               <w:spacing w:after="40" w:line="240" w:lineRule="auto"/>
             </w:pPr>
-            <w:r/>
             <w:r>
               <w:rPr>
                 <w:b w:val="0"/>
@@ -9082,7 +8311,6 @@
             <w:pPr>
               <w:spacing w:after="40" w:line="240" w:lineRule="auto"/>
             </w:pPr>
-            <w:r/>
             <w:r>
               <w:rPr>
                 <w:b w:val="0"/>
@@ -9102,7 +8330,6 @@
             <w:pPr>
               <w:spacing w:after="40" w:line="240" w:lineRule="auto"/>
             </w:pPr>
-            <w:r/>
             <w:r>
               <w:rPr>
                 <w:b w:val="0"/>
@@ -9122,7 +8349,6 @@
             <w:pPr>
               <w:spacing w:after="40" w:line="240" w:lineRule="auto"/>
             </w:pPr>
-            <w:r/>
             <w:r>
               <w:rPr>
                 <w:b w:val="0"/>
@@ -9142,7 +8368,6 @@
             <w:pPr>
               <w:spacing w:after="40" w:line="240" w:lineRule="auto"/>
             </w:pPr>
-            <w:r/>
             <w:r>
               <w:rPr>
                 <w:b w:val="0"/>
@@ -9162,7 +8387,6 @@
             <w:pPr>
               <w:spacing w:after="40" w:line="240" w:lineRule="auto"/>
             </w:pPr>
-            <w:r/>
             <w:r>
               <w:rPr>
                 <w:b w:val="0"/>
@@ -9182,7 +8406,6 @@
             <w:pPr>
               <w:spacing w:after="40" w:line="240" w:lineRule="auto"/>
             </w:pPr>
-            <w:r/>
             <w:r>
               <w:rPr>
                 <w:b w:val="0"/>
@@ -9201,7 +8424,6 @@
             <w:pPr>
               <w:spacing w:after="40" w:line="240" w:lineRule="auto"/>
             </w:pPr>
-            <w:r/>
             <w:r>
               <w:rPr>
                 <w:b w:val="0"/>
